--- a/SACCO_Master_Performance_Report.docx
+++ b/SACCO_Master_Performance_Report.docx
@@ -23,307 +23,59 @@
     <w:p>
       <w:pPr>
         <w:pStyle w:val="Heading3"/>
+        <w:spacing w:after="100" w:before="200"/>
       </w:pPr>
       <w:r>
-        <w:t xml:space="preserve">1. Executive Financial Overview</w:t>
+        <w:rPr>
+          <w:rFonts w:ascii="Book Antiqua" w:cs="Book Antiqua" w:eastAsia="Book Antiqua" w:hAnsi="Book Antiqua"/>
+          <w:b/>
+          <w:bCs/>
+        </w:rPr>
+        <w:t xml:space="preserve">1. Executive Overview</w:t>
       </w:r>
     </w:p>
     <w:p>
+      <w:pPr>
+        <w:spacing w:after="60" w:before="60"/>
+      </w:pPr>
       <w:r>
-        <w:t xml:space="preserve">The SACCO currently has 39 registered members. Accumulated savings total UGX 27,805,000. The active loan book stands at UGX 8,302,000, with UGX 6,857,500 in loan repayments collected to date and an outstanding balance of UGX 1,444,500. Total loan interest earned stands at UGX 5,771,700.</w:t>
+        <w:rPr>
+          <w:rFonts w:ascii="Book Antiqua" w:cs="Book Antiqua" w:eastAsia="Book Antiqua" w:hAnsi="Book Antiqua"/>
+          <w:b w:val="false"/>
+          <w:bCs w:val="false"/>
+          <w:sz w:val="20"/>
+          <w:szCs w:val="20"/>
+        </w:rPr>
+        <w:t xml:space="preserve">The SACCO has 39 registered members with total accumulated savings of UGX 27,805,000. Total loans issued stand at UGX 8,302,000, with UGX 6,857,500 in loan repayments collected to date and an outstanding balance of UGX 1,444,500 across all active accounts.</w:t>
       </w:r>
     </w:p>
     <w:p>
       <w:pPr>
         <w:pStyle w:val="Heading3"/>
+        <w:spacing w:after="100" w:before="200"/>
       </w:pPr>
       <w:r>
-        <w:t xml:space="preserve">2. SACCO Performance Summary</w:t>
+        <w:rPr>
+          <w:rFonts w:ascii="Book Antiqua" w:cs="Book Antiqua" w:eastAsia="Book Antiqua" w:hAnsi="Book Antiqua"/>
+          <w:b/>
+          <w:bCs/>
+        </w:rPr>
+        <w:t xml:space="preserve">2. Member Savings Balances (Jan – Jul 2026)</w:t>
       </w:r>
     </w:p>
-    <w:tbl>
-      <w:tblPr>
-        <w:tblW w:type="pct" w:w="100%"/>
-        <w:tblBorders>
-          <w:top w:val="single" w:color="auto" w:sz="4"/>
-          <w:left w:val="single" w:color="auto" w:sz="4"/>
-          <w:bottom w:val="single" w:color="auto" w:sz="4"/>
-          <w:right w:val="single" w:color="auto" w:sz="4"/>
-          <w:insideH w:val="single" w:color="auto" w:sz="4"/>
-          <w:insideV w:val="single" w:color="auto" w:sz="4"/>
-        </w:tblBorders>
-      </w:tblPr>
-      <w:tblGrid>
-        <w:gridCol w:w="100"/>
-        <w:gridCol w:w="100"/>
-      </w:tblGrid>
-      <w:tr>
-        <w:tc>
-          <w:tcPr>
-            <w:shd w:fill="1E3A5F"/>
-          </w:tcPr>
-          <w:p>
-            <w:pPr>
-              <w:jc w:val="left"/>
-            </w:pPr>
-            <w:r>
-              <w:rPr>
-                <w:rFonts w:ascii="Calibri" w:cs="Calibri" w:eastAsia="Calibri" w:hAnsi="Calibri"/>
-                <w:b/>
-                <w:bCs/>
-                <w:color w:val="FFFFFF"/>
-                <w:sz w:val="20"/>
-                <w:szCs w:val="20"/>
-              </w:rPr>
-              <w:t xml:space="preserve">Metric / Indicator</w:t>
-            </w:r>
-          </w:p>
-        </w:tc>
-        <w:tc>
-          <w:tcPr>
-            <w:shd w:fill="1E3A5F"/>
-          </w:tcPr>
-          <w:p>
-            <w:pPr>
-              <w:jc w:val="left"/>
-            </w:pPr>
-            <w:r>
-              <w:rPr>
-                <w:rFonts w:ascii="Calibri" w:cs="Calibri" w:eastAsia="Calibri" w:hAnsi="Calibri"/>
-                <w:b/>
-                <w:bCs/>
-                <w:color w:val="FFFFFF"/>
-                <w:sz w:val="20"/>
-                <w:szCs w:val="20"/>
-              </w:rPr>
-              <w:t xml:space="preserve">Value / Total</w:t>
-            </w:r>
-          </w:p>
-        </w:tc>
-      </w:tr>
-      <w:tr>
-        <w:tc>
-          <w:p>
-            <w:pPr>
-              <w:jc w:val="left"/>
-            </w:pPr>
-            <w:r>
-              <w:rPr>
-                <w:rFonts w:ascii="Calibri" w:cs="Calibri" w:eastAsia="Calibri" w:hAnsi="Calibri"/>
-                <w:b w:val="false"/>
-                <w:bCs w:val="false"/>
-                <w:sz w:val="20"/>
-                <w:szCs w:val="20"/>
-              </w:rPr>
-              <w:t xml:space="preserve">Total Registered Members</w:t>
-            </w:r>
-          </w:p>
-        </w:tc>
-        <w:tc>
-          <w:p>
-            <w:pPr>
-              <w:jc w:val="left"/>
-            </w:pPr>
-            <w:r>
-              <w:rPr>
-                <w:rFonts w:ascii="Calibri" w:cs="Calibri" w:eastAsia="Calibri" w:hAnsi="Calibri"/>
-                <w:b w:val="false"/>
-                <w:bCs w:val="false"/>
-                <w:sz w:val="20"/>
-                <w:szCs w:val="20"/>
-              </w:rPr>
-              <w:t xml:space="preserve">39 Members</w:t>
-            </w:r>
-          </w:p>
-        </w:tc>
-      </w:tr>
-      <w:tr>
-        <w:tc>
-          <w:p>
-            <w:pPr>
-              <w:jc w:val="left"/>
-            </w:pPr>
-            <w:r>
-              <w:rPr>
-                <w:rFonts w:ascii="Calibri" w:cs="Calibri" w:eastAsia="Calibri" w:hAnsi="Calibri"/>
-                <w:b w:val="false"/>
-                <w:bCs w:val="false"/>
-                <w:sz w:val="20"/>
-                <w:szCs w:val="20"/>
-              </w:rPr>
-              <w:t xml:space="preserve">Total Accumulated Savings</w:t>
-            </w:r>
-          </w:p>
-        </w:tc>
-        <w:tc>
-          <w:p>
-            <w:pPr>
-              <w:jc w:val="left"/>
-            </w:pPr>
-            <w:r>
-              <w:rPr>
-                <w:rFonts w:ascii="Calibri" w:cs="Calibri" w:eastAsia="Calibri" w:hAnsi="Calibri"/>
-                <w:b w:val="false"/>
-                <w:bCs w:val="false"/>
-                <w:sz w:val="20"/>
-                <w:szCs w:val="20"/>
-              </w:rPr>
-              <w:t xml:space="preserve">UGX 27,805,000</w:t>
-            </w:r>
-          </w:p>
-        </w:tc>
-      </w:tr>
-      <w:tr>
-        <w:tc>
-          <w:p>
-            <w:pPr>
-              <w:jc w:val="left"/>
-            </w:pPr>
-            <w:r>
-              <w:rPr>
-                <w:rFonts w:ascii="Calibri" w:cs="Calibri" w:eastAsia="Calibri" w:hAnsi="Calibri"/>
-                <w:b w:val="false"/>
-                <w:bCs w:val="false"/>
-                <w:sz w:val="20"/>
-                <w:szCs w:val="20"/>
-              </w:rPr>
-              <w:t xml:space="preserve">Total Active Loan Principal Issued</w:t>
-            </w:r>
-          </w:p>
-        </w:tc>
-        <w:tc>
-          <w:p>
-            <w:pPr>
-              <w:jc w:val="left"/>
-            </w:pPr>
-            <w:r>
-              <w:rPr>
-                <w:rFonts w:ascii="Calibri" w:cs="Calibri" w:eastAsia="Calibri" w:hAnsi="Calibri"/>
-                <w:b w:val="false"/>
-                <w:bCs w:val="false"/>
-                <w:sz w:val="20"/>
-                <w:szCs w:val="20"/>
-              </w:rPr>
-              <w:t xml:space="preserve">UGX 8,302,000</w:t>
-            </w:r>
-          </w:p>
-        </w:tc>
-      </w:tr>
-      <w:tr>
-        <w:tc>
-          <w:p>
-            <w:pPr>
-              <w:jc w:val="left"/>
-            </w:pPr>
-            <w:r>
-              <w:rPr>
-                <w:rFonts w:ascii="Calibri" w:cs="Calibri" w:eastAsia="Calibri" w:hAnsi="Calibri"/>
-                <w:b w:val="false"/>
-                <w:bCs w:val="false"/>
-                <w:sz w:val="20"/>
-                <w:szCs w:val="20"/>
-              </w:rPr>
-              <w:t xml:space="preserve">Total Loan Repayments Collected</w:t>
-            </w:r>
-          </w:p>
-        </w:tc>
-        <w:tc>
-          <w:p>
-            <w:pPr>
-              <w:jc w:val="left"/>
-            </w:pPr>
-            <w:r>
-              <w:rPr>
-                <w:rFonts w:ascii="Calibri" w:cs="Calibri" w:eastAsia="Calibri" w:hAnsi="Calibri"/>
-                <w:b w:val="false"/>
-                <w:bCs w:val="false"/>
-                <w:sz w:val="20"/>
-                <w:szCs w:val="20"/>
-              </w:rPr>
-              <w:t xml:space="preserve">UGX 6,857,500</w:t>
-            </w:r>
-          </w:p>
-        </w:tc>
-      </w:tr>
-      <w:tr>
-        <w:tc>
-          <w:p>
-            <w:pPr>
-              <w:jc w:val="left"/>
-            </w:pPr>
-            <w:r>
-              <w:rPr>
-                <w:rFonts w:ascii="Calibri" w:cs="Calibri" w:eastAsia="Calibri" w:hAnsi="Calibri"/>
-                <w:b w:val="false"/>
-                <w:bCs w:val="false"/>
-                <w:sz w:val="20"/>
-                <w:szCs w:val="20"/>
-              </w:rPr>
-              <w:t xml:space="preserve">Outstanding Loan Balance</w:t>
-            </w:r>
-          </w:p>
-        </w:tc>
-        <w:tc>
-          <w:p>
-            <w:pPr>
-              <w:jc w:val="left"/>
-            </w:pPr>
-            <w:r>
-              <w:rPr>
-                <w:rFonts w:ascii="Calibri" w:cs="Calibri" w:eastAsia="Calibri" w:hAnsi="Calibri"/>
-                <w:b w:val="false"/>
-                <w:bCs w:val="false"/>
-                <w:sz w:val="20"/>
-                <w:szCs w:val="20"/>
-              </w:rPr>
-              <w:t xml:space="preserve">UGX 1,444,500</w:t>
-            </w:r>
-          </w:p>
-        </w:tc>
-      </w:tr>
-      <w:tr>
-        <w:tc>
-          <w:p>
-            <w:pPr>
-              <w:jc w:val="left"/>
-            </w:pPr>
-            <w:r>
-              <w:rPr>
-                <w:rFonts w:ascii="Calibri" w:cs="Calibri" w:eastAsia="Calibri" w:hAnsi="Calibri"/>
-                <w:b w:val="false"/>
-                <w:bCs w:val="false"/>
-                <w:sz w:val="20"/>
-                <w:szCs w:val="20"/>
-              </w:rPr>
-              <w:t xml:space="preserve">Total Loan Interest Revenue Earned</w:t>
-            </w:r>
-          </w:p>
-        </w:tc>
-        <w:tc>
-          <w:p>
-            <w:pPr>
-              <w:jc w:val="left"/>
-            </w:pPr>
-            <w:r>
-              <w:rPr>
-                <w:rFonts w:ascii="Calibri" w:cs="Calibri" w:eastAsia="Calibri" w:hAnsi="Calibri"/>
-                <w:b w:val="false"/>
-                <w:bCs w:val="false"/>
-                <w:sz w:val="20"/>
-                <w:szCs w:val="20"/>
-              </w:rPr>
-              <w:t xml:space="preserve">UGX 5,771,700</w:t>
-            </w:r>
-          </w:p>
-        </w:tc>
-      </w:tr>
-    </w:tbl>
     <w:p>
       <w:pPr>
-        <w:pStyle w:val="Heading3"/>
+        <w:spacing w:after="60" w:before="60"/>
       </w:pPr>
       <w:r>
-        <w:t xml:space="preserve">3. Active Member Savings &amp; Loan Balances</w:t>
+        <w:rPr>
+          <w:rFonts w:ascii="Book Antiqua" w:cs="Book Antiqua" w:eastAsia="Book Antiqua" w:hAnsi="Book Antiqua"/>
+          <w:b w:val="false"/>
+          <w:bCs w:val="false"/>
+          <w:sz w:val="20"/>
+          <w:szCs w:val="20"/>
+        </w:rPr>
+        <w:t xml:space="preserve">Total accumulated member savings deposits across all registered members: UGX 27,805,000</w:t>
       </w:r>
     </w:p>
     <w:tbl>
@@ -343,6 +95,7 @@
         <w:gridCol w:w="100"/>
         <w:gridCol w:w="100"/>
         <w:gridCol w:w="100"/>
+        <w:gridCol w:w="100"/>
       </w:tblGrid>
       <w:tr>
         <w:tc>
@@ -355,12 +108,12 @@
             </w:pPr>
             <w:r>
               <w:rPr>
-                <w:rFonts w:ascii="Calibri" w:cs="Calibri" w:eastAsia="Calibri" w:hAnsi="Calibri"/>
+                <w:rFonts w:ascii="Book Antiqua" w:cs="Book Antiqua" w:eastAsia="Book Antiqua" w:hAnsi="Book Antiqua"/>
                 <w:b/>
                 <w:bCs/>
                 <w:color w:val="FFFFFF"/>
-                <w:sz w:val="20"/>
-                <w:szCs w:val="20"/>
+                <w:sz w:val="18"/>
+                <w:szCs w:val="18"/>
               </w:rPr>
               <w:t xml:space="preserve">Member No</w:t>
             </w:r>
@@ -376,12 +129,12 @@
             </w:pPr>
             <w:r>
               <w:rPr>
-                <w:rFonts w:ascii="Calibri" w:cs="Calibri" w:eastAsia="Calibri" w:hAnsi="Calibri"/>
+                <w:rFonts w:ascii="Book Antiqua" w:cs="Book Antiqua" w:eastAsia="Book Antiqua" w:hAnsi="Book Antiqua"/>
                 <w:b/>
                 <w:bCs/>
                 <w:color w:val="FFFFFF"/>
-                <w:sz w:val="20"/>
-                <w:szCs w:val="20"/>
+                <w:sz w:val="18"/>
+                <w:szCs w:val="18"/>
               </w:rPr>
               <w:t xml:space="preserve">Full Name</w:t>
             </w:r>
@@ -397,12 +150,12 @@
             </w:pPr>
             <w:r>
               <w:rPr>
-                <w:rFonts w:ascii="Calibri" w:cs="Calibri" w:eastAsia="Calibri" w:hAnsi="Calibri"/>
+                <w:rFonts w:ascii="Book Antiqua" w:cs="Book Antiqua" w:eastAsia="Book Antiqua" w:hAnsi="Book Antiqua"/>
                 <w:b/>
                 <w:bCs/>
                 <w:color w:val="FFFFFF"/>
-                <w:sz w:val="20"/>
-                <w:szCs w:val="20"/>
+                <w:sz w:val="18"/>
+                <w:szCs w:val="18"/>
               </w:rPr>
               <w:t xml:space="preserve">Phone</w:t>
             </w:r>
@@ -418,12 +171,33 @@
             </w:pPr>
             <w:r>
               <w:rPr>
-                <w:rFonts w:ascii="Calibri" w:cs="Calibri" w:eastAsia="Calibri" w:hAnsi="Calibri"/>
+                <w:rFonts w:ascii="Book Antiqua" w:cs="Book Antiqua" w:eastAsia="Book Antiqua" w:hAnsi="Book Antiqua"/>
                 <w:b/>
                 <w:bCs/>
                 <w:color w:val="FFFFFF"/>
-                <w:sz w:val="20"/>
-                <w:szCs w:val="20"/>
+                <w:sz w:val="18"/>
+                <w:szCs w:val="18"/>
+              </w:rPr>
+              <w:t xml:space="preserve">Accumulated Savings (UGX)</w:t>
+            </w:r>
+          </w:p>
+        </w:tc>
+        <w:tc>
+          <w:tcPr>
+            <w:shd w:fill="1E3A5F"/>
+          </w:tcPr>
+          <w:p>
+            <w:pPr>
+              <w:jc w:val="left"/>
+            </w:pPr>
+            <w:r>
+              <w:rPr>
+                <w:rFonts w:ascii="Book Antiqua" w:cs="Book Antiqua" w:eastAsia="Book Antiqua" w:hAnsi="Book Antiqua"/>
+                <w:b/>
+                <w:bCs/>
+                <w:color w:val="FFFFFF"/>
+                <w:sz w:val="18"/>
+                <w:szCs w:val="18"/>
               </w:rPr>
               <w:t xml:space="preserve">Status</w:t>
             </w:r>
@@ -438,11 +212,11 @@
             </w:pPr>
             <w:r>
               <w:rPr>
-                <w:rFonts w:ascii="Calibri" w:cs="Calibri" w:eastAsia="Calibri" w:hAnsi="Calibri"/>
-                <w:b w:val="false"/>
-                <w:bCs w:val="false"/>
-                <w:sz w:val="20"/>
-                <w:szCs w:val="20"/>
+                <w:rFonts w:ascii="Book Antiqua" w:cs="Book Antiqua" w:eastAsia="Book Antiqua" w:hAnsi="Book Antiqua"/>
+                <w:b w:val="false"/>
+                <w:bCs w:val="false"/>
+                <w:sz w:val="18"/>
+                <w:szCs w:val="18"/>
               </w:rPr>
               <w:t xml:space="preserve">SACCO-010</w:t>
             </w:r>
@@ -455,11 +229,11 @@
             </w:pPr>
             <w:r>
               <w:rPr>
-                <w:rFonts w:ascii="Calibri" w:cs="Calibri" w:eastAsia="Calibri" w:hAnsi="Calibri"/>
-                <w:b w:val="false"/>
-                <w:bCs w:val="false"/>
-                <w:sz w:val="20"/>
-                <w:szCs w:val="20"/>
+                <w:rFonts w:ascii="Book Antiqua" w:cs="Book Antiqua" w:eastAsia="Book Antiqua" w:hAnsi="Book Antiqua"/>
+                <w:b w:val="false"/>
+                <w:bCs w:val="false"/>
+                <w:sz w:val="18"/>
+                <w:szCs w:val="18"/>
               </w:rPr>
               <w:t xml:space="preserve">Ainebyona Mebo</w:t>
             </w:r>
@@ -472,11 +246,11 @@
             </w:pPr>
             <w:r>
               <w:rPr>
-                <w:rFonts w:ascii="Calibri" w:cs="Calibri" w:eastAsia="Calibri" w:hAnsi="Calibri"/>
-                <w:b w:val="false"/>
-                <w:bCs w:val="false"/>
-                <w:sz w:val="20"/>
-                <w:szCs w:val="20"/>
+                <w:rFonts w:ascii="Book Antiqua" w:cs="Book Antiqua" w:eastAsia="Book Antiqua" w:hAnsi="Book Antiqua"/>
+                <w:b w:val="false"/>
+                <w:bCs w:val="false"/>
+                <w:sz w:val="18"/>
+                <w:szCs w:val="18"/>
               </w:rPr>
               <w:t xml:space="preserve">782462736</w:t>
             </w:r>
@@ -489,11 +263,28 @@
             </w:pPr>
             <w:r>
               <w:rPr>
-                <w:rFonts w:ascii="Calibri" w:cs="Calibri" w:eastAsia="Calibri" w:hAnsi="Calibri"/>
-                <w:b w:val="false"/>
-                <w:bCs w:val="false"/>
-                <w:sz w:val="20"/>
-                <w:szCs w:val="20"/>
+                <w:rFonts w:ascii="Book Antiqua" w:cs="Book Antiqua" w:eastAsia="Book Antiqua" w:hAnsi="Book Antiqua"/>
+                <w:b/>
+                <w:bCs/>
+                <w:sz w:val="18"/>
+                <w:szCs w:val="18"/>
+              </w:rPr>
+              <w:t xml:space="preserve">UGX 925,000</w:t>
+            </w:r>
+          </w:p>
+        </w:tc>
+        <w:tc>
+          <w:p>
+            <w:pPr>
+              <w:jc w:val="left"/>
+            </w:pPr>
+            <w:r>
+              <w:rPr>
+                <w:rFonts w:ascii="Book Antiqua" w:cs="Book Antiqua" w:eastAsia="Book Antiqua" w:hAnsi="Book Antiqua"/>
+                <w:b w:val="false"/>
+                <w:bCs w:val="false"/>
+                <w:sz w:val="18"/>
+                <w:szCs w:val="18"/>
               </w:rPr>
               <w:t xml:space="preserve">Active</w:t>
             </w:r>
@@ -508,11 +299,11 @@
             </w:pPr>
             <w:r>
               <w:rPr>
-                <w:rFonts w:ascii="Calibri" w:cs="Calibri" w:eastAsia="Calibri" w:hAnsi="Calibri"/>
-                <w:b w:val="false"/>
-                <w:bCs w:val="false"/>
-                <w:sz w:val="20"/>
-                <w:szCs w:val="20"/>
+                <w:rFonts w:ascii="Book Antiqua" w:cs="Book Antiqua" w:eastAsia="Book Antiqua" w:hAnsi="Book Antiqua"/>
+                <w:b w:val="false"/>
+                <w:bCs w:val="false"/>
+                <w:sz w:val="18"/>
+                <w:szCs w:val="18"/>
               </w:rPr>
               <w:t xml:space="preserve">SACCO-008</w:t>
             </w:r>
@@ -525,11 +316,11 @@
             </w:pPr>
             <w:r>
               <w:rPr>
-                <w:rFonts w:ascii="Calibri" w:cs="Calibri" w:eastAsia="Calibri" w:hAnsi="Calibri"/>
-                <w:b w:val="false"/>
-                <w:bCs w:val="false"/>
-                <w:sz w:val="20"/>
-                <w:szCs w:val="20"/>
+                <w:rFonts w:ascii="Book Antiqua" w:cs="Book Antiqua" w:eastAsia="Book Antiqua" w:hAnsi="Book Antiqua"/>
+                <w:b w:val="false"/>
+                <w:bCs w:val="false"/>
+                <w:sz w:val="18"/>
+                <w:szCs w:val="18"/>
               </w:rPr>
               <w:t xml:space="preserve">Ainembabazi Queen</w:t>
             </w:r>
@@ -542,11 +333,11 @@
             </w:pPr>
             <w:r>
               <w:rPr>
-                <w:rFonts w:ascii="Calibri" w:cs="Calibri" w:eastAsia="Calibri" w:hAnsi="Calibri"/>
-                <w:b w:val="false"/>
-                <w:bCs w:val="false"/>
-                <w:sz w:val="20"/>
-                <w:szCs w:val="20"/>
+                <w:rFonts w:ascii="Book Antiqua" w:cs="Book Antiqua" w:eastAsia="Book Antiqua" w:hAnsi="Book Antiqua"/>
+                <w:b w:val="false"/>
+                <w:bCs w:val="false"/>
+                <w:sz w:val="18"/>
+                <w:szCs w:val="18"/>
               </w:rPr>
               <w:t xml:space="preserve">787481648</w:t>
             </w:r>
@@ -559,11 +350,28 @@
             </w:pPr>
             <w:r>
               <w:rPr>
-                <w:rFonts w:ascii="Calibri" w:cs="Calibri" w:eastAsia="Calibri" w:hAnsi="Calibri"/>
-                <w:b w:val="false"/>
-                <w:bCs w:val="false"/>
-                <w:sz w:val="20"/>
-                <w:szCs w:val="20"/>
+                <w:rFonts w:ascii="Book Antiqua" w:cs="Book Antiqua" w:eastAsia="Book Antiqua" w:hAnsi="Book Antiqua"/>
+                <w:b/>
+                <w:bCs/>
+                <w:sz w:val="18"/>
+                <w:szCs w:val="18"/>
+              </w:rPr>
+              <w:t xml:space="preserve">UGX 750,000</w:t>
+            </w:r>
+          </w:p>
+        </w:tc>
+        <w:tc>
+          <w:p>
+            <w:pPr>
+              <w:jc w:val="left"/>
+            </w:pPr>
+            <w:r>
+              <w:rPr>
+                <w:rFonts w:ascii="Book Antiqua" w:cs="Book Antiqua" w:eastAsia="Book Antiqua" w:hAnsi="Book Antiqua"/>
+                <w:b w:val="false"/>
+                <w:bCs w:val="false"/>
+                <w:sz w:val="18"/>
+                <w:szCs w:val="18"/>
               </w:rPr>
               <w:t xml:space="preserve">Active</w:t>
             </w:r>
@@ -578,11 +386,11 @@
             </w:pPr>
             <w:r>
               <w:rPr>
-                <w:rFonts w:ascii="Calibri" w:cs="Calibri" w:eastAsia="Calibri" w:hAnsi="Calibri"/>
-                <w:b w:val="false"/>
-                <w:bCs w:val="false"/>
-                <w:sz w:val="20"/>
-                <w:szCs w:val="20"/>
+                <w:rFonts w:ascii="Book Antiqua" w:cs="Book Antiqua" w:eastAsia="Book Antiqua" w:hAnsi="Book Antiqua"/>
+                <w:b w:val="false"/>
+                <w:bCs w:val="false"/>
+                <w:sz w:val="18"/>
+                <w:szCs w:val="18"/>
               </w:rPr>
               <w:t xml:space="preserve">SACCO-022</w:t>
             </w:r>
@@ -595,11 +403,11 @@
             </w:pPr>
             <w:r>
               <w:rPr>
-                <w:rFonts w:ascii="Calibri" w:cs="Calibri" w:eastAsia="Calibri" w:hAnsi="Calibri"/>
-                <w:b w:val="false"/>
-                <w:bCs w:val="false"/>
-                <w:sz w:val="20"/>
-                <w:szCs w:val="20"/>
+                <w:rFonts w:ascii="Book Antiqua" w:cs="Book Antiqua" w:eastAsia="Book Antiqua" w:hAnsi="Book Antiqua"/>
+                <w:b w:val="false"/>
+                <w:bCs w:val="false"/>
+                <w:sz w:val="18"/>
+                <w:szCs w:val="18"/>
               </w:rPr>
               <w:t xml:space="preserve">Alex Muzahura</w:t>
             </w:r>
@@ -612,11 +420,11 @@
             </w:pPr>
             <w:r>
               <w:rPr>
-                <w:rFonts w:ascii="Calibri" w:cs="Calibri" w:eastAsia="Calibri" w:hAnsi="Calibri"/>
-                <w:b w:val="false"/>
-                <w:bCs w:val="false"/>
-                <w:sz w:val="20"/>
-                <w:szCs w:val="20"/>
+                <w:rFonts w:ascii="Book Antiqua" w:cs="Book Antiqua" w:eastAsia="Book Antiqua" w:hAnsi="Book Antiqua"/>
+                <w:b w:val="false"/>
+                <w:bCs w:val="false"/>
+                <w:sz w:val="18"/>
+                <w:szCs w:val="18"/>
               </w:rPr>
               <w:t xml:space="preserve">751590239</w:t>
             </w:r>
@@ -629,11 +437,28 @@
             </w:pPr>
             <w:r>
               <w:rPr>
-                <w:rFonts w:ascii="Calibri" w:cs="Calibri" w:eastAsia="Calibri" w:hAnsi="Calibri"/>
-                <w:b w:val="false"/>
-                <w:bCs w:val="false"/>
-                <w:sz w:val="20"/>
-                <w:szCs w:val="20"/>
+                <w:rFonts w:ascii="Book Antiqua" w:cs="Book Antiqua" w:eastAsia="Book Antiqua" w:hAnsi="Book Antiqua"/>
+                <w:b/>
+                <w:bCs/>
+                <w:sz w:val="18"/>
+                <w:szCs w:val="18"/>
+              </w:rPr>
+              <w:t xml:space="preserve">UGX 150,000</w:t>
+            </w:r>
+          </w:p>
+        </w:tc>
+        <w:tc>
+          <w:p>
+            <w:pPr>
+              <w:jc w:val="left"/>
+            </w:pPr>
+            <w:r>
+              <w:rPr>
+                <w:rFonts w:ascii="Book Antiqua" w:cs="Book Antiqua" w:eastAsia="Book Antiqua" w:hAnsi="Book Antiqua"/>
+                <w:b w:val="false"/>
+                <w:bCs w:val="false"/>
+                <w:sz w:val="18"/>
+                <w:szCs w:val="18"/>
               </w:rPr>
               <w:t xml:space="preserve">Active</w:t>
             </w:r>
@@ -648,11 +473,11 @@
             </w:pPr>
             <w:r>
               <w:rPr>
-                <w:rFonts w:ascii="Calibri" w:cs="Calibri" w:eastAsia="Calibri" w:hAnsi="Calibri"/>
-                <w:b w:val="false"/>
-                <w:bCs w:val="false"/>
-                <w:sz w:val="20"/>
-                <w:szCs w:val="20"/>
+                <w:rFonts w:ascii="Book Antiqua" w:cs="Book Antiqua" w:eastAsia="Book Antiqua" w:hAnsi="Book Antiqua"/>
+                <w:b w:val="false"/>
+                <w:bCs w:val="false"/>
+                <w:sz w:val="18"/>
+                <w:szCs w:val="18"/>
               </w:rPr>
               <w:t xml:space="preserve">SACCO-038</w:t>
             </w:r>
@@ -665,11 +490,11 @@
             </w:pPr>
             <w:r>
               <w:rPr>
-                <w:rFonts w:ascii="Calibri" w:cs="Calibri" w:eastAsia="Calibri" w:hAnsi="Calibri"/>
-                <w:b w:val="false"/>
-                <w:bCs w:val="false"/>
-                <w:sz w:val="20"/>
-                <w:szCs w:val="20"/>
+                <w:rFonts w:ascii="Book Antiqua" w:cs="Book Antiqua" w:eastAsia="Book Antiqua" w:hAnsi="Book Antiqua"/>
+                <w:b w:val="false"/>
+                <w:bCs w:val="false"/>
+                <w:sz w:val="18"/>
+                <w:szCs w:val="18"/>
               </w:rPr>
               <w:t xml:space="preserve">Amos</w:t>
             </w:r>
@@ -682,11 +507,11 @@
             </w:pPr>
             <w:r>
               <w:rPr>
-                <w:rFonts w:ascii="Calibri" w:cs="Calibri" w:eastAsia="Calibri" w:hAnsi="Calibri"/>
-                <w:b w:val="false"/>
-                <w:bCs w:val="false"/>
-                <w:sz w:val="20"/>
-                <w:szCs w:val="20"/>
+                <w:rFonts w:ascii="Book Antiqua" w:cs="Book Antiqua" w:eastAsia="Book Antiqua" w:hAnsi="Book Antiqua"/>
+                <w:b w:val="false"/>
+                <w:bCs w:val="false"/>
+                <w:sz w:val="18"/>
+                <w:szCs w:val="18"/>
               </w:rPr>
               <w:t xml:space="preserve">—</w:t>
             </w:r>
@@ -699,11 +524,28 @@
             </w:pPr>
             <w:r>
               <w:rPr>
-                <w:rFonts w:ascii="Calibri" w:cs="Calibri" w:eastAsia="Calibri" w:hAnsi="Calibri"/>
-                <w:b w:val="false"/>
-                <w:bCs w:val="false"/>
-                <w:sz w:val="20"/>
-                <w:szCs w:val="20"/>
+                <w:rFonts w:ascii="Book Antiqua" w:cs="Book Antiqua" w:eastAsia="Book Antiqua" w:hAnsi="Book Antiqua"/>
+                <w:b/>
+                <w:bCs/>
+                <w:sz w:val="18"/>
+                <w:szCs w:val="18"/>
+              </w:rPr>
+              <w:t xml:space="preserve">UGX 250,000</w:t>
+            </w:r>
+          </w:p>
+        </w:tc>
+        <w:tc>
+          <w:p>
+            <w:pPr>
+              <w:jc w:val="left"/>
+            </w:pPr>
+            <w:r>
+              <w:rPr>
+                <w:rFonts w:ascii="Book Antiqua" w:cs="Book Antiqua" w:eastAsia="Book Antiqua" w:hAnsi="Book Antiqua"/>
+                <w:b w:val="false"/>
+                <w:bCs w:val="false"/>
+                <w:sz w:val="18"/>
+                <w:szCs w:val="18"/>
               </w:rPr>
               <w:t xml:space="preserve">Active</w:t>
             </w:r>
@@ -718,11 +560,11 @@
             </w:pPr>
             <w:r>
               <w:rPr>
-                <w:rFonts w:ascii="Calibri" w:cs="Calibri" w:eastAsia="Calibri" w:hAnsi="Calibri"/>
-                <w:b w:val="false"/>
-                <w:bCs w:val="false"/>
-                <w:sz w:val="20"/>
-                <w:szCs w:val="20"/>
+                <w:rFonts w:ascii="Book Antiqua" w:cs="Book Antiqua" w:eastAsia="Book Antiqua" w:hAnsi="Book Antiqua"/>
+                <w:b w:val="false"/>
+                <w:bCs w:val="false"/>
+                <w:sz w:val="18"/>
+                <w:szCs w:val="18"/>
               </w:rPr>
               <w:t xml:space="preserve">SACCO-001</w:t>
             </w:r>
@@ -735,11 +577,11 @@
             </w:pPr>
             <w:r>
               <w:rPr>
-                <w:rFonts w:ascii="Calibri" w:cs="Calibri" w:eastAsia="Calibri" w:hAnsi="Calibri"/>
-                <w:b w:val="false"/>
-                <w:bCs w:val="false"/>
-                <w:sz w:val="20"/>
-                <w:szCs w:val="20"/>
+                <w:rFonts w:ascii="Book Antiqua" w:cs="Book Antiqua" w:eastAsia="Book Antiqua" w:hAnsi="Book Antiqua"/>
+                <w:b w:val="false"/>
+                <w:bCs w:val="false"/>
+                <w:sz w:val="18"/>
+                <w:szCs w:val="18"/>
               </w:rPr>
               <w:t xml:space="preserve">Ariho Micheal</w:t>
             </w:r>
@@ -752,11 +594,11 @@
             </w:pPr>
             <w:r>
               <w:rPr>
-                <w:rFonts w:ascii="Calibri" w:cs="Calibri" w:eastAsia="Calibri" w:hAnsi="Calibri"/>
-                <w:b w:val="false"/>
-                <w:bCs w:val="false"/>
-                <w:sz w:val="20"/>
-                <w:szCs w:val="20"/>
+                <w:rFonts w:ascii="Book Antiqua" w:cs="Book Antiqua" w:eastAsia="Book Antiqua" w:hAnsi="Book Antiqua"/>
+                <w:b w:val="false"/>
+                <w:bCs w:val="false"/>
+                <w:sz w:val="18"/>
+                <w:szCs w:val="18"/>
               </w:rPr>
               <w:t xml:space="preserve">0770 317612</w:t>
             </w:r>
@@ -769,11 +611,28 @@
             </w:pPr>
             <w:r>
               <w:rPr>
-                <w:rFonts w:ascii="Calibri" w:cs="Calibri" w:eastAsia="Calibri" w:hAnsi="Calibri"/>
-                <w:b w:val="false"/>
-                <w:bCs w:val="false"/>
-                <w:sz w:val="20"/>
-                <w:szCs w:val="20"/>
+                <w:rFonts w:ascii="Book Antiqua" w:cs="Book Antiqua" w:eastAsia="Book Antiqua" w:hAnsi="Book Antiqua"/>
+                <w:b/>
+                <w:bCs/>
+                <w:sz w:val="18"/>
+                <w:szCs w:val="18"/>
+              </w:rPr>
+              <w:t xml:space="preserve">UGX 350,000</w:t>
+            </w:r>
+          </w:p>
+        </w:tc>
+        <w:tc>
+          <w:p>
+            <w:pPr>
+              <w:jc w:val="left"/>
+            </w:pPr>
+            <w:r>
+              <w:rPr>
+                <w:rFonts w:ascii="Book Antiqua" w:cs="Book Antiqua" w:eastAsia="Book Antiqua" w:hAnsi="Book Antiqua"/>
+                <w:b w:val="false"/>
+                <w:bCs w:val="false"/>
+                <w:sz w:val="18"/>
+                <w:szCs w:val="18"/>
               </w:rPr>
               <w:t xml:space="preserve">Active</w:t>
             </w:r>
@@ -788,11 +647,11 @@
             </w:pPr>
             <w:r>
               <w:rPr>
-                <w:rFonts w:ascii="Calibri" w:cs="Calibri" w:eastAsia="Calibri" w:hAnsi="Calibri"/>
-                <w:b w:val="false"/>
-                <w:bCs w:val="false"/>
-                <w:sz w:val="20"/>
-                <w:szCs w:val="20"/>
+                <w:rFonts w:ascii="Book Antiqua" w:cs="Book Antiqua" w:eastAsia="Book Antiqua" w:hAnsi="Book Antiqua"/>
+                <w:b w:val="false"/>
+                <w:bCs w:val="false"/>
+                <w:sz w:val="18"/>
+                <w:szCs w:val="18"/>
               </w:rPr>
               <w:t xml:space="preserve">SACCO-034</w:t>
             </w:r>
@@ -805,11 +664,11 @@
             </w:pPr>
             <w:r>
               <w:rPr>
-                <w:rFonts w:ascii="Calibri" w:cs="Calibri" w:eastAsia="Calibri" w:hAnsi="Calibri"/>
-                <w:b w:val="false"/>
-                <w:bCs w:val="false"/>
-                <w:sz w:val="20"/>
-                <w:szCs w:val="20"/>
+                <w:rFonts w:ascii="Book Antiqua" w:cs="Book Antiqua" w:eastAsia="Book Antiqua" w:hAnsi="Book Antiqua"/>
+                <w:b w:val="false"/>
+                <w:bCs w:val="false"/>
+                <w:sz w:val="18"/>
+                <w:szCs w:val="18"/>
               </w:rPr>
               <w:t xml:space="preserve">Elliot</w:t>
             </w:r>
@@ -822,11 +681,11 @@
             </w:pPr>
             <w:r>
               <w:rPr>
-                <w:rFonts w:ascii="Calibri" w:cs="Calibri" w:eastAsia="Calibri" w:hAnsi="Calibri"/>
-                <w:b w:val="false"/>
-                <w:bCs w:val="false"/>
-                <w:sz w:val="20"/>
-                <w:szCs w:val="20"/>
+                <w:rFonts w:ascii="Book Antiqua" w:cs="Book Antiqua" w:eastAsia="Book Antiqua" w:hAnsi="Book Antiqua"/>
+                <w:b w:val="false"/>
+                <w:bCs w:val="false"/>
+                <w:sz w:val="18"/>
+                <w:szCs w:val="18"/>
               </w:rPr>
               <w:t xml:space="preserve">705737084</w:t>
             </w:r>
@@ -839,11 +698,28 @@
             </w:pPr>
             <w:r>
               <w:rPr>
-                <w:rFonts w:ascii="Calibri" w:cs="Calibri" w:eastAsia="Calibri" w:hAnsi="Calibri"/>
-                <w:b w:val="false"/>
-                <w:bCs w:val="false"/>
-                <w:sz w:val="20"/>
-                <w:szCs w:val="20"/>
+                <w:rFonts w:ascii="Book Antiqua" w:cs="Book Antiqua" w:eastAsia="Book Antiqua" w:hAnsi="Book Antiqua"/>
+                <w:b/>
+                <w:bCs/>
+                <w:sz w:val="18"/>
+                <w:szCs w:val="18"/>
+              </w:rPr>
+              <w:t xml:space="preserve">UGX 200,000</w:t>
+            </w:r>
+          </w:p>
+        </w:tc>
+        <w:tc>
+          <w:p>
+            <w:pPr>
+              <w:jc w:val="left"/>
+            </w:pPr>
+            <w:r>
+              <w:rPr>
+                <w:rFonts w:ascii="Book Antiqua" w:cs="Book Antiqua" w:eastAsia="Book Antiqua" w:hAnsi="Book Antiqua"/>
+                <w:b w:val="false"/>
+                <w:bCs w:val="false"/>
+                <w:sz w:val="18"/>
+                <w:szCs w:val="18"/>
               </w:rPr>
               <w:t xml:space="preserve">Active</w:t>
             </w:r>
@@ -858,11 +734,11 @@
             </w:pPr>
             <w:r>
               <w:rPr>
-                <w:rFonts w:ascii="Calibri" w:cs="Calibri" w:eastAsia="Calibri" w:hAnsi="Calibri"/>
-                <w:b w:val="false"/>
-                <w:bCs w:val="false"/>
-                <w:sz w:val="20"/>
-                <w:szCs w:val="20"/>
+                <w:rFonts w:ascii="Book Antiqua" w:cs="Book Antiqua" w:eastAsia="Book Antiqua" w:hAnsi="Book Antiqua"/>
+                <w:b w:val="false"/>
+                <w:bCs w:val="false"/>
+                <w:sz w:val="18"/>
+                <w:szCs w:val="18"/>
               </w:rPr>
               <w:t xml:space="preserve">SACCO-019</w:t>
             </w:r>
@@ -875,11 +751,11 @@
             </w:pPr>
             <w:r>
               <w:rPr>
-                <w:rFonts w:ascii="Calibri" w:cs="Calibri" w:eastAsia="Calibri" w:hAnsi="Calibri"/>
-                <w:b w:val="false"/>
-                <w:bCs w:val="false"/>
-                <w:sz w:val="20"/>
-                <w:szCs w:val="20"/>
+                <w:rFonts w:ascii="Book Antiqua" w:cs="Book Antiqua" w:eastAsia="Book Antiqua" w:hAnsi="Book Antiqua"/>
+                <w:b w:val="false"/>
+                <w:bCs w:val="false"/>
+                <w:sz w:val="18"/>
+                <w:szCs w:val="18"/>
               </w:rPr>
               <w:t xml:space="preserve">Fednand Tumusiime</w:t>
             </w:r>
@@ -892,11 +768,11 @@
             </w:pPr>
             <w:r>
               <w:rPr>
-                <w:rFonts w:ascii="Calibri" w:cs="Calibri" w:eastAsia="Calibri" w:hAnsi="Calibri"/>
-                <w:b w:val="false"/>
-                <w:bCs w:val="false"/>
-                <w:sz w:val="20"/>
-                <w:szCs w:val="20"/>
+                <w:rFonts w:ascii="Book Antiqua" w:cs="Book Antiqua" w:eastAsia="Book Antiqua" w:hAnsi="Book Antiqua"/>
+                <w:b w:val="false"/>
+                <w:bCs w:val="false"/>
+                <w:sz w:val="18"/>
+                <w:szCs w:val="18"/>
               </w:rPr>
               <w:t xml:space="preserve">760048591</w:t>
             </w:r>
@@ -909,11 +785,28 @@
             </w:pPr>
             <w:r>
               <w:rPr>
-                <w:rFonts w:ascii="Calibri" w:cs="Calibri" w:eastAsia="Calibri" w:hAnsi="Calibri"/>
-                <w:b w:val="false"/>
-                <w:bCs w:val="false"/>
-                <w:sz w:val="20"/>
-                <w:szCs w:val="20"/>
+                <w:rFonts w:ascii="Book Antiqua" w:cs="Book Antiqua" w:eastAsia="Book Antiqua" w:hAnsi="Book Antiqua"/>
+                <w:b/>
+                <w:bCs/>
+                <w:sz w:val="18"/>
+                <w:szCs w:val="18"/>
+              </w:rPr>
+              <w:t xml:space="preserve">UGX 300,000</w:t>
+            </w:r>
+          </w:p>
+        </w:tc>
+        <w:tc>
+          <w:p>
+            <w:pPr>
+              <w:jc w:val="left"/>
+            </w:pPr>
+            <w:r>
+              <w:rPr>
+                <w:rFonts w:ascii="Book Antiqua" w:cs="Book Antiqua" w:eastAsia="Book Antiqua" w:hAnsi="Book Antiqua"/>
+                <w:b w:val="false"/>
+                <w:bCs w:val="false"/>
+                <w:sz w:val="18"/>
+                <w:szCs w:val="18"/>
               </w:rPr>
               <w:t xml:space="preserve">Active</w:t>
             </w:r>
@@ -928,11 +821,11 @@
             </w:pPr>
             <w:r>
               <w:rPr>
-                <w:rFonts w:ascii="Calibri" w:cs="Calibri" w:eastAsia="Calibri" w:hAnsi="Calibri"/>
-                <w:b w:val="false"/>
-                <w:bCs w:val="false"/>
-                <w:sz w:val="20"/>
-                <w:szCs w:val="20"/>
+                <w:rFonts w:ascii="Book Antiqua" w:cs="Book Antiqua" w:eastAsia="Book Antiqua" w:hAnsi="Book Antiqua"/>
+                <w:b w:val="false"/>
+                <w:bCs w:val="false"/>
+                <w:sz w:val="18"/>
+                <w:szCs w:val="18"/>
               </w:rPr>
               <w:t xml:space="preserve">SACCO-036</w:t>
             </w:r>
@@ -945,11 +838,11 @@
             </w:pPr>
             <w:r>
               <w:rPr>
-                <w:rFonts w:ascii="Calibri" w:cs="Calibri" w:eastAsia="Calibri" w:hAnsi="Calibri"/>
-                <w:b w:val="false"/>
-                <w:bCs w:val="false"/>
-                <w:sz w:val="20"/>
-                <w:szCs w:val="20"/>
+                <w:rFonts w:ascii="Book Antiqua" w:cs="Book Antiqua" w:eastAsia="Book Antiqua" w:hAnsi="Book Antiqua"/>
+                <w:b w:val="false"/>
+                <w:bCs w:val="false"/>
+                <w:sz w:val="18"/>
+                <w:szCs w:val="18"/>
               </w:rPr>
               <w:t xml:space="preserve">Frank  manager</w:t>
             </w:r>
@@ -962,11 +855,11 @@
             </w:pPr>
             <w:r>
               <w:rPr>
-                <w:rFonts w:ascii="Calibri" w:cs="Calibri" w:eastAsia="Calibri" w:hAnsi="Calibri"/>
-                <w:b w:val="false"/>
-                <w:bCs w:val="false"/>
-                <w:sz w:val="20"/>
-                <w:szCs w:val="20"/>
+                <w:rFonts w:ascii="Book Antiqua" w:cs="Book Antiqua" w:eastAsia="Book Antiqua" w:hAnsi="Book Antiqua"/>
+                <w:b w:val="false"/>
+                <w:bCs w:val="false"/>
+                <w:sz w:val="18"/>
+                <w:szCs w:val="18"/>
               </w:rPr>
               <w:t xml:space="preserve">—</w:t>
             </w:r>
@@ -979,11 +872,28 @@
             </w:pPr>
             <w:r>
               <w:rPr>
-                <w:rFonts w:ascii="Calibri" w:cs="Calibri" w:eastAsia="Calibri" w:hAnsi="Calibri"/>
-                <w:b w:val="false"/>
-                <w:bCs w:val="false"/>
-                <w:sz w:val="20"/>
-                <w:szCs w:val="20"/>
+                <w:rFonts w:ascii="Book Antiqua" w:cs="Book Antiqua" w:eastAsia="Book Antiqua" w:hAnsi="Book Antiqua"/>
+                <w:b/>
+                <w:bCs/>
+                <w:sz w:val="18"/>
+                <w:szCs w:val="18"/>
+              </w:rPr>
+              <w:t xml:space="preserve">UGX 150,000</w:t>
+            </w:r>
+          </w:p>
+        </w:tc>
+        <w:tc>
+          <w:p>
+            <w:pPr>
+              <w:jc w:val="left"/>
+            </w:pPr>
+            <w:r>
+              <w:rPr>
+                <w:rFonts w:ascii="Book Antiqua" w:cs="Book Antiqua" w:eastAsia="Book Antiqua" w:hAnsi="Book Antiqua"/>
+                <w:b w:val="false"/>
+                <w:bCs w:val="false"/>
+                <w:sz w:val="18"/>
+                <w:szCs w:val="18"/>
               </w:rPr>
               <w:t xml:space="preserve">Active</w:t>
             </w:r>
@@ -998,11 +908,11 @@
             </w:pPr>
             <w:r>
               <w:rPr>
-                <w:rFonts w:ascii="Calibri" w:cs="Calibri" w:eastAsia="Calibri" w:hAnsi="Calibri"/>
-                <w:b w:val="false"/>
-                <w:bCs w:val="false"/>
-                <w:sz w:val="20"/>
-                <w:szCs w:val="20"/>
+                <w:rFonts w:ascii="Book Antiqua" w:cs="Book Antiqua" w:eastAsia="Book Antiqua" w:hAnsi="Book Antiqua"/>
+                <w:b w:val="false"/>
+                <w:bCs w:val="false"/>
+                <w:sz w:val="18"/>
+                <w:szCs w:val="18"/>
               </w:rPr>
               <w:t xml:space="preserve">SACCO-021</w:t>
             </w:r>
@@ -1015,11 +925,11 @@
             </w:pPr>
             <w:r>
               <w:rPr>
-                <w:rFonts w:ascii="Calibri" w:cs="Calibri" w:eastAsia="Calibri" w:hAnsi="Calibri"/>
-                <w:b w:val="false"/>
-                <w:bCs w:val="false"/>
-                <w:sz w:val="20"/>
-                <w:szCs w:val="20"/>
+                <w:rFonts w:ascii="Book Antiqua" w:cs="Book Antiqua" w:eastAsia="Book Antiqua" w:hAnsi="Book Antiqua"/>
+                <w:b w:val="false"/>
+                <w:bCs w:val="false"/>
+                <w:sz w:val="18"/>
+                <w:szCs w:val="18"/>
               </w:rPr>
               <w:t xml:space="preserve">Frank Begumanya</w:t>
             </w:r>
@@ -1032,11 +942,11 @@
             </w:pPr>
             <w:r>
               <w:rPr>
-                <w:rFonts w:ascii="Calibri" w:cs="Calibri" w:eastAsia="Calibri" w:hAnsi="Calibri"/>
-                <w:b w:val="false"/>
-                <w:bCs w:val="false"/>
-                <w:sz w:val="20"/>
-                <w:szCs w:val="20"/>
+                <w:rFonts w:ascii="Book Antiqua" w:cs="Book Antiqua" w:eastAsia="Book Antiqua" w:hAnsi="Book Antiqua"/>
+                <w:b w:val="false"/>
+                <w:bCs w:val="false"/>
+                <w:sz w:val="18"/>
+                <w:szCs w:val="18"/>
               </w:rPr>
               <w:t xml:space="preserve">754688731</w:t>
             </w:r>
@@ -1049,11 +959,28 @@
             </w:pPr>
             <w:r>
               <w:rPr>
-                <w:rFonts w:ascii="Calibri" w:cs="Calibri" w:eastAsia="Calibri" w:hAnsi="Calibri"/>
-                <w:b w:val="false"/>
-                <w:bCs w:val="false"/>
-                <w:sz w:val="20"/>
-                <w:szCs w:val="20"/>
+                <w:rFonts w:ascii="Book Antiqua" w:cs="Book Antiqua" w:eastAsia="Book Antiqua" w:hAnsi="Book Antiqua"/>
+                <w:b/>
+                <w:bCs/>
+                <w:sz w:val="18"/>
+                <w:szCs w:val="18"/>
+              </w:rPr>
+              <w:t xml:space="preserve">UGX 350,000</w:t>
+            </w:r>
+          </w:p>
+        </w:tc>
+        <w:tc>
+          <w:p>
+            <w:pPr>
+              <w:jc w:val="left"/>
+            </w:pPr>
+            <w:r>
+              <w:rPr>
+                <w:rFonts w:ascii="Book Antiqua" w:cs="Book Antiqua" w:eastAsia="Book Antiqua" w:hAnsi="Book Antiqua"/>
+                <w:b w:val="false"/>
+                <w:bCs w:val="false"/>
+                <w:sz w:val="18"/>
+                <w:szCs w:val="18"/>
               </w:rPr>
               <w:t xml:space="preserve">Active</w:t>
             </w:r>
@@ -1068,11 +995,11 @@
             </w:pPr>
             <w:r>
               <w:rPr>
-                <w:rFonts w:ascii="Calibri" w:cs="Calibri" w:eastAsia="Calibri" w:hAnsi="Calibri"/>
-                <w:b w:val="false"/>
-                <w:bCs w:val="false"/>
-                <w:sz w:val="20"/>
-                <w:szCs w:val="20"/>
+                <w:rFonts w:ascii="Book Antiqua" w:cs="Book Antiqua" w:eastAsia="Book Antiqua" w:hAnsi="Book Antiqua"/>
+                <w:b w:val="false"/>
+                <w:bCs w:val="false"/>
+                <w:sz w:val="18"/>
+                <w:szCs w:val="18"/>
               </w:rPr>
               <w:t xml:space="preserve">SACCO-012</w:t>
             </w:r>
@@ -1085,11 +1012,11 @@
             </w:pPr>
             <w:r>
               <w:rPr>
-                <w:rFonts w:ascii="Calibri" w:cs="Calibri" w:eastAsia="Calibri" w:hAnsi="Calibri"/>
-                <w:b w:val="false"/>
-                <w:bCs w:val="false"/>
-                <w:sz w:val="20"/>
-                <w:szCs w:val="20"/>
+                <w:rFonts w:ascii="Book Antiqua" w:cs="Book Antiqua" w:eastAsia="Book Antiqua" w:hAnsi="Book Antiqua"/>
+                <w:b w:val="false"/>
+                <w:bCs w:val="false"/>
+                <w:sz w:val="18"/>
+                <w:szCs w:val="18"/>
               </w:rPr>
               <w:t xml:space="preserve">Jesica Kamuseveni</w:t>
             </w:r>
@@ -1102,11 +1029,11 @@
             </w:pPr>
             <w:r>
               <w:rPr>
-                <w:rFonts w:ascii="Calibri" w:cs="Calibri" w:eastAsia="Calibri" w:hAnsi="Calibri"/>
-                <w:b w:val="false"/>
-                <w:bCs w:val="false"/>
-                <w:sz w:val="20"/>
-                <w:szCs w:val="20"/>
+                <w:rFonts w:ascii="Book Antiqua" w:cs="Book Antiqua" w:eastAsia="Book Antiqua" w:hAnsi="Book Antiqua"/>
+                <w:b w:val="false"/>
+                <w:bCs w:val="false"/>
+                <w:sz w:val="18"/>
+                <w:szCs w:val="18"/>
               </w:rPr>
               <w:t xml:space="preserve">785516537</w:t>
             </w:r>
@@ -1119,11 +1046,28 @@
             </w:pPr>
             <w:r>
               <w:rPr>
-                <w:rFonts w:ascii="Calibri" w:cs="Calibri" w:eastAsia="Calibri" w:hAnsi="Calibri"/>
-                <w:b w:val="false"/>
-                <w:bCs w:val="false"/>
-                <w:sz w:val="20"/>
-                <w:szCs w:val="20"/>
+                <w:rFonts w:ascii="Book Antiqua" w:cs="Book Antiqua" w:eastAsia="Book Antiqua" w:hAnsi="Book Antiqua"/>
+                <w:b/>
+                <w:bCs/>
+                <w:sz w:val="18"/>
+                <w:szCs w:val="18"/>
+              </w:rPr>
+              <w:t xml:space="preserve">UGX 300,000</w:t>
+            </w:r>
+          </w:p>
+        </w:tc>
+        <w:tc>
+          <w:p>
+            <w:pPr>
+              <w:jc w:val="left"/>
+            </w:pPr>
+            <w:r>
+              <w:rPr>
+                <w:rFonts w:ascii="Book Antiqua" w:cs="Book Antiqua" w:eastAsia="Book Antiqua" w:hAnsi="Book Antiqua"/>
+                <w:b w:val="false"/>
+                <w:bCs w:val="false"/>
+                <w:sz w:val="18"/>
+                <w:szCs w:val="18"/>
               </w:rPr>
               <w:t xml:space="preserve">Active</w:t>
             </w:r>
@@ -1138,11 +1082,11 @@
             </w:pPr>
             <w:r>
               <w:rPr>
-                <w:rFonts w:ascii="Calibri" w:cs="Calibri" w:eastAsia="Calibri" w:hAnsi="Calibri"/>
-                <w:b w:val="false"/>
-                <w:bCs w:val="false"/>
-                <w:sz w:val="20"/>
-                <w:szCs w:val="20"/>
+                <w:rFonts w:ascii="Book Antiqua" w:cs="Book Antiqua" w:eastAsia="Book Antiqua" w:hAnsi="Book Antiqua"/>
+                <w:b w:val="false"/>
+                <w:bCs w:val="false"/>
+                <w:sz w:val="18"/>
+                <w:szCs w:val="18"/>
               </w:rPr>
               <w:t xml:space="preserve">SACCO-009</w:t>
             </w:r>
@@ -1155,11 +1099,11 @@
             </w:pPr>
             <w:r>
               <w:rPr>
-                <w:rFonts w:ascii="Calibri" w:cs="Calibri" w:eastAsia="Calibri" w:hAnsi="Calibri"/>
-                <w:b w:val="false"/>
-                <w:bCs w:val="false"/>
-                <w:sz w:val="20"/>
-                <w:szCs w:val="20"/>
+                <w:rFonts w:ascii="Book Antiqua" w:cs="Book Antiqua" w:eastAsia="Book Antiqua" w:hAnsi="Book Antiqua"/>
+                <w:b w:val="false"/>
+                <w:bCs w:val="false"/>
+                <w:sz w:val="18"/>
+                <w:szCs w:val="18"/>
               </w:rPr>
               <w:t xml:space="preserve">Kanyesigye immaculate</w:t>
             </w:r>
@@ -1172,11 +1116,11 @@
             </w:pPr>
             <w:r>
               <w:rPr>
-                <w:rFonts w:ascii="Calibri" w:cs="Calibri" w:eastAsia="Calibri" w:hAnsi="Calibri"/>
-                <w:b w:val="false"/>
-                <w:bCs w:val="false"/>
-                <w:sz w:val="20"/>
-                <w:szCs w:val="20"/>
+                <w:rFonts w:ascii="Book Antiqua" w:cs="Book Antiqua" w:eastAsia="Book Antiqua" w:hAnsi="Book Antiqua"/>
+                <w:b w:val="false"/>
+                <w:bCs w:val="false"/>
+                <w:sz w:val="18"/>
+                <w:szCs w:val="18"/>
               </w:rPr>
               <w:t xml:space="preserve">788134549</w:t>
             </w:r>
@@ -1189,11 +1133,28 @@
             </w:pPr>
             <w:r>
               <w:rPr>
-                <w:rFonts w:ascii="Calibri" w:cs="Calibri" w:eastAsia="Calibri" w:hAnsi="Calibri"/>
-                <w:b w:val="false"/>
-                <w:bCs w:val="false"/>
-                <w:sz w:val="20"/>
-                <w:szCs w:val="20"/>
+                <w:rFonts w:ascii="Book Antiqua" w:cs="Book Antiqua" w:eastAsia="Book Antiqua" w:hAnsi="Book Antiqua"/>
+                <w:b/>
+                <w:bCs/>
+                <w:sz w:val="18"/>
+                <w:szCs w:val="18"/>
+              </w:rPr>
+              <w:t xml:space="preserve">UGX 200,000</w:t>
+            </w:r>
+          </w:p>
+        </w:tc>
+        <w:tc>
+          <w:p>
+            <w:pPr>
+              <w:jc w:val="left"/>
+            </w:pPr>
+            <w:r>
+              <w:rPr>
+                <w:rFonts w:ascii="Book Antiqua" w:cs="Book Antiqua" w:eastAsia="Book Antiqua" w:hAnsi="Book Antiqua"/>
+                <w:b w:val="false"/>
+                <w:bCs w:val="false"/>
+                <w:sz w:val="18"/>
+                <w:szCs w:val="18"/>
               </w:rPr>
               <w:t xml:space="preserve">Active</w:t>
             </w:r>
@@ -1208,11 +1169,11 @@
             </w:pPr>
             <w:r>
               <w:rPr>
-                <w:rFonts w:ascii="Calibri" w:cs="Calibri" w:eastAsia="Calibri" w:hAnsi="Calibri"/>
-                <w:b w:val="false"/>
-                <w:bCs w:val="false"/>
-                <w:sz w:val="20"/>
-                <w:szCs w:val="20"/>
+                <w:rFonts w:ascii="Book Antiqua" w:cs="Book Antiqua" w:eastAsia="Book Antiqua" w:hAnsi="Book Antiqua"/>
+                <w:b w:val="false"/>
+                <w:bCs w:val="false"/>
+                <w:sz w:val="18"/>
+                <w:szCs w:val="18"/>
               </w:rPr>
               <w:t xml:space="preserve">SACCO-003</w:t>
             </w:r>
@@ -1225,11 +1186,11 @@
             </w:pPr>
             <w:r>
               <w:rPr>
-                <w:rFonts w:ascii="Calibri" w:cs="Calibri" w:eastAsia="Calibri" w:hAnsi="Calibri"/>
-                <w:b w:val="false"/>
-                <w:bCs w:val="false"/>
-                <w:sz w:val="20"/>
-                <w:szCs w:val="20"/>
+                <w:rFonts w:ascii="Book Antiqua" w:cs="Book Antiqua" w:eastAsia="Book Antiqua" w:hAnsi="Book Antiqua"/>
+                <w:b w:val="false"/>
+                <w:bCs w:val="false"/>
+                <w:sz w:val="18"/>
+                <w:szCs w:val="18"/>
               </w:rPr>
               <w:t xml:space="preserve">Kasumbuza Cosmas</w:t>
             </w:r>
@@ -1242,11 +1203,11 @@
             </w:pPr>
             <w:r>
               <w:rPr>
-                <w:rFonts w:ascii="Calibri" w:cs="Calibri" w:eastAsia="Calibri" w:hAnsi="Calibri"/>
-                <w:b w:val="false"/>
-                <w:bCs w:val="false"/>
-                <w:sz w:val="20"/>
-                <w:szCs w:val="20"/>
+                <w:rFonts w:ascii="Book Antiqua" w:cs="Book Antiqua" w:eastAsia="Book Antiqua" w:hAnsi="Book Antiqua"/>
+                <w:b w:val="false"/>
+                <w:bCs w:val="false"/>
+                <w:sz w:val="18"/>
+                <w:szCs w:val="18"/>
               </w:rPr>
               <w:t xml:space="preserve">772796255</w:t>
             </w:r>
@@ -1259,11 +1220,28 @@
             </w:pPr>
             <w:r>
               <w:rPr>
-                <w:rFonts w:ascii="Calibri" w:cs="Calibri" w:eastAsia="Calibri" w:hAnsi="Calibri"/>
-                <w:b w:val="false"/>
-                <w:bCs w:val="false"/>
-                <w:sz w:val="20"/>
-                <w:szCs w:val="20"/>
+                <w:rFonts w:ascii="Book Antiqua" w:cs="Book Antiqua" w:eastAsia="Book Antiqua" w:hAnsi="Book Antiqua"/>
+                <w:b/>
+                <w:bCs/>
+                <w:sz w:val="18"/>
+                <w:szCs w:val="18"/>
+              </w:rPr>
+              <w:t xml:space="preserve">UGX 300,000</w:t>
+            </w:r>
+          </w:p>
+        </w:tc>
+        <w:tc>
+          <w:p>
+            <w:pPr>
+              <w:jc w:val="left"/>
+            </w:pPr>
+            <w:r>
+              <w:rPr>
+                <w:rFonts w:ascii="Book Antiqua" w:cs="Book Antiqua" w:eastAsia="Book Antiqua" w:hAnsi="Book Antiqua"/>
+                <w:b w:val="false"/>
+                <w:bCs w:val="false"/>
+                <w:sz w:val="18"/>
+                <w:szCs w:val="18"/>
               </w:rPr>
               <w:t xml:space="preserve">Active</w:t>
             </w:r>
@@ -1278,11 +1256,11 @@
             </w:pPr>
             <w:r>
               <w:rPr>
-                <w:rFonts w:ascii="Calibri" w:cs="Calibri" w:eastAsia="Calibri" w:hAnsi="Calibri"/>
-                <w:b w:val="false"/>
-                <w:bCs w:val="false"/>
-                <w:sz w:val="20"/>
-                <w:szCs w:val="20"/>
+                <w:rFonts w:ascii="Book Antiqua" w:cs="Book Antiqua" w:eastAsia="Book Antiqua" w:hAnsi="Book Antiqua"/>
+                <w:b w:val="false"/>
+                <w:bCs w:val="false"/>
+                <w:sz w:val="18"/>
+                <w:szCs w:val="18"/>
               </w:rPr>
               <w:t xml:space="preserve">SACCO-006</w:t>
             </w:r>
@@ -1295,11 +1273,11 @@
             </w:pPr>
             <w:r>
               <w:rPr>
-                <w:rFonts w:ascii="Calibri" w:cs="Calibri" w:eastAsia="Calibri" w:hAnsi="Calibri"/>
-                <w:b w:val="false"/>
-                <w:bCs w:val="false"/>
-                <w:sz w:val="20"/>
-                <w:szCs w:val="20"/>
+                <w:rFonts w:ascii="Book Antiqua" w:cs="Book Antiqua" w:eastAsia="Book Antiqua" w:hAnsi="Book Antiqua"/>
+                <w:b w:val="false"/>
+                <w:bCs w:val="false"/>
+                <w:sz w:val="18"/>
+                <w:szCs w:val="18"/>
               </w:rPr>
               <w:t xml:space="preserve">Kazoora Francis</w:t>
             </w:r>
@@ -1312,11 +1290,11 @@
             </w:pPr>
             <w:r>
               <w:rPr>
-                <w:rFonts w:ascii="Calibri" w:cs="Calibri" w:eastAsia="Calibri" w:hAnsi="Calibri"/>
-                <w:b w:val="false"/>
-                <w:bCs w:val="false"/>
-                <w:sz w:val="20"/>
-                <w:szCs w:val="20"/>
+                <w:rFonts w:ascii="Book Antiqua" w:cs="Book Antiqua" w:eastAsia="Book Antiqua" w:hAnsi="Book Antiqua"/>
+                <w:b w:val="false"/>
+                <w:bCs w:val="false"/>
+                <w:sz w:val="18"/>
+                <w:szCs w:val="18"/>
               </w:rPr>
               <w:t xml:space="preserve">768861889</w:t>
             </w:r>
@@ -1329,11 +1307,28 @@
             </w:pPr>
             <w:r>
               <w:rPr>
-                <w:rFonts w:ascii="Calibri" w:cs="Calibri" w:eastAsia="Calibri" w:hAnsi="Calibri"/>
-                <w:b w:val="false"/>
-                <w:bCs w:val="false"/>
-                <w:sz w:val="20"/>
-                <w:szCs w:val="20"/>
+                <w:rFonts w:ascii="Book Antiqua" w:cs="Book Antiqua" w:eastAsia="Book Antiqua" w:hAnsi="Book Antiqua"/>
+                <w:b/>
+                <w:bCs/>
+                <w:sz w:val="18"/>
+                <w:szCs w:val="18"/>
+              </w:rPr>
+              <w:t xml:space="preserve">UGX 250,000</w:t>
+            </w:r>
+          </w:p>
+        </w:tc>
+        <w:tc>
+          <w:p>
+            <w:pPr>
+              <w:jc w:val="left"/>
+            </w:pPr>
+            <w:r>
+              <w:rPr>
+                <w:rFonts w:ascii="Book Antiqua" w:cs="Book Antiqua" w:eastAsia="Book Antiqua" w:hAnsi="Book Antiqua"/>
+                <w:b w:val="false"/>
+                <w:bCs w:val="false"/>
+                <w:sz w:val="18"/>
+                <w:szCs w:val="18"/>
               </w:rPr>
               <w:t xml:space="preserve">Active</w:t>
             </w:r>
@@ -1348,11 +1343,11 @@
             </w:pPr>
             <w:r>
               <w:rPr>
-                <w:rFonts w:ascii="Calibri" w:cs="Calibri" w:eastAsia="Calibri" w:hAnsi="Calibri"/>
-                <w:b w:val="false"/>
-                <w:bCs w:val="false"/>
-                <w:sz w:val="20"/>
-                <w:szCs w:val="20"/>
+                <w:rFonts w:ascii="Book Antiqua" w:cs="Book Antiqua" w:eastAsia="Book Antiqua" w:hAnsi="Book Antiqua"/>
+                <w:b w:val="false"/>
+                <w:bCs w:val="false"/>
+                <w:sz w:val="18"/>
+                <w:szCs w:val="18"/>
               </w:rPr>
               <w:t xml:space="preserve">SACCO-035</w:t>
             </w:r>
@@ -1365,11 +1360,11 @@
             </w:pPr>
             <w:r>
               <w:rPr>
-                <w:rFonts w:ascii="Calibri" w:cs="Calibri" w:eastAsia="Calibri" w:hAnsi="Calibri"/>
-                <w:b w:val="false"/>
-                <w:bCs w:val="false"/>
-                <w:sz w:val="20"/>
-                <w:szCs w:val="20"/>
+                <w:rFonts w:ascii="Book Antiqua" w:cs="Book Antiqua" w:eastAsia="Book Antiqua" w:hAnsi="Book Antiqua"/>
+                <w:b w:val="false"/>
+                <w:bCs w:val="false"/>
+                <w:sz w:val="18"/>
+                <w:szCs w:val="18"/>
               </w:rPr>
               <w:t xml:space="preserve">Kob</w:t>
             </w:r>
@@ -1382,11 +1377,11 @@
             </w:pPr>
             <w:r>
               <w:rPr>
-                <w:rFonts w:ascii="Calibri" w:cs="Calibri" w:eastAsia="Calibri" w:hAnsi="Calibri"/>
-                <w:b w:val="false"/>
-                <w:bCs w:val="false"/>
-                <w:sz w:val="20"/>
-                <w:szCs w:val="20"/>
+                <w:rFonts w:ascii="Book Antiqua" w:cs="Book Antiqua" w:eastAsia="Book Antiqua" w:hAnsi="Book Antiqua"/>
+                <w:b w:val="false"/>
+                <w:bCs w:val="false"/>
+                <w:sz w:val="18"/>
+                <w:szCs w:val="18"/>
               </w:rPr>
               <w:t xml:space="preserve">790157082</w:t>
             </w:r>
@@ -1399,11 +1394,28 @@
             </w:pPr>
             <w:r>
               <w:rPr>
-                <w:rFonts w:ascii="Calibri" w:cs="Calibri" w:eastAsia="Calibri" w:hAnsi="Calibri"/>
-                <w:b w:val="false"/>
-                <w:bCs w:val="false"/>
-                <w:sz w:val="20"/>
-                <w:szCs w:val="20"/>
+                <w:rFonts w:ascii="Book Antiqua" w:cs="Book Antiqua" w:eastAsia="Book Antiqua" w:hAnsi="Book Antiqua"/>
+                <w:b/>
+                <w:bCs/>
+                <w:sz w:val="18"/>
+                <w:szCs w:val="18"/>
+              </w:rPr>
+              <w:t xml:space="preserve">UGX 0</w:t>
+            </w:r>
+          </w:p>
+        </w:tc>
+        <w:tc>
+          <w:p>
+            <w:pPr>
+              <w:jc w:val="left"/>
+            </w:pPr>
+            <w:r>
+              <w:rPr>
+                <w:rFonts w:ascii="Book Antiqua" w:cs="Book Antiqua" w:eastAsia="Book Antiqua" w:hAnsi="Book Antiqua"/>
+                <w:b w:val="false"/>
+                <w:bCs w:val="false"/>
+                <w:sz w:val="18"/>
+                <w:szCs w:val="18"/>
               </w:rPr>
               <w:t xml:space="preserve">Active</w:t>
             </w:r>
@@ -1418,11 +1430,11 @@
             </w:pPr>
             <w:r>
               <w:rPr>
-                <w:rFonts w:ascii="Calibri" w:cs="Calibri" w:eastAsia="Calibri" w:hAnsi="Calibri"/>
-                <w:b w:val="false"/>
-                <w:bCs w:val="false"/>
-                <w:sz w:val="20"/>
-                <w:szCs w:val="20"/>
+                <w:rFonts w:ascii="Book Antiqua" w:cs="Book Antiqua" w:eastAsia="Book Antiqua" w:hAnsi="Book Antiqua"/>
+                <w:b w:val="false"/>
+                <w:bCs w:val="false"/>
+                <w:sz w:val="18"/>
+                <w:szCs w:val="18"/>
               </w:rPr>
               <w:t xml:space="preserve">SACCO-002</w:t>
             </w:r>
@@ -1435,11 +1447,11 @@
             </w:pPr>
             <w:r>
               <w:rPr>
-                <w:rFonts w:ascii="Calibri" w:cs="Calibri" w:eastAsia="Calibri" w:hAnsi="Calibri"/>
-                <w:b w:val="false"/>
-                <w:bCs w:val="false"/>
-                <w:sz w:val="20"/>
-                <w:szCs w:val="20"/>
+                <w:rFonts w:ascii="Book Antiqua" w:cs="Book Antiqua" w:eastAsia="Book Antiqua" w:hAnsi="Book Antiqua"/>
+                <w:b w:val="false"/>
+                <w:bCs w:val="false"/>
+                <w:sz w:val="18"/>
+                <w:szCs w:val="18"/>
               </w:rPr>
               <w:t xml:space="preserve">Kyarisiima Justus</w:t>
             </w:r>
@@ -1452,11 +1464,11 @@
             </w:pPr>
             <w:r>
               <w:rPr>
-                <w:rFonts w:ascii="Calibri" w:cs="Calibri" w:eastAsia="Calibri" w:hAnsi="Calibri"/>
-                <w:b w:val="false"/>
-                <w:bCs w:val="false"/>
-                <w:sz w:val="20"/>
-                <w:szCs w:val="20"/>
+                <w:rFonts w:ascii="Book Antiqua" w:cs="Book Antiqua" w:eastAsia="Book Antiqua" w:hAnsi="Book Antiqua"/>
+                <w:b w:val="false"/>
+                <w:bCs w:val="false"/>
+                <w:sz w:val="18"/>
+                <w:szCs w:val="18"/>
               </w:rPr>
               <w:t xml:space="preserve">788383588</w:t>
             </w:r>
@@ -1469,11 +1481,28 @@
             </w:pPr>
             <w:r>
               <w:rPr>
-                <w:rFonts w:ascii="Calibri" w:cs="Calibri" w:eastAsia="Calibri" w:hAnsi="Calibri"/>
-                <w:b w:val="false"/>
-                <w:bCs w:val="false"/>
-                <w:sz w:val="20"/>
-                <w:szCs w:val="20"/>
+                <w:rFonts w:ascii="Book Antiqua" w:cs="Book Antiqua" w:eastAsia="Book Antiqua" w:hAnsi="Book Antiqua"/>
+                <w:b/>
+                <w:bCs/>
+                <w:sz w:val="18"/>
+                <w:szCs w:val="18"/>
+              </w:rPr>
+              <w:t xml:space="preserve">UGX 600,000</w:t>
+            </w:r>
+          </w:p>
+        </w:tc>
+        <w:tc>
+          <w:p>
+            <w:pPr>
+              <w:jc w:val="left"/>
+            </w:pPr>
+            <w:r>
+              <w:rPr>
+                <w:rFonts w:ascii="Book Antiqua" w:cs="Book Antiqua" w:eastAsia="Book Antiqua" w:hAnsi="Book Antiqua"/>
+                <w:b w:val="false"/>
+                <w:bCs w:val="false"/>
+                <w:sz w:val="18"/>
+                <w:szCs w:val="18"/>
               </w:rPr>
               <w:t xml:space="preserve">Active</w:t>
             </w:r>
@@ -1488,11 +1517,11 @@
             </w:pPr>
             <w:r>
               <w:rPr>
-                <w:rFonts w:ascii="Calibri" w:cs="Calibri" w:eastAsia="Calibri" w:hAnsi="Calibri"/>
-                <w:b w:val="false"/>
-                <w:bCs w:val="false"/>
-                <w:sz w:val="20"/>
-                <w:szCs w:val="20"/>
+                <w:rFonts w:ascii="Book Antiqua" w:cs="Book Antiqua" w:eastAsia="Book Antiqua" w:hAnsi="Book Antiqua"/>
+                <w:b w:val="false"/>
+                <w:bCs w:val="false"/>
+                <w:sz w:val="18"/>
+                <w:szCs w:val="18"/>
               </w:rPr>
               <w:t xml:space="preserve">SACCO-024</w:t>
             </w:r>
@@ -1505,11 +1534,11 @@
             </w:pPr>
             <w:r>
               <w:rPr>
-                <w:rFonts w:ascii="Calibri" w:cs="Calibri" w:eastAsia="Calibri" w:hAnsi="Calibri"/>
-                <w:b w:val="false"/>
-                <w:bCs w:val="false"/>
-                <w:sz w:val="20"/>
-                <w:szCs w:val="20"/>
+                <w:rFonts w:ascii="Book Antiqua" w:cs="Book Antiqua" w:eastAsia="Book Antiqua" w:hAnsi="Book Antiqua"/>
+                <w:b w:val="false"/>
+                <w:bCs w:val="false"/>
+                <w:sz w:val="18"/>
+                <w:szCs w:val="18"/>
               </w:rPr>
               <w:t xml:space="preserve">Madam director</w:t>
             </w:r>
@@ -1522,11 +1551,11 @@
             </w:pPr>
             <w:r>
               <w:rPr>
-                <w:rFonts w:ascii="Calibri" w:cs="Calibri" w:eastAsia="Calibri" w:hAnsi="Calibri"/>
-                <w:b w:val="false"/>
-                <w:bCs w:val="false"/>
-                <w:sz w:val="20"/>
-                <w:szCs w:val="20"/>
+                <w:rFonts w:ascii="Book Antiqua" w:cs="Book Antiqua" w:eastAsia="Book Antiqua" w:hAnsi="Book Antiqua"/>
+                <w:b w:val="false"/>
+                <w:bCs w:val="false"/>
+                <w:sz w:val="18"/>
+                <w:szCs w:val="18"/>
               </w:rPr>
               <w:t xml:space="preserve">—</w:t>
             </w:r>
@@ -1539,11 +1568,28 @@
             </w:pPr>
             <w:r>
               <w:rPr>
-                <w:rFonts w:ascii="Calibri" w:cs="Calibri" w:eastAsia="Calibri" w:hAnsi="Calibri"/>
-                <w:b w:val="false"/>
-                <w:bCs w:val="false"/>
-                <w:sz w:val="20"/>
-                <w:szCs w:val="20"/>
+                <w:rFonts w:ascii="Book Antiqua" w:cs="Book Antiqua" w:eastAsia="Book Antiqua" w:hAnsi="Book Antiqua"/>
+                <w:b/>
+                <w:bCs/>
+                <w:sz w:val="18"/>
+                <w:szCs w:val="18"/>
+              </w:rPr>
+              <w:t xml:space="preserve">UGX 14,000,000</w:t>
+            </w:r>
+          </w:p>
+        </w:tc>
+        <w:tc>
+          <w:p>
+            <w:pPr>
+              <w:jc w:val="left"/>
+            </w:pPr>
+            <w:r>
+              <w:rPr>
+                <w:rFonts w:ascii="Book Antiqua" w:cs="Book Antiqua" w:eastAsia="Book Antiqua" w:hAnsi="Book Antiqua"/>
+                <w:b w:val="false"/>
+                <w:bCs w:val="false"/>
+                <w:sz w:val="18"/>
+                <w:szCs w:val="18"/>
               </w:rPr>
               <w:t xml:space="preserve">Active</w:t>
             </w:r>
@@ -1558,11 +1604,11 @@
             </w:pPr>
             <w:r>
               <w:rPr>
-                <w:rFonts w:ascii="Calibri" w:cs="Calibri" w:eastAsia="Calibri" w:hAnsi="Calibri"/>
-                <w:b w:val="false"/>
-                <w:bCs w:val="false"/>
-                <w:sz w:val="20"/>
-                <w:szCs w:val="20"/>
+                <w:rFonts w:ascii="Book Antiqua" w:cs="Book Antiqua" w:eastAsia="Book Antiqua" w:hAnsi="Book Antiqua"/>
+                <w:b w:val="false"/>
+                <w:bCs w:val="false"/>
+                <w:sz w:val="18"/>
+                <w:szCs w:val="18"/>
               </w:rPr>
               <w:t xml:space="preserve">SACCO-018</w:t>
             </w:r>
@@ -1575,11 +1621,11 @@
             </w:pPr>
             <w:r>
               <w:rPr>
-                <w:rFonts w:ascii="Calibri" w:cs="Calibri" w:eastAsia="Calibri" w:hAnsi="Calibri"/>
-                <w:b w:val="false"/>
-                <w:bCs w:val="false"/>
-                <w:sz w:val="20"/>
-                <w:szCs w:val="20"/>
+                <w:rFonts w:ascii="Book Antiqua" w:cs="Book Antiqua" w:eastAsia="Book Antiqua" w:hAnsi="Book Antiqua"/>
+                <w:b w:val="false"/>
+                <w:bCs w:val="false"/>
+                <w:sz w:val="18"/>
+                <w:szCs w:val="18"/>
               </w:rPr>
               <w:t xml:space="preserve">Mathias Akampurira</w:t>
             </w:r>
@@ -1592,11 +1638,11 @@
             </w:pPr>
             <w:r>
               <w:rPr>
-                <w:rFonts w:ascii="Calibri" w:cs="Calibri" w:eastAsia="Calibri" w:hAnsi="Calibri"/>
-                <w:b w:val="false"/>
-                <w:bCs w:val="false"/>
-                <w:sz w:val="20"/>
-                <w:szCs w:val="20"/>
+                <w:rFonts w:ascii="Book Antiqua" w:cs="Book Antiqua" w:eastAsia="Book Antiqua" w:hAnsi="Book Antiqua"/>
+                <w:b w:val="false"/>
+                <w:bCs w:val="false"/>
+                <w:sz w:val="18"/>
+                <w:szCs w:val="18"/>
               </w:rPr>
               <w:t xml:space="preserve">782462736</w:t>
             </w:r>
@@ -1609,11 +1655,28 @@
             </w:pPr>
             <w:r>
               <w:rPr>
-                <w:rFonts w:ascii="Calibri" w:cs="Calibri" w:eastAsia="Calibri" w:hAnsi="Calibri"/>
-                <w:b w:val="false"/>
-                <w:bCs w:val="false"/>
-                <w:sz w:val="20"/>
-                <w:szCs w:val="20"/>
+                <w:rFonts w:ascii="Book Antiqua" w:cs="Book Antiqua" w:eastAsia="Book Antiqua" w:hAnsi="Book Antiqua"/>
+                <w:b/>
+                <w:bCs/>
+                <w:sz w:val="18"/>
+                <w:szCs w:val="18"/>
+              </w:rPr>
+              <w:t xml:space="preserve">UGX 1,050,000</w:t>
+            </w:r>
+          </w:p>
+        </w:tc>
+        <w:tc>
+          <w:p>
+            <w:pPr>
+              <w:jc w:val="left"/>
+            </w:pPr>
+            <w:r>
+              <w:rPr>
+                <w:rFonts w:ascii="Book Antiqua" w:cs="Book Antiqua" w:eastAsia="Book Antiqua" w:hAnsi="Book Antiqua"/>
+                <w:b w:val="false"/>
+                <w:bCs w:val="false"/>
+                <w:sz w:val="18"/>
+                <w:szCs w:val="18"/>
               </w:rPr>
               <w:t xml:space="preserve">Active</w:t>
             </w:r>
@@ -1628,11 +1691,11 @@
             </w:pPr>
             <w:r>
               <w:rPr>
-                <w:rFonts w:ascii="Calibri" w:cs="Calibri" w:eastAsia="Calibri" w:hAnsi="Calibri"/>
-                <w:b w:val="false"/>
-                <w:bCs w:val="false"/>
-                <w:sz w:val="20"/>
-                <w:szCs w:val="20"/>
+                <w:rFonts w:ascii="Book Antiqua" w:cs="Book Antiqua" w:eastAsia="Book Antiqua" w:hAnsi="Book Antiqua"/>
+                <w:b w:val="false"/>
+                <w:bCs w:val="false"/>
+                <w:sz w:val="18"/>
+                <w:szCs w:val="18"/>
               </w:rPr>
               <w:t xml:space="preserve">SACCO-013</w:t>
             </w:r>
@@ -1645,11 +1708,11 @@
             </w:pPr>
             <w:r>
               <w:rPr>
-                <w:rFonts w:ascii="Calibri" w:cs="Calibri" w:eastAsia="Calibri" w:hAnsi="Calibri"/>
-                <w:b w:val="false"/>
-                <w:bCs w:val="false"/>
-                <w:sz w:val="20"/>
-                <w:szCs w:val="20"/>
+                <w:rFonts w:ascii="Book Antiqua" w:cs="Book Antiqua" w:eastAsia="Book Antiqua" w:hAnsi="Book Antiqua"/>
+                <w:b w:val="false"/>
+                <w:bCs w:val="false"/>
+                <w:sz w:val="18"/>
+                <w:szCs w:val="18"/>
               </w:rPr>
               <w:t xml:space="preserve">Mathias Twijukye</w:t>
             </w:r>
@@ -1662,11 +1725,11 @@
             </w:pPr>
             <w:r>
               <w:rPr>
-                <w:rFonts w:ascii="Calibri" w:cs="Calibri" w:eastAsia="Calibri" w:hAnsi="Calibri"/>
-                <w:b w:val="false"/>
-                <w:bCs w:val="false"/>
-                <w:sz w:val="20"/>
-                <w:szCs w:val="20"/>
+                <w:rFonts w:ascii="Book Antiqua" w:cs="Book Antiqua" w:eastAsia="Book Antiqua" w:hAnsi="Book Antiqua"/>
+                <w:b w:val="false"/>
+                <w:bCs w:val="false"/>
+                <w:sz w:val="18"/>
+                <w:szCs w:val="18"/>
               </w:rPr>
               <w:t xml:space="preserve">785614920</w:t>
             </w:r>
@@ -1679,11 +1742,28 @@
             </w:pPr>
             <w:r>
               <w:rPr>
-                <w:rFonts w:ascii="Calibri" w:cs="Calibri" w:eastAsia="Calibri" w:hAnsi="Calibri"/>
-                <w:b w:val="false"/>
-                <w:bCs w:val="false"/>
-                <w:sz w:val="20"/>
-                <w:szCs w:val="20"/>
+                <w:rFonts w:ascii="Book Antiqua" w:cs="Book Antiqua" w:eastAsia="Book Antiqua" w:hAnsi="Book Antiqua"/>
+                <w:b/>
+                <w:bCs/>
+                <w:sz w:val="18"/>
+                <w:szCs w:val="18"/>
+              </w:rPr>
+              <w:t xml:space="preserve">UGX 430,000</w:t>
+            </w:r>
+          </w:p>
+        </w:tc>
+        <w:tc>
+          <w:p>
+            <w:pPr>
+              <w:jc w:val="left"/>
+            </w:pPr>
+            <w:r>
+              <w:rPr>
+                <w:rFonts w:ascii="Book Antiqua" w:cs="Book Antiqua" w:eastAsia="Book Antiqua" w:hAnsi="Book Antiqua"/>
+                <w:b w:val="false"/>
+                <w:bCs w:val="false"/>
+                <w:sz w:val="18"/>
+                <w:szCs w:val="18"/>
               </w:rPr>
               <w:t xml:space="preserve">Active</w:t>
             </w:r>
@@ -1698,11 +1778,11 @@
             </w:pPr>
             <w:r>
               <w:rPr>
-                <w:rFonts w:ascii="Calibri" w:cs="Calibri" w:eastAsia="Calibri" w:hAnsi="Calibri"/>
-                <w:b w:val="false"/>
-                <w:bCs w:val="false"/>
-                <w:sz w:val="20"/>
-                <w:szCs w:val="20"/>
+                <w:rFonts w:ascii="Book Antiqua" w:cs="Book Antiqua" w:eastAsia="Book Antiqua" w:hAnsi="Book Antiqua"/>
+                <w:b w:val="false"/>
+                <w:bCs w:val="false"/>
+                <w:sz w:val="18"/>
+                <w:szCs w:val="18"/>
               </w:rPr>
               <w:t xml:space="preserve">SACCO-007</w:t>
             </w:r>
@@ -1715,11 +1795,11 @@
             </w:pPr>
             <w:r>
               <w:rPr>
-                <w:rFonts w:ascii="Calibri" w:cs="Calibri" w:eastAsia="Calibri" w:hAnsi="Calibri"/>
-                <w:b w:val="false"/>
-                <w:bCs w:val="false"/>
-                <w:sz w:val="20"/>
-                <w:szCs w:val="20"/>
+                <w:rFonts w:ascii="Book Antiqua" w:cs="Book Antiqua" w:eastAsia="Book Antiqua" w:hAnsi="Book Antiqua"/>
+                <w:b w:val="false"/>
+                <w:bCs w:val="false"/>
+                <w:sz w:val="18"/>
+                <w:szCs w:val="18"/>
               </w:rPr>
               <w:t xml:space="preserve">Mucunguzi Junior</w:t>
             </w:r>
@@ -1732,11 +1812,11 @@
             </w:pPr>
             <w:r>
               <w:rPr>
-                <w:rFonts w:ascii="Calibri" w:cs="Calibri" w:eastAsia="Calibri" w:hAnsi="Calibri"/>
-                <w:b w:val="false"/>
-                <w:bCs w:val="false"/>
-                <w:sz w:val="20"/>
-                <w:szCs w:val="20"/>
+                <w:rFonts w:ascii="Book Antiqua" w:cs="Book Antiqua" w:eastAsia="Book Antiqua" w:hAnsi="Book Antiqua"/>
+                <w:b w:val="false"/>
+                <w:bCs w:val="false"/>
+                <w:sz w:val="18"/>
+                <w:szCs w:val="18"/>
               </w:rPr>
               <w:t xml:space="preserve">0775 664273</w:t>
             </w:r>
@@ -1749,11 +1829,28 @@
             </w:pPr>
             <w:r>
               <w:rPr>
-                <w:rFonts w:ascii="Calibri" w:cs="Calibri" w:eastAsia="Calibri" w:hAnsi="Calibri"/>
-                <w:b w:val="false"/>
-                <w:bCs w:val="false"/>
-                <w:sz w:val="20"/>
-                <w:szCs w:val="20"/>
+                <w:rFonts w:ascii="Book Antiqua" w:cs="Book Antiqua" w:eastAsia="Book Antiqua" w:hAnsi="Book Antiqua"/>
+                <w:b/>
+                <w:bCs/>
+                <w:sz w:val="18"/>
+                <w:szCs w:val="18"/>
+              </w:rPr>
+              <w:t xml:space="preserve">UGX 500,000</w:t>
+            </w:r>
+          </w:p>
+        </w:tc>
+        <w:tc>
+          <w:p>
+            <w:pPr>
+              <w:jc w:val="left"/>
+            </w:pPr>
+            <w:r>
+              <w:rPr>
+                <w:rFonts w:ascii="Book Antiqua" w:cs="Book Antiqua" w:eastAsia="Book Antiqua" w:hAnsi="Book Antiqua"/>
+                <w:b w:val="false"/>
+                <w:bCs w:val="false"/>
+                <w:sz w:val="18"/>
+                <w:szCs w:val="18"/>
               </w:rPr>
               <w:t xml:space="preserve">Active</w:t>
             </w:r>
@@ -1768,11 +1865,11 @@
             </w:pPr>
             <w:r>
               <w:rPr>
-                <w:rFonts w:ascii="Calibri" w:cs="Calibri" w:eastAsia="Calibri" w:hAnsi="Calibri"/>
-                <w:b w:val="false"/>
-                <w:bCs w:val="false"/>
-                <w:sz w:val="20"/>
-                <w:szCs w:val="20"/>
+                <w:rFonts w:ascii="Book Antiqua" w:cs="Book Antiqua" w:eastAsia="Book Antiqua" w:hAnsi="Book Antiqua"/>
+                <w:b w:val="false"/>
+                <w:bCs w:val="false"/>
+                <w:sz w:val="18"/>
+                <w:szCs w:val="18"/>
               </w:rPr>
               <w:t xml:space="preserve">SACCO-011</w:t>
             </w:r>
@@ -1785,11 +1882,11 @@
             </w:pPr>
             <w:r>
               <w:rPr>
-                <w:rFonts w:ascii="Calibri" w:cs="Calibri" w:eastAsia="Calibri" w:hAnsi="Calibri"/>
-                <w:b w:val="false"/>
-                <w:bCs w:val="false"/>
-                <w:sz w:val="20"/>
-                <w:szCs w:val="20"/>
+                <w:rFonts w:ascii="Book Antiqua" w:cs="Book Antiqua" w:eastAsia="Book Antiqua" w:hAnsi="Book Antiqua"/>
+                <w:b w:val="false"/>
+                <w:bCs w:val="false"/>
+                <w:sz w:val="18"/>
+                <w:szCs w:val="18"/>
               </w:rPr>
               <w:t xml:space="preserve">Mzee Fred Kakombe</w:t>
             </w:r>
@@ -1802,11 +1899,11 @@
             </w:pPr>
             <w:r>
               <w:rPr>
-                <w:rFonts w:ascii="Calibri" w:cs="Calibri" w:eastAsia="Calibri" w:hAnsi="Calibri"/>
-                <w:b w:val="false"/>
-                <w:bCs w:val="false"/>
-                <w:sz w:val="20"/>
-                <w:szCs w:val="20"/>
+                <w:rFonts w:ascii="Book Antiqua" w:cs="Book Antiqua" w:eastAsia="Book Antiqua" w:hAnsi="Book Antiqua"/>
+                <w:b w:val="false"/>
+                <w:bCs w:val="false"/>
+                <w:sz w:val="18"/>
+                <w:szCs w:val="18"/>
               </w:rPr>
               <w:t xml:space="preserve">790247460</w:t>
             </w:r>
@@ -1819,11 +1916,28 @@
             </w:pPr>
             <w:r>
               <w:rPr>
-                <w:rFonts w:ascii="Calibri" w:cs="Calibri" w:eastAsia="Calibri" w:hAnsi="Calibri"/>
-                <w:b w:val="false"/>
-                <w:bCs w:val="false"/>
-                <w:sz w:val="20"/>
-                <w:szCs w:val="20"/>
+                <w:rFonts w:ascii="Book Antiqua" w:cs="Book Antiqua" w:eastAsia="Book Antiqua" w:hAnsi="Book Antiqua"/>
+                <w:b/>
+                <w:bCs/>
+                <w:sz w:val="18"/>
+                <w:szCs w:val="18"/>
+              </w:rPr>
+              <w:t xml:space="preserve">UGX 350,000</w:t>
+            </w:r>
+          </w:p>
+        </w:tc>
+        <w:tc>
+          <w:p>
+            <w:pPr>
+              <w:jc w:val="left"/>
+            </w:pPr>
+            <w:r>
+              <w:rPr>
+                <w:rFonts w:ascii="Book Antiqua" w:cs="Book Antiqua" w:eastAsia="Book Antiqua" w:hAnsi="Book Antiqua"/>
+                <w:b w:val="false"/>
+                <w:bCs w:val="false"/>
+                <w:sz w:val="18"/>
+                <w:szCs w:val="18"/>
               </w:rPr>
               <w:t xml:space="preserve">Active</w:t>
             </w:r>
@@ -1838,11 +1952,11 @@
             </w:pPr>
             <w:r>
               <w:rPr>
-                <w:rFonts w:ascii="Calibri" w:cs="Calibri" w:eastAsia="Calibri" w:hAnsi="Calibri"/>
-                <w:b w:val="false"/>
-                <w:bCs w:val="false"/>
-                <w:sz w:val="20"/>
-                <w:szCs w:val="20"/>
+                <w:rFonts w:ascii="Book Antiqua" w:cs="Book Antiqua" w:eastAsia="Book Antiqua" w:hAnsi="Book Antiqua"/>
+                <w:b w:val="false"/>
+                <w:bCs w:val="false"/>
+                <w:sz w:val="18"/>
+                <w:szCs w:val="18"/>
               </w:rPr>
               <w:t xml:space="preserve">SACCO-016</w:t>
             </w:r>
@@ -1855,11 +1969,11 @@
             </w:pPr>
             <w:r>
               <w:rPr>
-                <w:rFonts w:ascii="Calibri" w:cs="Calibri" w:eastAsia="Calibri" w:hAnsi="Calibri"/>
-                <w:b w:val="false"/>
-                <w:bCs w:val="false"/>
-                <w:sz w:val="20"/>
-                <w:szCs w:val="20"/>
+                <w:rFonts w:ascii="Book Antiqua" w:cs="Book Antiqua" w:eastAsia="Book Antiqua" w:hAnsi="Book Antiqua"/>
+                <w:b w:val="false"/>
+                <w:bCs w:val="false"/>
+                <w:sz w:val="18"/>
+                <w:szCs w:val="18"/>
               </w:rPr>
               <w:t xml:space="preserve">Nasasira Ainaea</w:t>
             </w:r>
@@ -1872,11 +1986,11 @@
             </w:pPr>
             <w:r>
               <w:rPr>
-                <w:rFonts w:ascii="Calibri" w:cs="Calibri" w:eastAsia="Calibri" w:hAnsi="Calibri"/>
-                <w:b w:val="false"/>
-                <w:bCs w:val="false"/>
-                <w:sz w:val="20"/>
-                <w:szCs w:val="20"/>
+                <w:rFonts w:ascii="Book Antiqua" w:cs="Book Antiqua" w:eastAsia="Book Antiqua" w:hAnsi="Book Antiqua"/>
+                <w:b w:val="false"/>
+                <w:bCs w:val="false"/>
+                <w:sz w:val="18"/>
+                <w:szCs w:val="18"/>
               </w:rPr>
               <w:t xml:space="preserve">765353098</w:t>
             </w:r>
@@ -1889,11 +2003,28 @@
             </w:pPr>
             <w:r>
               <w:rPr>
-                <w:rFonts w:ascii="Calibri" w:cs="Calibri" w:eastAsia="Calibri" w:hAnsi="Calibri"/>
-                <w:b w:val="false"/>
-                <w:bCs w:val="false"/>
-                <w:sz w:val="20"/>
-                <w:szCs w:val="20"/>
+                <w:rFonts w:ascii="Book Antiqua" w:cs="Book Antiqua" w:eastAsia="Book Antiqua" w:hAnsi="Book Antiqua"/>
+                <w:b/>
+                <w:bCs/>
+                <w:sz w:val="18"/>
+                <w:szCs w:val="18"/>
+              </w:rPr>
+              <w:t xml:space="preserve">UGX 425,000</w:t>
+            </w:r>
+          </w:p>
+        </w:tc>
+        <w:tc>
+          <w:p>
+            <w:pPr>
+              <w:jc w:val="left"/>
+            </w:pPr>
+            <w:r>
+              <w:rPr>
+                <w:rFonts w:ascii="Book Antiqua" w:cs="Book Antiqua" w:eastAsia="Book Antiqua" w:hAnsi="Book Antiqua"/>
+                <w:b w:val="false"/>
+                <w:bCs w:val="false"/>
+                <w:sz w:val="18"/>
+                <w:szCs w:val="18"/>
               </w:rPr>
               <w:t xml:space="preserve">Active</w:t>
             </w:r>
@@ -1908,11 +2039,11 @@
             </w:pPr>
             <w:r>
               <w:rPr>
-                <w:rFonts w:ascii="Calibri" w:cs="Calibri" w:eastAsia="Calibri" w:hAnsi="Calibri"/>
-                <w:b w:val="false"/>
-                <w:bCs w:val="false"/>
-                <w:sz w:val="20"/>
-                <w:szCs w:val="20"/>
+                <w:rFonts w:ascii="Book Antiqua" w:cs="Book Antiqua" w:eastAsia="Book Antiqua" w:hAnsi="Book Antiqua"/>
+                <w:b w:val="false"/>
+                <w:bCs w:val="false"/>
+                <w:sz w:val="18"/>
+                <w:szCs w:val="18"/>
               </w:rPr>
               <w:t xml:space="preserve">SACCO-004</w:t>
             </w:r>
@@ -1925,11 +2056,11 @@
             </w:pPr>
             <w:r>
               <w:rPr>
-                <w:rFonts w:ascii="Calibri" w:cs="Calibri" w:eastAsia="Calibri" w:hAnsi="Calibri"/>
-                <w:b w:val="false"/>
-                <w:bCs w:val="false"/>
-                <w:sz w:val="20"/>
-                <w:szCs w:val="20"/>
+                <w:rFonts w:ascii="Book Antiqua" w:cs="Book Antiqua" w:eastAsia="Book Antiqua" w:hAnsi="Book Antiqua"/>
+                <w:b w:val="false"/>
+                <w:bCs w:val="false"/>
+                <w:sz w:val="18"/>
+                <w:szCs w:val="18"/>
               </w:rPr>
               <w:t xml:space="preserve">Nayebare Prossy</w:t>
             </w:r>
@@ -1942,11 +2073,11 @@
             </w:pPr>
             <w:r>
               <w:rPr>
-                <w:rFonts w:ascii="Calibri" w:cs="Calibri" w:eastAsia="Calibri" w:hAnsi="Calibri"/>
-                <w:b w:val="false"/>
-                <w:bCs w:val="false"/>
-                <w:sz w:val="20"/>
-                <w:szCs w:val="20"/>
+                <w:rFonts w:ascii="Book Antiqua" w:cs="Book Antiqua" w:eastAsia="Book Antiqua" w:hAnsi="Book Antiqua"/>
+                <w:b w:val="false"/>
+                <w:bCs w:val="false"/>
+                <w:sz w:val="18"/>
+                <w:szCs w:val="18"/>
               </w:rPr>
               <w:t xml:space="preserve">0761 581225</w:t>
             </w:r>
@@ -1959,11 +2090,28 @@
             </w:pPr>
             <w:r>
               <w:rPr>
-                <w:rFonts w:ascii="Calibri" w:cs="Calibri" w:eastAsia="Calibri" w:hAnsi="Calibri"/>
-                <w:b w:val="false"/>
-                <w:bCs w:val="false"/>
-                <w:sz w:val="20"/>
-                <w:szCs w:val="20"/>
+                <w:rFonts w:ascii="Book Antiqua" w:cs="Book Antiqua" w:eastAsia="Book Antiqua" w:hAnsi="Book Antiqua"/>
+                <w:b/>
+                <w:bCs/>
+                <w:sz w:val="18"/>
+                <w:szCs w:val="18"/>
+              </w:rPr>
+              <w:t xml:space="preserve">UGX 350,000</w:t>
+            </w:r>
+          </w:p>
+        </w:tc>
+        <w:tc>
+          <w:p>
+            <w:pPr>
+              <w:jc w:val="left"/>
+            </w:pPr>
+            <w:r>
+              <w:rPr>
+                <w:rFonts w:ascii="Book Antiqua" w:cs="Book Antiqua" w:eastAsia="Book Antiqua" w:hAnsi="Book Antiqua"/>
+                <w:b w:val="false"/>
+                <w:bCs w:val="false"/>
+                <w:sz w:val="18"/>
+                <w:szCs w:val="18"/>
               </w:rPr>
               <w:t xml:space="preserve">Active</w:t>
             </w:r>
@@ -1978,11 +2126,11 @@
             </w:pPr>
             <w:r>
               <w:rPr>
-                <w:rFonts w:ascii="Calibri" w:cs="Calibri" w:eastAsia="Calibri" w:hAnsi="Calibri"/>
-                <w:b w:val="false"/>
-                <w:bCs w:val="false"/>
-                <w:sz w:val="20"/>
-                <w:szCs w:val="20"/>
+                <w:rFonts w:ascii="Book Antiqua" w:cs="Book Antiqua" w:eastAsia="Book Antiqua" w:hAnsi="Book Antiqua"/>
+                <w:b w:val="false"/>
+                <w:bCs w:val="false"/>
+                <w:sz w:val="18"/>
+                <w:szCs w:val="18"/>
               </w:rPr>
               <w:t xml:space="preserve">SACCO-017</w:t>
             </w:r>
@@ -1995,11 +2143,11 @@
             </w:pPr>
             <w:r>
               <w:rPr>
-                <w:rFonts w:ascii="Calibri" w:cs="Calibri" w:eastAsia="Calibri" w:hAnsi="Calibri"/>
-                <w:b w:val="false"/>
-                <w:bCs w:val="false"/>
-                <w:sz w:val="20"/>
-                <w:szCs w:val="20"/>
+                <w:rFonts w:ascii="Book Antiqua" w:cs="Book Antiqua" w:eastAsia="Book Antiqua" w:hAnsi="Book Antiqua"/>
+                <w:b w:val="false"/>
+                <w:bCs w:val="false"/>
+                <w:sz w:val="18"/>
+                <w:szCs w:val="18"/>
               </w:rPr>
               <w:t xml:space="preserve">Nimusiima Sharon</w:t>
             </w:r>
@@ -2012,11 +2160,11 @@
             </w:pPr>
             <w:r>
               <w:rPr>
-                <w:rFonts w:ascii="Calibri" w:cs="Calibri" w:eastAsia="Calibri" w:hAnsi="Calibri"/>
-                <w:b w:val="false"/>
-                <w:bCs w:val="false"/>
-                <w:sz w:val="20"/>
-                <w:szCs w:val="20"/>
+                <w:rFonts w:ascii="Book Antiqua" w:cs="Book Antiqua" w:eastAsia="Book Antiqua" w:hAnsi="Book Antiqua"/>
+                <w:b w:val="false"/>
+                <w:bCs w:val="false"/>
+                <w:sz w:val="18"/>
+                <w:szCs w:val="18"/>
               </w:rPr>
               <w:t xml:space="preserve">780119749</w:t>
             </w:r>
@@ -2029,11 +2177,28 @@
             </w:pPr>
             <w:r>
               <w:rPr>
-                <w:rFonts w:ascii="Calibri" w:cs="Calibri" w:eastAsia="Calibri" w:hAnsi="Calibri"/>
-                <w:b w:val="false"/>
-                <w:bCs w:val="false"/>
-                <w:sz w:val="20"/>
-                <w:szCs w:val="20"/>
+                <w:rFonts w:ascii="Book Antiqua" w:cs="Book Antiqua" w:eastAsia="Book Antiqua" w:hAnsi="Book Antiqua"/>
+                <w:b/>
+                <w:bCs/>
+                <w:sz w:val="18"/>
+                <w:szCs w:val="18"/>
+              </w:rPr>
+              <w:t xml:space="preserve">UGX 300,000</w:t>
+            </w:r>
+          </w:p>
+        </w:tc>
+        <w:tc>
+          <w:p>
+            <w:pPr>
+              <w:jc w:val="left"/>
+            </w:pPr>
+            <w:r>
+              <w:rPr>
+                <w:rFonts w:ascii="Book Antiqua" w:cs="Book Antiqua" w:eastAsia="Book Antiqua" w:hAnsi="Book Antiqua"/>
+                <w:b w:val="false"/>
+                <w:bCs w:val="false"/>
+                <w:sz w:val="18"/>
+                <w:szCs w:val="18"/>
               </w:rPr>
               <w:t xml:space="preserve">Active</w:t>
             </w:r>
@@ -2048,11 +2213,11 @@
             </w:pPr>
             <w:r>
               <w:rPr>
-                <w:rFonts w:ascii="Calibri" w:cs="Calibri" w:eastAsia="Calibri" w:hAnsi="Calibri"/>
-                <w:b w:val="false"/>
-                <w:bCs w:val="false"/>
-                <w:sz w:val="20"/>
-                <w:szCs w:val="20"/>
+                <w:rFonts w:ascii="Book Antiqua" w:cs="Book Antiqua" w:eastAsia="Book Antiqua" w:hAnsi="Book Antiqua"/>
+                <w:b w:val="false"/>
+                <w:bCs w:val="false"/>
+                <w:sz w:val="18"/>
+                <w:szCs w:val="18"/>
               </w:rPr>
               <w:t xml:space="preserve">SACCO-033</w:t>
             </w:r>
@@ -2065,11 +2230,11 @@
             </w:pPr>
             <w:r>
               <w:rPr>
-                <w:rFonts w:ascii="Calibri" w:cs="Calibri" w:eastAsia="Calibri" w:hAnsi="Calibri"/>
-                <w:b w:val="false"/>
-                <w:bCs w:val="false"/>
-                <w:sz w:val="20"/>
-                <w:szCs w:val="20"/>
+                <w:rFonts w:ascii="Book Antiqua" w:cs="Book Antiqua" w:eastAsia="Book Antiqua" w:hAnsi="Book Antiqua"/>
+                <w:b w:val="false"/>
+                <w:bCs w:val="false"/>
+                <w:sz w:val="18"/>
+                <w:szCs w:val="18"/>
               </w:rPr>
               <w:t xml:space="preserve">Norman</w:t>
             </w:r>
@@ -2082,11 +2247,11 @@
             </w:pPr>
             <w:r>
               <w:rPr>
-                <w:rFonts w:ascii="Calibri" w:cs="Calibri" w:eastAsia="Calibri" w:hAnsi="Calibri"/>
-                <w:b w:val="false"/>
-                <w:bCs w:val="false"/>
-                <w:sz w:val="20"/>
-                <w:szCs w:val="20"/>
+                <w:rFonts w:ascii="Book Antiqua" w:cs="Book Antiqua" w:eastAsia="Book Antiqua" w:hAnsi="Book Antiqua"/>
+                <w:b w:val="false"/>
+                <w:bCs w:val="false"/>
+                <w:sz w:val="18"/>
+                <w:szCs w:val="18"/>
               </w:rPr>
               <w:t xml:space="preserve">756838488</w:t>
             </w:r>
@@ -2099,11 +2264,28 @@
             </w:pPr>
             <w:r>
               <w:rPr>
-                <w:rFonts w:ascii="Calibri" w:cs="Calibri" w:eastAsia="Calibri" w:hAnsi="Calibri"/>
-                <w:b w:val="false"/>
-                <w:bCs w:val="false"/>
-                <w:sz w:val="20"/>
-                <w:szCs w:val="20"/>
+                <w:rFonts w:ascii="Book Antiqua" w:cs="Book Antiqua" w:eastAsia="Book Antiqua" w:hAnsi="Book Antiqua"/>
+                <w:b/>
+                <w:bCs/>
+                <w:sz w:val="18"/>
+                <w:szCs w:val="18"/>
+              </w:rPr>
+              <w:t xml:space="preserve">UGX 175,000</w:t>
+            </w:r>
+          </w:p>
+        </w:tc>
+        <w:tc>
+          <w:p>
+            <w:pPr>
+              <w:jc w:val="left"/>
+            </w:pPr>
+            <w:r>
+              <w:rPr>
+                <w:rFonts w:ascii="Book Antiqua" w:cs="Book Antiqua" w:eastAsia="Book Antiqua" w:hAnsi="Book Antiqua"/>
+                <w:b w:val="false"/>
+                <w:bCs w:val="false"/>
+                <w:sz w:val="18"/>
+                <w:szCs w:val="18"/>
               </w:rPr>
               <w:t xml:space="preserve">Active</w:t>
             </w:r>
@@ -2118,11 +2300,11 @@
             </w:pPr>
             <w:r>
               <w:rPr>
-                <w:rFonts w:ascii="Calibri" w:cs="Calibri" w:eastAsia="Calibri" w:hAnsi="Calibri"/>
-                <w:b w:val="false"/>
-                <w:bCs w:val="false"/>
-                <w:sz w:val="20"/>
-                <w:szCs w:val="20"/>
+                <w:rFonts w:ascii="Book Antiqua" w:cs="Book Antiqua" w:eastAsia="Book Antiqua" w:hAnsi="Book Antiqua"/>
+                <w:b w:val="false"/>
+                <w:bCs w:val="false"/>
+                <w:sz w:val="18"/>
+                <w:szCs w:val="18"/>
               </w:rPr>
               <w:t xml:space="preserve">SACCO-014</w:t>
             </w:r>
@@ -2135,11 +2317,11 @@
             </w:pPr>
             <w:r>
               <w:rPr>
-                <w:rFonts w:ascii="Calibri" w:cs="Calibri" w:eastAsia="Calibri" w:hAnsi="Calibri"/>
-                <w:b w:val="false"/>
-                <w:bCs w:val="false"/>
-                <w:sz w:val="20"/>
-                <w:szCs w:val="20"/>
+                <w:rFonts w:ascii="Book Antiqua" w:cs="Book Antiqua" w:eastAsia="Book Antiqua" w:hAnsi="Book Antiqua"/>
+                <w:b w:val="false"/>
+                <w:bCs w:val="false"/>
+                <w:sz w:val="18"/>
+                <w:szCs w:val="18"/>
               </w:rPr>
               <w:t xml:space="preserve">Nyangoma Sharon</w:t>
             </w:r>
@@ -2152,11 +2334,11 @@
             </w:pPr>
             <w:r>
               <w:rPr>
-                <w:rFonts w:ascii="Calibri" w:cs="Calibri" w:eastAsia="Calibri" w:hAnsi="Calibri"/>
-                <w:b w:val="false"/>
-                <w:bCs w:val="false"/>
-                <w:sz w:val="20"/>
-                <w:szCs w:val="20"/>
+                <w:rFonts w:ascii="Book Antiqua" w:cs="Book Antiqua" w:eastAsia="Book Antiqua" w:hAnsi="Book Antiqua"/>
+                <w:b w:val="false"/>
+                <w:bCs w:val="false"/>
+                <w:sz w:val="18"/>
+                <w:szCs w:val="18"/>
               </w:rPr>
               <w:t xml:space="preserve">780589399</w:t>
             </w:r>
@@ -2169,11 +2351,28 @@
             </w:pPr>
             <w:r>
               <w:rPr>
-                <w:rFonts w:ascii="Calibri" w:cs="Calibri" w:eastAsia="Calibri" w:hAnsi="Calibri"/>
-                <w:b w:val="false"/>
-                <w:bCs w:val="false"/>
-                <w:sz w:val="20"/>
-                <w:szCs w:val="20"/>
+                <w:rFonts w:ascii="Book Antiqua" w:cs="Book Antiqua" w:eastAsia="Book Antiqua" w:hAnsi="Book Antiqua"/>
+                <w:b/>
+                <w:bCs/>
+                <w:sz w:val="18"/>
+                <w:szCs w:val="18"/>
+              </w:rPr>
+              <w:t xml:space="preserve">UGX 1,500,000</w:t>
+            </w:r>
+          </w:p>
+        </w:tc>
+        <w:tc>
+          <w:p>
+            <w:pPr>
+              <w:jc w:val="left"/>
+            </w:pPr>
+            <w:r>
+              <w:rPr>
+                <w:rFonts w:ascii="Book Antiqua" w:cs="Book Antiqua" w:eastAsia="Book Antiqua" w:hAnsi="Book Antiqua"/>
+                <w:b w:val="false"/>
+                <w:bCs w:val="false"/>
+                <w:sz w:val="18"/>
+                <w:szCs w:val="18"/>
               </w:rPr>
               <w:t xml:space="preserve">Active</w:t>
             </w:r>
@@ -2188,11 +2387,11 @@
             </w:pPr>
             <w:r>
               <w:rPr>
-                <w:rFonts w:ascii="Calibri" w:cs="Calibri" w:eastAsia="Calibri" w:hAnsi="Calibri"/>
-                <w:b w:val="false"/>
-                <w:bCs w:val="false"/>
-                <w:sz w:val="20"/>
-                <w:szCs w:val="20"/>
+                <w:rFonts w:ascii="Book Antiqua" w:cs="Book Antiqua" w:eastAsia="Book Antiqua" w:hAnsi="Book Antiqua"/>
+                <w:b w:val="false"/>
+                <w:bCs w:val="false"/>
+                <w:sz w:val="18"/>
+                <w:szCs w:val="18"/>
               </w:rPr>
               <w:t xml:space="preserve">SACCO-039</w:t>
             </w:r>
@@ -2205,11 +2404,11 @@
             </w:pPr>
             <w:r>
               <w:rPr>
-                <w:rFonts w:ascii="Calibri" w:cs="Calibri" w:eastAsia="Calibri" w:hAnsi="Calibri"/>
-                <w:b w:val="false"/>
-                <w:bCs w:val="false"/>
-                <w:sz w:val="20"/>
-                <w:szCs w:val="20"/>
+                <w:rFonts w:ascii="Book Antiqua" w:cs="Book Antiqua" w:eastAsia="Book Antiqua" w:hAnsi="Book Antiqua"/>
+                <w:b w:val="false"/>
+                <w:bCs w:val="false"/>
+                <w:sz w:val="18"/>
+                <w:szCs w:val="18"/>
               </w:rPr>
               <w:t xml:space="preserve">Pison Ntegamo</w:t>
             </w:r>
@@ -2222,11 +2421,11 @@
             </w:pPr>
             <w:r>
               <w:rPr>
-                <w:rFonts w:ascii="Calibri" w:cs="Calibri" w:eastAsia="Calibri" w:hAnsi="Calibri"/>
-                <w:b w:val="false"/>
-                <w:bCs w:val="false"/>
-                <w:sz w:val="20"/>
-                <w:szCs w:val="20"/>
+                <w:rFonts w:ascii="Book Antiqua" w:cs="Book Antiqua" w:eastAsia="Book Antiqua" w:hAnsi="Book Antiqua"/>
+                <w:b w:val="false"/>
+                <w:bCs w:val="false"/>
+                <w:sz w:val="18"/>
+                <w:szCs w:val="18"/>
               </w:rPr>
               <w:t xml:space="preserve">779895951</w:t>
             </w:r>
@@ -2239,11 +2438,28 @@
             </w:pPr>
             <w:r>
               <w:rPr>
-                <w:rFonts w:ascii="Calibri" w:cs="Calibri" w:eastAsia="Calibri" w:hAnsi="Calibri"/>
-                <w:b w:val="false"/>
-                <w:bCs w:val="false"/>
-                <w:sz w:val="20"/>
-                <w:szCs w:val="20"/>
+                <w:rFonts w:ascii="Book Antiqua" w:cs="Book Antiqua" w:eastAsia="Book Antiqua" w:hAnsi="Book Antiqua"/>
+                <w:b/>
+                <w:bCs/>
+                <w:sz w:val="18"/>
+                <w:szCs w:val="18"/>
+              </w:rPr>
+              <w:t xml:space="preserve">UGX 0</w:t>
+            </w:r>
+          </w:p>
+        </w:tc>
+        <w:tc>
+          <w:p>
+            <w:pPr>
+              <w:jc w:val="left"/>
+            </w:pPr>
+            <w:r>
+              <w:rPr>
+                <w:rFonts w:ascii="Book Antiqua" w:cs="Book Antiqua" w:eastAsia="Book Antiqua" w:hAnsi="Book Antiqua"/>
+                <w:b w:val="false"/>
+                <w:bCs w:val="false"/>
+                <w:sz w:val="18"/>
+                <w:szCs w:val="18"/>
               </w:rPr>
               <w:t xml:space="preserve">Active</w:t>
             </w:r>
@@ -2258,11 +2474,11 @@
             </w:pPr>
             <w:r>
               <w:rPr>
-                <w:rFonts w:ascii="Calibri" w:cs="Calibri" w:eastAsia="Calibri" w:hAnsi="Calibri"/>
-                <w:b w:val="false"/>
-                <w:bCs w:val="false"/>
-                <w:sz w:val="20"/>
-                <w:szCs w:val="20"/>
+                <w:rFonts w:ascii="Book Antiqua" w:cs="Book Antiqua" w:eastAsia="Book Antiqua" w:hAnsi="Book Antiqua"/>
+                <w:b w:val="false"/>
+                <w:bCs w:val="false"/>
+                <w:sz w:val="18"/>
+                <w:szCs w:val="18"/>
               </w:rPr>
               <w:t xml:space="preserve">SACCO-015</w:t>
             </w:r>
@@ -2275,11 +2491,11 @@
             </w:pPr>
             <w:r>
               <w:rPr>
-                <w:rFonts w:ascii="Calibri" w:cs="Calibri" w:eastAsia="Calibri" w:hAnsi="Calibri"/>
-                <w:b w:val="false"/>
-                <w:bCs w:val="false"/>
-                <w:sz w:val="20"/>
-                <w:szCs w:val="20"/>
+                <w:rFonts w:ascii="Book Antiqua" w:cs="Book Antiqua" w:eastAsia="Book Antiqua" w:hAnsi="Book Antiqua"/>
+                <w:b w:val="false"/>
+                <w:bCs w:val="false"/>
+                <w:sz w:val="18"/>
+                <w:szCs w:val="18"/>
               </w:rPr>
               <w:t xml:space="preserve">Rwihura Duncan</w:t>
             </w:r>
@@ -2292,11 +2508,11 @@
             </w:pPr>
             <w:r>
               <w:rPr>
-                <w:rFonts w:ascii="Calibri" w:cs="Calibri" w:eastAsia="Calibri" w:hAnsi="Calibri"/>
-                <w:b w:val="false"/>
-                <w:bCs w:val="false"/>
-                <w:sz w:val="20"/>
-                <w:szCs w:val="20"/>
+                <w:rFonts w:ascii="Book Antiqua" w:cs="Book Antiqua" w:eastAsia="Book Antiqua" w:hAnsi="Book Antiqua"/>
+                <w:b w:val="false"/>
+                <w:bCs w:val="false"/>
+                <w:sz w:val="18"/>
+                <w:szCs w:val="18"/>
               </w:rPr>
               <w:t xml:space="preserve">774510171</w:t>
             </w:r>
@@ -2309,11 +2525,28 @@
             </w:pPr>
             <w:r>
               <w:rPr>
-                <w:rFonts w:ascii="Calibri" w:cs="Calibri" w:eastAsia="Calibri" w:hAnsi="Calibri"/>
-                <w:b w:val="false"/>
-                <w:bCs w:val="false"/>
-                <w:sz w:val="20"/>
-                <w:szCs w:val="20"/>
+                <w:rFonts w:ascii="Book Antiqua" w:cs="Book Antiqua" w:eastAsia="Book Antiqua" w:hAnsi="Book Antiqua"/>
+                <w:b/>
+                <w:bCs/>
+                <w:sz w:val="18"/>
+                <w:szCs w:val="18"/>
+              </w:rPr>
+              <w:t xml:space="preserve">UGX 150,000</w:t>
+            </w:r>
+          </w:p>
+        </w:tc>
+        <w:tc>
+          <w:p>
+            <w:pPr>
+              <w:jc w:val="left"/>
+            </w:pPr>
+            <w:r>
+              <w:rPr>
+                <w:rFonts w:ascii="Book Antiqua" w:cs="Book Antiqua" w:eastAsia="Book Antiqua" w:hAnsi="Book Antiqua"/>
+                <w:b w:val="false"/>
+                <w:bCs w:val="false"/>
+                <w:sz w:val="18"/>
+                <w:szCs w:val="18"/>
               </w:rPr>
               <w:t xml:space="preserve">Active</w:t>
             </w:r>
@@ -2328,11 +2561,11 @@
             </w:pPr>
             <w:r>
               <w:rPr>
-                <w:rFonts w:ascii="Calibri" w:cs="Calibri" w:eastAsia="Calibri" w:hAnsi="Calibri"/>
-                <w:b w:val="false"/>
-                <w:bCs w:val="false"/>
-                <w:sz w:val="20"/>
-                <w:szCs w:val="20"/>
+                <w:rFonts w:ascii="Book Antiqua" w:cs="Book Antiqua" w:eastAsia="Book Antiqua" w:hAnsi="Book Antiqua"/>
+                <w:b w:val="false"/>
+                <w:bCs w:val="false"/>
+                <w:sz w:val="18"/>
+                <w:szCs w:val="18"/>
               </w:rPr>
               <w:t xml:space="preserve">SACCO-020</w:t>
             </w:r>
@@ -2345,11 +2578,11 @@
             </w:pPr>
             <w:r>
               <w:rPr>
-                <w:rFonts w:ascii="Calibri" w:cs="Calibri" w:eastAsia="Calibri" w:hAnsi="Calibri"/>
-                <w:b w:val="false"/>
-                <w:bCs w:val="false"/>
-                <w:sz w:val="20"/>
-                <w:szCs w:val="20"/>
+                <w:rFonts w:ascii="Book Antiqua" w:cs="Book Antiqua" w:eastAsia="Book Antiqua" w:hAnsi="Book Antiqua"/>
+                <w:b w:val="false"/>
+                <w:bCs w:val="false"/>
+                <w:sz w:val="18"/>
+                <w:szCs w:val="18"/>
               </w:rPr>
               <w:t xml:space="preserve">Simon Kulooba</w:t>
             </w:r>
@@ -2362,11 +2595,11 @@
             </w:pPr>
             <w:r>
               <w:rPr>
-                <w:rFonts w:ascii="Calibri" w:cs="Calibri" w:eastAsia="Calibri" w:hAnsi="Calibri"/>
-                <w:b w:val="false"/>
-                <w:bCs w:val="false"/>
-                <w:sz w:val="20"/>
-                <w:szCs w:val="20"/>
+                <w:rFonts w:ascii="Book Antiqua" w:cs="Book Antiqua" w:eastAsia="Book Antiqua" w:hAnsi="Book Antiqua"/>
+                <w:b w:val="false"/>
+                <w:bCs w:val="false"/>
+                <w:sz w:val="18"/>
+                <w:szCs w:val="18"/>
               </w:rPr>
               <w:t xml:space="preserve">782782409</w:t>
             </w:r>
@@ -2379,11 +2612,28 @@
             </w:pPr>
             <w:r>
               <w:rPr>
-                <w:rFonts w:ascii="Calibri" w:cs="Calibri" w:eastAsia="Calibri" w:hAnsi="Calibri"/>
-                <w:b w:val="false"/>
-                <w:bCs w:val="false"/>
-                <w:sz w:val="20"/>
-                <w:szCs w:val="20"/>
+                <w:rFonts w:ascii="Book Antiqua" w:cs="Book Antiqua" w:eastAsia="Book Antiqua" w:hAnsi="Book Antiqua"/>
+                <w:b/>
+                <w:bCs/>
+                <w:sz w:val="18"/>
+                <w:szCs w:val="18"/>
+              </w:rPr>
+              <w:t xml:space="preserve">UGX 350,000</w:t>
+            </w:r>
+          </w:p>
+        </w:tc>
+        <w:tc>
+          <w:p>
+            <w:pPr>
+              <w:jc w:val="left"/>
+            </w:pPr>
+            <w:r>
+              <w:rPr>
+                <w:rFonts w:ascii="Book Antiqua" w:cs="Book Antiqua" w:eastAsia="Book Antiqua" w:hAnsi="Book Antiqua"/>
+                <w:b w:val="false"/>
+                <w:bCs w:val="false"/>
+                <w:sz w:val="18"/>
+                <w:szCs w:val="18"/>
               </w:rPr>
               <w:t xml:space="preserve">Active</w:t>
             </w:r>
@@ -2398,11 +2648,11 @@
             </w:pPr>
             <w:r>
               <w:rPr>
-                <w:rFonts w:ascii="Calibri" w:cs="Calibri" w:eastAsia="Calibri" w:hAnsi="Calibri"/>
-                <w:b w:val="false"/>
-                <w:bCs w:val="false"/>
-                <w:sz w:val="20"/>
-                <w:szCs w:val="20"/>
+                <w:rFonts w:ascii="Book Antiqua" w:cs="Book Antiqua" w:eastAsia="Book Antiqua" w:hAnsi="Book Antiqua"/>
+                <w:b w:val="false"/>
+                <w:bCs w:val="false"/>
+                <w:sz w:val="18"/>
+                <w:szCs w:val="18"/>
               </w:rPr>
               <w:t xml:space="preserve">SACCO-005</w:t>
             </w:r>
@@ -2415,11 +2665,11 @@
             </w:pPr>
             <w:r>
               <w:rPr>
-                <w:rFonts w:ascii="Calibri" w:cs="Calibri" w:eastAsia="Calibri" w:hAnsi="Calibri"/>
-                <w:b w:val="false"/>
-                <w:bCs w:val="false"/>
-                <w:sz w:val="20"/>
-                <w:szCs w:val="20"/>
+                <w:rFonts w:ascii="Book Antiqua" w:cs="Book Antiqua" w:eastAsia="Book Antiqua" w:hAnsi="Book Antiqua"/>
+                <w:b w:val="false"/>
+                <w:bCs w:val="false"/>
+                <w:sz w:val="18"/>
+                <w:szCs w:val="18"/>
               </w:rPr>
               <w:t xml:space="preserve">Sonia</w:t>
             </w:r>
@@ -2432,11 +2682,11 @@
             </w:pPr>
             <w:r>
               <w:rPr>
-                <w:rFonts w:ascii="Calibri" w:cs="Calibri" w:eastAsia="Calibri" w:hAnsi="Calibri"/>
-                <w:b w:val="false"/>
-                <w:bCs w:val="false"/>
-                <w:sz w:val="20"/>
-                <w:szCs w:val="20"/>
+                <w:rFonts w:ascii="Book Antiqua" w:cs="Book Antiqua" w:eastAsia="Book Antiqua" w:hAnsi="Book Antiqua"/>
+                <w:b w:val="false"/>
+                <w:bCs w:val="false"/>
+                <w:sz w:val="18"/>
+                <w:szCs w:val="18"/>
               </w:rPr>
               <w:t xml:space="preserve">763543426</w:t>
             </w:r>
@@ -2449,11 +2699,28 @@
             </w:pPr>
             <w:r>
               <w:rPr>
-                <w:rFonts w:ascii="Calibri" w:cs="Calibri" w:eastAsia="Calibri" w:hAnsi="Calibri"/>
-                <w:b w:val="false"/>
-                <w:bCs w:val="false"/>
-                <w:sz w:val="20"/>
-                <w:szCs w:val="20"/>
+                <w:rFonts w:ascii="Book Antiqua" w:cs="Book Antiqua" w:eastAsia="Book Antiqua" w:hAnsi="Book Antiqua"/>
+                <w:b/>
+                <w:bCs/>
+                <w:sz w:val="18"/>
+                <w:szCs w:val="18"/>
+              </w:rPr>
+              <w:t xml:space="preserve">UGX 300,000</w:t>
+            </w:r>
+          </w:p>
+        </w:tc>
+        <w:tc>
+          <w:p>
+            <w:pPr>
+              <w:jc w:val="left"/>
+            </w:pPr>
+            <w:r>
+              <w:rPr>
+                <w:rFonts w:ascii="Book Antiqua" w:cs="Book Antiqua" w:eastAsia="Book Antiqua" w:hAnsi="Book Antiqua"/>
+                <w:b w:val="false"/>
+                <w:bCs w:val="false"/>
+                <w:sz w:val="18"/>
+                <w:szCs w:val="18"/>
               </w:rPr>
               <w:t xml:space="preserve">Active</w:t>
             </w:r>
@@ -2468,11 +2735,11 @@
             </w:pPr>
             <w:r>
               <w:rPr>
-                <w:rFonts w:ascii="Calibri" w:cs="Calibri" w:eastAsia="Calibri" w:hAnsi="Calibri"/>
-                <w:b w:val="false"/>
-                <w:bCs w:val="false"/>
-                <w:sz w:val="20"/>
-                <w:szCs w:val="20"/>
+                <w:rFonts w:ascii="Book Antiqua" w:cs="Book Antiqua" w:eastAsia="Book Antiqua" w:hAnsi="Book Antiqua"/>
+                <w:b w:val="false"/>
+                <w:bCs w:val="false"/>
+                <w:sz w:val="18"/>
+                <w:szCs w:val="18"/>
               </w:rPr>
               <w:t xml:space="preserve">SACCO-027</w:t>
             </w:r>
@@ -2485,11 +2752,11 @@
             </w:pPr>
             <w:r>
               <w:rPr>
-                <w:rFonts w:ascii="Calibri" w:cs="Calibri" w:eastAsia="Calibri" w:hAnsi="Calibri"/>
-                <w:b w:val="false"/>
-                <w:bCs w:val="false"/>
-                <w:sz w:val="20"/>
-                <w:szCs w:val="20"/>
+                <w:rFonts w:ascii="Book Antiqua" w:cs="Book Antiqua" w:eastAsia="Book Antiqua" w:hAnsi="Book Antiqua"/>
+                <w:b w:val="false"/>
+                <w:bCs w:val="false"/>
+                <w:sz w:val="18"/>
+                <w:szCs w:val="18"/>
               </w:rPr>
               <w:t xml:space="preserve">deduction for  sacco books</w:t>
             </w:r>
@@ -2502,11 +2769,11 @@
             </w:pPr>
             <w:r>
               <w:rPr>
-                <w:rFonts w:ascii="Calibri" w:cs="Calibri" w:eastAsia="Calibri" w:hAnsi="Calibri"/>
-                <w:b w:val="false"/>
-                <w:bCs w:val="false"/>
-                <w:sz w:val="20"/>
-                <w:szCs w:val="20"/>
+                <w:rFonts w:ascii="Book Antiqua" w:cs="Book Antiqua" w:eastAsia="Book Antiqua" w:hAnsi="Book Antiqua"/>
+                <w:b w:val="false"/>
+                <w:bCs w:val="false"/>
+                <w:sz w:val="18"/>
+                <w:szCs w:val="18"/>
               </w:rPr>
               <w:t xml:space="preserve">40000</w:t>
             </w:r>
@@ -2519,11 +2786,28 @@
             </w:pPr>
             <w:r>
               <w:rPr>
-                <w:rFonts w:ascii="Calibri" w:cs="Calibri" w:eastAsia="Calibri" w:hAnsi="Calibri"/>
-                <w:b w:val="false"/>
-                <w:bCs w:val="false"/>
-                <w:sz w:val="20"/>
-                <w:szCs w:val="20"/>
+                <w:rFonts w:ascii="Book Antiqua" w:cs="Book Antiqua" w:eastAsia="Book Antiqua" w:hAnsi="Book Antiqua"/>
+                <w:b/>
+                <w:bCs/>
+                <w:sz w:val="18"/>
+                <w:szCs w:val="18"/>
+              </w:rPr>
+              <w:t xml:space="preserve">UGX 0</w:t>
+            </w:r>
+          </w:p>
+        </w:tc>
+        <w:tc>
+          <w:p>
+            <w:pPr>
+              <w:jc w:val="left"/>
+            </w:pPr>
+            <w:r>
+              <w:rPr>
+                <w:rFonts w:ascii="Book Antiqua" w:cs="Book Antiqua" w:eastAsia="Book Antiqua" w:hAnsi="Book Antiqua"/>
+                <w:b w:val="false"/>
+                <w:bCs w:val="false"/>
+                <w:sz w:val="18"/>
+                <w:szCs w:val="18"/>
               </w:rPr>
               <w:t xml:space="preserve">Active</w:t>
             </w:r>
@@ -2538,11 +2822,11 @@
             </w:pPr>
             <w:r>
               <w:rPr>
-                <w:rFonts w:ascii="Calibri" w:cs="Calibri" w:eastAsia="Calibri" w:hAnsi="Calibri"/>
-                <w:b w:val="false"/>
-                <w:bCs w:val="false"/>
-                <w:sz w:val="20"/>
-                <w:szCs w:val="20"/>
+                <w:rFonts w:ascii="Book Antiqua" w:cs="Book Antiqua" w:eastAsia="Book Antiqua" w:hAnsi="Book Antiqua"/>
+                <w:b w:val="false"/>
+                <w:bCs w:val="false"/>
+                <w:sz w:val="18"/>
+                <w:szCs w:val="18"/>
               </w:rPr>
               <w:t xml:space="preserve">SACCO-032</w:t>
             </w:r>
@@ -2555,11 +2839,11 @@
             </w:pPr>
             <w:r>
               <w:rPr>
-                <w:rFonts w:ascii="Calibri" w:cs="Calibri" w:eastAsia="Calibri" w:hAnsi="Calibri"/>
-                <w:b w:val="false"/>
-                <w:bCs w:val="false"/>
-                <w:sz w:val="20"/>
-                <w:szCs w:val="20"/>
+                <w:rFonts w:ascii="Book Antiqua" w:cs="Book Antiqua" w:eastAsia="Book Antiqua" w:hAnsi="Book Antiqua"/>
+                <w:b w:val="false"/>
+                <w:bCs w:val="false"/>
+                <w:sz w:val="18"/>
+                <w:szCs w:val="18"/>
               </w:rPr>
               <w:t xml:space="preserve">deduction for sacco books</w:t>
             </w:r>
@@ -2572,11 +2856,11 @@
             </w:pPr>
             <w:r>
               <w:rPr>
-                <w:rFonts w:ascii="Calibri" w:cs="Calibri" w:eastAsia="Calibri" w:hAnsi="Calibri"/>
-                <w:b w:val="false"/>
-                <w:bCs w:val="false"/>
-                <w:sz w:val="20"/>
-                <w:szCs w:val="20"/>
+                <w:rFonts w:ascii="Book Antiqua" w:cs="Book Antiqua" w:eastAsia="Book Antiqua" w:hAnsi="Book Antiqua"/>
+                <w:b w:val="false"/>
+                <w:bCs w:val="false"/>
+                <w:sz w:val="18"/>
+                <w:szCs w:val="18"/>
               </w:rPr>
               <w:t xml:space="preserve">44000</w:t>
             </w:r>
@@ -2589,11 +2873,28 @@
             </w:pPr>
             <w:r>
               <w:rPr>
-                <w:rFonts w:ascii="Calibri" w:cs="Calibri" w:eastAsia="Calibri" w:hAnsi="Calibri"/>
-                <w:b w:val="false"/>
-                <w:bCs w:val="false"/>
-                <w:sz w:val="20"/>
-                <w:szCs w:val="20"/>
+                <w:rFonts w:ascii="Book Antiqua" w:cs="Book Antiqua" w:eastAsia="Book Antiqua" w:hAnsi="Book Antiqua"/>
+                <w:b/>
+                <w:bCs/>
+                <w:sz w:val="18"/>
+                <w:szCs w:val="18"/>
+              </w:rPr>
+              <w:t xml:space="preserve">UGX 0</w:t>
+            </w:r>
+          </w:p>
+        </w:tc>
+        <w:tc>
+          <w:p>
+            <w:pPr>
+              <w:jc w:val="left"/>
+            </w:pPr>
+            <w:r>
+              <w:rPr>
+                <w:rFonts w:ascii="Book Antiqua" w:cs="Book Antiqua" w:eastAsia="Book Antiqua" w:hAnsi="Book Antiqua"/>
+                <w:b w:val="false"/>
+                <w:bCs w:val="false"/>
+                <w:sz w:val="18"/>
+                <w:szCs w:val="18"/>
               </w:rPr>
               <w:t xml:space="preserve">Active</w:t>
             </w:r>
@@ -2608,11 +2909,11 @@
             </w:pPr>
             <w:r>
               <w:rPr>
-                <w:rFonts w:ascii="Calibri" w:cs="Calibri" w:eastAsia="Calibri" w:hAnsi="Calibri"/>
-                <w:b w:val="false"/>
-                <w:bCs w:val="false"/>
-                <w:sz w:val="20"/>
-                <w:szCs w:val="20"/>
+                <w:rFonts w:ascii="Book Antiqua" w:cs="Book Antiqua" w:eastAsia="Book Antiqua" w:hAnsi="Book Antiqua"/>
+                <w:b w:val="false"/>
+                <w:bCs w:val="false"/>
+                <w:sz w:val="18"/>
+                <w:szCs w:val="18"/>
               </w:rPr>
               <w:t xml:space="preserve">SACCO-028</w:t>
             </w:r>
@@ -2625,11 +2926,11 @@
             </w:pPr>
             <w:r>
               <w:rPr>
-                <w:rFonts w:ascii="Calibri" w:cs="Calibri" w:eastAsia="Calibri" w:hAnsi="Calibri"/>
-                <w:b w:val="false"/>
-                <w:bCs w:val="false"/>
-                <w:sz w:val="20"/>
-                <w:szCs w:val="20"/>
+                <w:rFonts w:ascii="Book Antiqua" w:cs="Book Antiqua" w:eastAsia="Book Antiqua" w:hAnsi="Book Antiqua"/>
+                <w:b w:val="false"/>
+                <w:bCs w:val="false"/>
+                <w:sz w:val="18"/>
+                <w:szCs w:val="18"/>
               </w:rPr>
               <w:t xml:space="preserve">interests</w:t>
             </w:r>
@@ -2642,11 +2943,11 @@
             </w:pPr>
             <w:r>
               <w:rPr>
-                <w:rFonts w:ascii="Calibri" w:cs="Calibri" w:eastAsia="Calibri" w:hAnsi="Calibri"/>
-                <w:b w:val="false"/>
-                <w:bCs w:val="false"/>
-                <w:sz w:val="20"/>
-                <w:szCs w:val="20"/>
+                <w:rFonts w:ascii="Book Antiqua" w:cs="Book Antiqua" w:eastAsia="Book Antiqua" w:hAnsi="Book Antiqua"/>
+                <w:b w:val="false"/>
+                <w:bCs w:val="false"/>
+                <w:sz w:val="18"/>
+                <w:szCs w:val="18"/>
               </w:rPr>
               <w:t xml:space="preserve">383900</w:t>
             </w:r>
@@ -2659,11 +2960,28 @@
             </w:pPr>
             <w:r>
               <w:rPr>
-                <w:rFonts w:ascii="Calibri" w:cs="Calibri" w:eastAsia="Calibri" w:hAnsi="Calibri"/>
-                <w:b w:val="false"/>
-                <w:bCs w:val="false"/>
-                <w:sz w:val="20"/>
-                <w:szCs w:val="20"/>
+                <w:rFonts w:ascii="Book Antiqua" w:cs="Book Antiqua" w:eastAsia="Book Antiqua" w:hAnsi="Book Antiqua"/>
+                <w:b/>
+                <w:bCs/>
+                <w:sz w:val="18"/>
+                <w:szCs w:val="18"/>
+              </w:rPr>
+              <w:t xml:space="preserve">UGX 0</w:t>
+            </w:r>
+          </w:p>
+        </w:tc>
+        <w:tc>
+          <w:p>
+            <w:pPr>
+              <w:jc w:val="left"/>
+            </w:pPr>
+            <w:r>
+              <w:rPr>
+                <w:rFonts w:ascii="Book Antiqua" w:cs="Book Antiqua" w:eastAsia="Book Antiqua" w:hAnsi="Book Antiqua"/>
+                <w:b w:val="false"/>
+                <w:bCs w:val="false"/>
+                <w:sz w:val="18"/>
+                <w:szCs w:val="18"/>
               </w:rPr>
               <w:t xml:space="preserve">Active</w:t>
             </w:r>
@@ -2678,11 +2996,11 @@
             </w:pPr>
             <w:r>
               <w:rPr>
-                <w:rFonts w:ascii="Calibri" w:cs="Calibri" w:eastAsia="Calibri" w:hAnsi="Calibri"/>
-                <w:b w:val="false"/>
-                <w:bCs w:val="false"/>
-                <w:sz w:val="20"/>
-                <w:szCs w:val="20"/>
+                <w:rFonts w:ascii="Book Antiqua" w:cs="Book Antiqua" w:eastAsia="Book Antiqua" w:hAnsi="Book Antiqua"/>
+                <w:b w:val="false"/>
+                <w:bCs w:val="false"/>
+                <w:sz w:val="18"/>
+                <w:szCs w:val="18"/>
               </w:rPr>
               <w:t xml:space="preserve">SACCO-037</w:t>
             </w:r>
@@ -2695,11 +3013,11 @@
             </w:pPr>
             <w:r>
               <w:rPr>
-                <w:rFonts w:ascii="Calibri" w:cs="Calibri" w:eastAsia="Calibri" w:hAnsi="Calibri"/>
-                <w:b w:val="false"/>
-                <w:bCs w:val="false"/>
-                <w:sz w:val="20"/>
-                <w:szCs w:val="20"/>
+                <w:rFonts w:ascii="Book Antiqua" w:cs="Book Antiqua" w:eastAsia="Book Antiqua" w:hAnsi="Book Antiqua"/>
+                <w:b w:val="false"/>
+                <w:bCs w:val="false"/>
+                <w:sz w:val="18"/>
+                <w:szCs w:val="18"/>
               </w:rPr>
               <w:t xml:space="preserve">jolly</w:t>
             </w:r>
@@ -2712,11 +3030,11 @@
             </w:pPr>
             <w:r>
               <w:rPr>
-                <w:rFonts w:ascii="Calibri" w:cs="Calibri" w:eastAsia="Calibri" w:hAnsi="Calibri"/>
-                <w:b w:val="false"/>
-                <w:bCs w:val="false"/>
-                <w:sz w:val="20"/>
-                <w:szCs w:val="20"/>
+                <w:rFonts w:ascii="Book Antiqua" w:cs="Book Antiqua" w:eastAsia="Book Antiqua" w:hAnsi="Book Antiqua"/>
+                <w:b w:val="false"/>
+                <w:bCs w:val="false"/>
+                <w:sz w:val="18"/>
+                <w:szCs w:val="18"/>
               </w:rPr>
               <w:t xml:space="preserve">—</w:t>
             </w:r>
@@ -2729,11 +3047,28 @@
             </w:pPr>
             <w:r>
               <w:rPr>
-                <w:rFonts w:ascii="Calibri" w:cs="Calibri" w:eastAsia="Calibri" w:hAnsi="Calibri"/>
-                <w:b w:val="false"/>
-                <w:bCs w:val="false"/>
-                <w:sz w:val="20"/>
-                <w:szCs w:val="20"/>
+                <w:rFonts w:ascii="Book Antiqua" w:cs="Book Antiqua" w:eastAsia="Book Antiqua" w:hAnsi="Book Antiqua"/>
+                <w:b/>
+                <w:bCs/>
+                <w:sz w:val="18"/>
+                <w:szCs w:val="18"/>
+              </w:rPr>
+              <w:t xml:space="preserve">UGX 900,000</w:t>
+            </w:r>
+          </w:p>
+        </w:tc>
+        <w:tc>
+          <w:p>
+            <w:pPr>
+              <w:jc w:val="left"/>
+            </w:pPr>
+            <w:r>
+              <w:rPr>
+                <w:rFonts w:ascii="Book Antiqua" w:cs="Book Antiqua" w:eastAsia="Book Antiqua" w:hAnsi="Book Antiqua"/>
+                <w:b w:val="false"/>
+                <w:bCs w:val="false"/>
+                <w:sz w:val="18"/>
+                <w:szCs w:val="18"/>
               </w:rPr>
               <w:t xml:space="preserve">Active</w:t>
             </w:r>
@@ -2748,11 +3083,11 @@
             </w:pPr>
             <w:r>
               <w:rPr>
-                <w:rFonts w:ascii="Calibri" w:cs="Calibri" w:eastAsia="Calibri" w:hAnsi="Calibri"/>
-                <w:b w:val="false"/>
-                <w:bCs w:val="false"/>
-                <w:sz w:val="20"/>
-                <w:szCs w:val="20"/>
+                <w:rFonts w:ascii="Book Antiqua" w:cs="Book Antiqua" w:eastAsia="Book Antiqua" w:hAnsi="Book Antiqua"/>
+                <w:b w:val="false"/>
+                <w:bCs w:val="false"/>
+                <w:sz w:val="18"/>
+                <w:szCs w:val="18"/>
               </w:rPr>
               <w:t xml:space="preserve">SACCO-023</w:t>
             </w:r>
@@ -2765,11 +3100,11 @@
             </w:pPr>
             <w:r>
               <w:rPr>
-                <w:rFonts w:ascii="Calibri" w:cs="Calibri" w:eastAsia="Calibri" w:hAnsi="Calibri"/>
-                <w:b w:val="false"/>
-                <w:bCs w:val="false"/>
-                <w:sz w:val="20"/>
-                <w:szCs w:val="20"/>
+                <w:rFonts w:ascii="Book Antiqua" w:cs="Book Antiqua" w:eastAsia="Book Antiqua" w:hAnsi="Book Antiqua"/>
+                <w:b w:val="false"/>
+                <w:bCs w:val="false"/>
+                <w:sz w:val="18"/>
+                <w:szCs w:val="18"/>
               </w:rPr>
               <w:t xml:space="preserve">kyomugasho jolly</w:t>
             </w:r>
@@ -2782,11 +3117,11 @@
             </w:pPr>
             <w:r>
               <w:rPr>
-                <w:rFonts w:ascii="Calibri" w:cs="Calibri" w:eastAsia="Calibri" w:hAnsi="Calibri"/>
-                <w:b w:val="false"/>
-                <w:bCs w:val="false"/>
-                <w:sz w:val="20"/>
-                <w:szCs w:val="20"/>
+                <w:rFonts w:ascii="Book Antiqua" w:cs="Book Antiqua" w:eastAsia="Book Antiqua" w:hAnsi="Book Antiqua"/>
+                <w:b w:val="false"/>
+                <w:bCs w:val="false"/>
+                <w:sz w:val="18"/>
+                <w:szCs w:val="18"/>
               </w:rPr>
               <w:t xml:space="preserve">—</w:t>
             </w:r>
@@ -2799,11 +3134,28 @@
             </w:pPr>
             <w:r>
               <w:rPr>
-                <w:rFonts w:ascii="Calibri" w:cs="Calibri" w:eastAsia="Calibri" w:hAnsi="Calibri"/>
-                <w:b w:val="false"/>
-                <w:bCs w:val="false"/>
-                <w:sz w:val="20"/>
-                <w:szCs w:val="20"/>
+                <w:rFonts w:ascii="Book Antiqua" w:cs="Book Antiqua" w:eastAsia="Book Antiqua" w:hAnsi="Book Antiqua"/>
+                <w:b/>
+                <w:bCs/>
+                <w:sz w:val="18"/>
+                <w:szCs w:val="18"/>
+              </w:rPr>
+              <w:t xml:space="preserve">UGX 1,200,000</w:t>
+            </w:r>
+          </w:p>
+        </w:tc>
+        <w:tc>
+          <w:p>
+            <w:pPr>
+              <w:jc w:val="left"/>
+            </w:pPr>
+            <w:r>
+              <w:rPr>
+                <w:rFonts w:ascii="Book Antiqua" w:cs="Book Antiqua" w:eastAsia="Book Antiqua" w:hAnsi="Book Antiqua"/>
+                <w:b w:val="false"/>
+                <w:bCs w:val="false"/>
+                <w:sz w:val="18"/>
+                <w:szCs w:val="18"/>
               </w:rPr>
               <w:t xml:space="preserve">Active</w:t>
             </w:r>
@@ -2818,11 +3170,11 @@
             </w:pPr>
             <w:r>
               <w:rPr>
-                <w:rFonts w:ascii="Calibri" w:cs="Calibri" w:eastAsia="Calibri" w:hAnsi="Calibri"/>
-                <w:b w:val="false"/>
-                <w:bCs w:val="false"/>
-                <w:sz w:val="20"/>
-                <w:szCs w:val="20"/>
+                <w:rFonts w:ascii="Book Antiqua" w:cs="Book Antiqua" w:eastAsia="Book Antiqua" w:hAnsi="Book Antiqua"/>
+                <w:b w:val="false"/>
+                <w:bCs w:val="false"/>
+                <w:sz w:val="18"/>
+                <w:szCs w:val="18"/>
               </w:rPr>
               <w:t xml:space="preserve">SACCO-025</w:t>
             </w:r>
@@ -2835,11 +3187,11 @@
             </w:pPr>
             <w:r>
               <w:rPr>
-                <w:rFonts w:ascii="Calibri" w:cs="Calibri" w:eastAsia="Calibri" w:hAnsi="Calibri"/>
-                <w:b w:val="false"/>
-                <w:bCs w:val="false"/>
-                <w:sz w:val="20"/>
-                <w:szCs w:val="20"/>
+                <w:rFonts w:ascii="Book Antiqua" w:cs="Book Antiqua" w:eastAsia="Book Antiqua" w:hAnsi="Book Antiqua"/>
+                <w:b w:val="false"/>
+                <w:bCs w:val="false"/>
+                <w:sz w:val="18"/>
+                <w:szCs w:val="18"/>
               </w:rPr>
               <w:t xml:space="preserve">money  for  the  sacco</w:t>
             </w:r>
@@ -2852,11 +3204,11 @@
             </w:pPr>
             <w:r>
               <w:rPr>
-                <w:rFonts w:ascii="Calibri" w:cs="Calibri" w:eastAsia="Calibri" w:hAnsi="Calibri"/>
-                <w:b w:val="false"/>
-                <w:bCs w:val="false"/>
-                <w:sz w:val="20"/>
-                <w:szCs w:val="20"/>
+                <w:rFonts w:ascii="Book Antiqua" w:cs="Book Antiqua" w:eastAsia="Book Antiqua" w:hAnsi="Book Antiqua"/>
+                <w:b w:val="false"/>
+                <w:bCs w:val="false"/>
+                <w:sz w:val="18"/>
+                <w:szCs w:val="18"/>
               </w:rPr>
               <w:t xml:space="preserve">—</w:t>
             </w:r>
@@ -2869,11 +3221,28 @@
             </w:pPr>
             <w:r>
               <w:rPr>
-                <w:rFonts w:ascii="Calibri" w:cs="Calibri" w:eastAsia="Calibri" w:hAnsi="Calibri"/>
-                <w:b w:val="false"/>
-                <w:bCs w:val="false"/>
-                <w:sz w:val="20"/>
-                <w:szCs w:val="20"/>
+                <w:rFonts w:ascii="Book Antiqua" w:cs="Book Antiqua" w:eastAsia="Book Antiqua" w:hAnsi="Book Antiqua"/>
+                <w:b/>
+                <w:bCs/>
+                <w:sz w:val="18"/>
+                <w:szCs w:val="18"/>
+              </w:rPr>
+              <w:t xml:space="preserve">UGX 0</w:t>
+            </w:r>
+          </w:p>
+        </w:tc>
+        <w:tc>
+          <w:p>
+            <w:pPr>
+              <w:jc w:val="left"/>
+            </w:pPr>
+            <w:r>
+              <w:rPr>
+                <w:rFonts w:ascii="Book Antiqua" w:cs="Book Antiqua" w:eastAsia="Book Antiqua" w:hAnsi="Book Antiqua"/>
+                <w:b w:val="false"/>
+                <w:bCs w:val="false"/>
+                <w:sz w:val="18"/>
+                <w:szCs w:val="18"/>
               </w:rPr>
               <w:t xml:space="preserve">Active</w:t>
             </w:r>
@@ -2888,11 +3257,11 @@
             </w:pPr>
             <w:r>
               <w:rPr>
-                <w:rFonts w:ascii="Calibri" w:cs="Calibri" w:eastAsia="Calibri" w:hAnsi="Calibri"/>
-                <w:b w:val="false"/>
-                <w:bCs w:val="false"/>
-                <w:sz w:val="20"/>
-                <w:szCs w:val="20"/>
+                <w:rFonts w:ascii="Book Antiqua" w:cs="Book Antiqua" w:eastAsia="Book Antiqua" w:hAnsi="Book Antiqua"/>
+                <w:b w:val="false"/>
+                <w:bCs w:val="false"/>
+                <w:sz w:val="18"/>
+                <w:szCs w:val="18"/>
               </w:rPr>
               <w:t xml:space="preserve">SACCO-031</w:t>
             </w:r>
@@ -2905,11 +3274,11 @@
             </w:pPr>
             <w:r>
               <w:rPr>
-                <w:rFonts w:ascii="Calibri" w:cs="Calibri" w:eastAsia="Calibri" w:hAnsi="Calibri"/>
-                <w:b w:val="false"/>
-                <w:bCs w:val="false"/>
-                <w:sz w:val="20"/>
-                <w:szCs w:val="20"/>
+                <w:rFonts w:ascii="Book Antiqua" w:cs="Book Antiqua" w:eastAsia="Book Antiqua" w:hAnsi="Book Antiqua"/>
+                <w:b w:val="false"/>
+                <w:bCs w:val="false"/>
+                <w:sz w:val="18"/>
+                <w:szCs w:val="18"/>
               </w:rPr>
               <w:t xml:space="preserve">money for sacco</w:t>
             </w:r>
@@ -2922,11 +3291,11 @@
             </w:pPr>
             <w:r>
               <w:rPr>
-                <w:rFonts w:ascii="Calibri" w:cs="Calibri" w:eastAsia="Calibri" w:hAnsi="Calibri"/>
-                <w:b w:val="false"/>
-                <w:bCs w:val="false"/>
-                <w:sz w:val="20"/>
-                <w:szCs w:val="20"/>
+                <w:rFonts w:ascii="Book Antiqua" w:cs="Book Antiqua" w:eastAsia="Book Antiqua" w:hAnsi="Book Antiqua"/>
+                <w:b w:val="false"/>
+                <w:bCs w:val="false"/>
+                <w:sz w:val="18"/>
+                <w:szCs w:val="18"/>
               </w:rPr>
               <w:t xml:space="preserve">—</w:t>
             </w:r>
@@ -2939,11 +3308,28 @@
             </w:pPr>
             <w:r>
               <w:rPr>
-                <w:rFonts w:ascii="Calibri" w:cs="Calibri" w:eastAsia="Calibri" w:hAnsi="Calibri"/>
-                <w:b w:val="false"/>
-                <w:bCs w:val="false"/>
-                <w:sz w:val="20"/>
-                <w:szCs w:val="20"/>
+                <w:rFonts w:ascii="Book Antiqua" w:cs="Book Antiqua" w:eastAsia="Book Antiqua" w:hAnsi="Book Antiqua"/>
+                <w:b/>
+                <w:bCs/>
+                <w:sz w:val="18"/>
+                <w:szCs w:val="18"/>
+              </w:rPr>
+              <w:t xml:space="preserve">UGX 0</w:t>
+            </w:r>
+          </w:p>
+        </w:tc>
+        <w:tc>
+          <w:p>
+            <w:pPr>
+              <w:jc w:val="left"/>
+            </w:pPr>
+            <w:r>
+              <w:rPr>
+                <w:rFonts w:ascii="Book Antiqua" w:cs="Book Antiqua" w:eastAsia="Book Antiqua" w:hAnsi="Book Antiqua"/>
+                <w:b w:val="false"/>
+                <w:bCs w:val="false"/>
+                <w:sz w:val="18"/>
+                <w:szCs w:val="18"/>
               </w:rPr>
               <w:t xml:space="preserve">Active</w:t>
             </w:r>
@@ -2958,11 +3344,11 @@
             </w:pPr>
             <w:r>
               <w:rPr>
-                <w:rFonts w:ascii="Calibri" w:cs="Calibri" w:eastAsia="Calibri" w:hAnsi="Calibri"/>
-                <w:b w:val="false"/>
-                <w:bCs w:val="false"/>
-                <w:sz w:val="20"/>
-                <w:szCs w:val="20"/>
+                <w:rFonts w:ascii="Book Antiqua" w:cs="Book Antiqua" w:eastAsia="Book Antiqua" w:hAnsi="Book Antiqua"/>
+                <w:b w:val="false"/>
+                <w:bCs w:val="false"/>
+                <w:sz w:val="18"/>
+                <w:szCs w:val="18"/>
               </w:rPr>
               <w:t xml:space="preserve">SACCO-030</w:t>
             </w:r>
@@ -2975,11 +3361,11 @@
             </w:pPr>
             <w:r>
               <w:rPr>
-                <w:rFonts w:ascii="Calibri" w:cs="Calibri" w:eastAsia="Calibri" w:hAnsi="Calibri"/>
-                <w:b w:val="false"/>
-                <w:bCs w:val="false"/>
-                <w:sz w:val="20"/>
-                <w:szCs w:val="20"/>
+                <w:rFonts w:ascii="Book Antiqua" w:cs="Book Antiqua" w:eastAsia="Book Antiqua" w:hAnsi="Book Antiqua"/>
+                <w:b w:val="false"/>
+                <w:bCs w:val="false"/>
+                <w:sz w:val="18"/>
+                <w:szCs w:val="18"/>
               </w:rPr>
               <w:t xml:space="preserve">muzahura  alex</w:t>
             </w:r>
@@ -2992,11 +3378,11 @@
             </w:pPr>
             <w:r>
               <w:rPr>
-                <w:rFonts w:ascii="Calibri" w:cs="Calibri" w:eastAsia="Calibri" w:hAnsi="Calibri"/>
-                <w:b w:val="false"/>
-                <w:bCs w:val="false"/>
-                <w:sz w:val="20"/>
-                <w:szCs w:val="20"/>
+                <w:rFonts w:ascii="Book Antiqua" w:cs="Book Antiqua" w:eastAsia="Book Antiqua" w:hAnsi="Book Antiqua"/>
+                <w:b w:val="false"/>
+                <w:bCs w:val="false"/>
+                <w:sz w:val="18"/>
+                <w:szCs w:val="18"/>
               </w:rPr>
               <w:t xml:space="preserve">751590239</w:t>
             </w:r>
@@ -3009,11 +3395,28 @@
             </w:pPr>
             <w:r>
               <w:rPr>
-                <w:rFonts w:ascii="Calibri" w:cs="Calibri" w:eastAsia="Calibri" w:hAnsi="Calibri"/>
-                <w:b w:val="false"/>
-                <w:bCs w:val="false"/>
-                <w:sz w:val="20"/>
-                <w:szCs w:val="20"/>
+                <w:rFonts w:ascii="Book Antiqua" w:cs="Book Antiqua" w:eastAsia="Book Antiqua" w:hAnsi="Book Antiqua"/>
+                <w:b/>
+                <w:bCs/>
+                <w:sz w:val="18"/>
+                <w:szCs w:val="18"/>
+              </w:rPr>
+              <w:t xml:space="preserve">UGX 750,000</w:t>
+            </w:r>
+          </w:p>
+        </w:tc>
+        <w:tc>
+          <w:p>
+            <w:pPr>
+              <w:jc w:val="left"/>
+            </w:pPr>
+            <w:r>
+              <w:rPr>
+                <w:rFonts w:ascii="Book Antiqua" w:cs="Book Antiqua" w:eastAsia="Book Antiqua" w:hAnsi="Book Antiqua"/>
+                <w:b w:val="false"/>
+                <w:bCs w:val="false"/>
+                <w:sz w:val="18"/>
+                <w:szCs w:val="18"/>
               </w:rPr>
               <w:t xml:space="preserve">Active</w:t>
             </w:r>
@@ -3028,11 +3431,11 @@
             </w:pPr>
             <w:r>
               <w:rPr>
-                <w:rFonts w:ascii="Calibri" w:cs="Calibri" w:eastAsia="Calibri" w:hAnsi="Calibri"/>
-                <w:b w:val="false"/>
-                <w:bCs w:val="false"/>
-                <w:sz w:val="20"/>
-                <w:szCs w:val="20"/>
+                <w:rFonts w:ascii="Book Antiqua" w:cs="Book Antiqua" w:eastAsia="Book Antiqua" w:hAnsi="Book Antiqua"/>
+                <w:b w:val="false"/>
+                <w:bCs w:val="false"/>
+                <w:sz w:val="18"/>
+                <w:szCs w:val="18"/>
               </w:rPr>
               <w:t xml:space="preserve">SACCO-029</w:t>
             </w:r>
@@ -3045,11 +3448,11 @@
             </w:pPr>
             <w:r>
               <w:rPr>
-                <w:rFonts w:ascii="Calibri" w:cs="Calibri" w:eastAsia="Calibri" w:hAnsi="Calibri"/>
-                <w:b w:val="false"/>
-                <w:bCs w:val="false"/>
-                <w:sz w:val="20"/>
-                <w:szCs w:val="20"/>
+                <w:rFonts w:ascii="Book Antiqua" w:cs="Book Antiqua" w:eastAsia="Book Antiqua" w:hAnsi="Book Antiqua"/>
+                <w:b w:val="false"/>
+                <w:bCs w:val="false"/>
+                <w:sz w:val="18"/>
+                <w:szCs w:val="18"/>
               </w:rPr>
               <w:t xml:space="preserve">repayments</w:t>
             </w:r>
@@ -3062,11 +3465,11 @@
             </w:pPr>
             <w:r>
               <w:rPr>
-                <w:rFonts w:ascii="Calibri" w:cs="Calibri" w:eastAsia="Calibri" w:hAnsi="Calibri"/>
-                <w:b w:val="false"/>
-                <w:bCs w:val="false"/>
-                <w:sz w:val="20"/>
-                <w:szCs w:val="20"/>
+                <w:rFonts w:ascii="Book Antiqua" w:cs="Book Antiqua" w:eastAsia="Book Antiqua" w:hAnsi="Book Antiqua"/>
+                <w:b w:val="false"/>
+                <w:bCs w:val="false"/>
+                <w:sz w:val="18"/>
+                <w:szCs w:val="18"/>
               </w:rPr>
               <w:t xml:space="preserve">550000</w:t>
             </w:r>
@@ -3079,11 +3482,28 @@
             </w:pPr>
             <w:r>
               <w:rPr>
-                <w:rFonts w:ascii="Calibri" w:cs="Calibri" w:eastAsia="Calibri" w:hAnsi="Calibri"/>
-                <w:b w:val="false"/>
-                <w:bCs w:val="false"/>
-                <w:sz w:val="20"/>
-                <w:szCs w:val="20"/>
+                <w:rFonts w:ascii="Book Antiqua" w:cs="Book Antiqua" w:eastAsia="Book Antiqua" w:hAnsi="Book Antiqua"/>
+                <w:b/>
+                <w:bCs/>
+                <w:sz w:val="18"/>
+                <w:szCs w:val="18"/>
+              </w:rPr>
+              <w:t xml:space="preserve">UGX 0</w:t>
+            </w:r>
+          </w:p>
+        </w:tc>
+        <w:tc>
+          <w:p>
+            <w:pPr>
+              <w:jc w:val="left"/>
+            </w:pPr>
+            <w:r>
+              <w:rPr>
+                <w:rFonts w:ascii="Book Antiqua" w:cs="Book Antiqua" w:eastAsia="Book Antiqua" w:hAnsi="Book Antiqua"/>
+                <w:b w:val="false"/>
+                <w:bCs w:val="false"/>
+                <w:sz w:val="18"/>
+                <w:szCs w:val="18"/>
               </w:rPr>
               <w:t xml:space="preserve">Active</w:t>
             </w:r>
@@ -3098,11 +3518,11 @@
             </w:pPr>
             <w:r>
               <w:rPr>
-                <w:rFonts w:ascii="Calibri" w:cs="Calibri" w:eastAsia="Calibri" w:hAnsi="Calibri"/>
-                <w:b w:val="false"/>
-                <w:bCs w:val="false"/>
-                <w:sz w:val="20"/>
-                <w:szCs w:val="20"/>
+                <w:rFonts w:ascii="Book Antiqua" w:cs="Book Antiqua" w:eastAsia="Book Antiqua" w:hAnsi="Book Antiqua"/>
+                <w:b w:val="false"/>
+                <w:bCs w:val="false"/>
+                <w:sz w:val="18"/>
+                <w:szCs w:val="18"/>
               </w:rPr>
               <w:t xml:space="preserve">SACCO-026</w:t>
             </w:r>
@@ -3115,11 +3535,11 @@
             </w:pPr>
             <w:r>
               <w:rPr>
-                <w:rFonts w:ascii="Calibri" w:cs="Calibri" w:eastAsia="Calibri" w:hAnsi="Calibri"/>
-                <w:b w:val="false"/>
-                <w:bCs w:val="false"/>
-                <w:sz w:val="20"/>
-                <w:szCs w:val="20"/>
+                <w:rFonts w:ascii="Book Antiqua" w:cs="Book Antiqua" w:eastAsia="Book Antiqua" w:hAnsi="Book Antiqua"/>
+                <w:b w:val="false"/>
+                <w:bCs w:val="false"/>
+                <w:sz w:val="18"/>
+                <w:szCs w:val="18"/>
               </w:rPr>
               <w:t xml:space="preserve">savings</w:t>
             </w:r>
@@ -3132,11 +3552,11 @@
             </w:pPr>
             <w:r>
               <w:rPr>
-                <w:rFonts w:ascii="Calibri" w:cs="Calibri" w:eastAsia="Calibri" w:hAnsi="Calibri"/>
-                <w:b w:val="false"/>
-                <w:bCs w:val="false"/>
-                <w:sz w:val="20"/>
-                <w:szCs w:val="20"/>
+                <w:rFonts w:ascii="Book Antiqua" w:cs="Book Antiqua" w:eastAsia="Book Antiqua" w:hAnsi="Book Antiqua"/>
+                <w:b w:val="false"/>
+                <w:bCs w:val="false"/>
+                <w:sz w:val="18"/>
+                <w:szCs w:val="18"/>
               </w:rPr>
               <w:t xml:space="preserve">4125000</w:t>
             </w:r>
@@ -3149,11 +3569,2605 @@
             </w:pPr>
             <w:r>
               <w:rPr>
-                <w:rFonts w:ascii="Calibri" w:cs="Calibri" w:eastAsia="Calibri" w:hAnsi="Calibri"/>
-                <w:b w:val="false"/>
-                <w:bCs w:val="false"/>
-                <w:sz w:val="20"/>
-                <w:szCs w:val="20"/>
+                <w:rFonts w:ascii="Book Antiqua" w:cs="Book Antiqua" w:eastAsia="Book Antiqua" w:hAnsi="Book Antiqua"/>
+                <w:b/>
+                <w:bCs/>
+                <w:sz w:val="18"/>
+                <w:szCs w:val="18"/>
+              </w:rPr>
+              <w:t xml:space="preserve">UGX 0</w:t>
+            </w:r>
+          </w:p>
+        </w:tc>
+        <w:tc>
+          <w:p>
+            <w:pPr>
+              <w:jc w:val="left"/>
+            </w:pPr>
+            <w:r>
+              <w:rPr>
+                <w:rFonts w:ascii="Book Antiqua" w:cs="Book Antiqua" w:eastAsia="Book Antiqua" w:hAnsi="Book Antiqua"/>
+                <w:b w:val="false"/>
+                <w:bCs w:val="false"/>
+                <w:sz w:val="18"/>
+                <w:szCs w:val="18"/>
+              </w:rPr>
+              <w:t xml:space="preserve">Active</w:t>
+            </w:r>
+          </w:p>
+        </w:tc>
+      </w:tr>
+      <w:tr>
+        <w:tc>
+          <w:p>
+            <w:pPr>
+              <w:jc w:val="left"/>
+            </w:pPr>
+            <w:r>
+              <w:rPr>
+                <w:rFonts w:ascii="Book Antiqua" w:cs="Book Antiqua" w:eastAsia="Book Antiqua" w:hAnsi="Book Antiqua"/>
+                <w:b/>
+                <w:bCs/>
+                <w:sz w:val="18"/>
+                <w:szCs w:val="18"/>
+              </w:rPr>
+              <w:t xml:space="preserve">Total</w:t>
+            </w:r>
+          </w:p>
+        </w:tc>
+        <w:tc>
+          <w:p>
+            <w:pPr>
+              <w:jc w:val="left"/>
+            </w:pPr>
+            <w:r>
+              <w:rPr>
+                <w:rFonts w:ascii="Book Antiqua" w:cs="Book Antiqua" w:eastAsia="Book Antiqua" w:hAnsi="Book Antiqua"/>
+                <w:b/>
+                <w:bCs/>
+                <w:sz w:val="18"/>
+                <w:szCs w:val="18"/>
+              </w:rPr>
+              <w:t xml:space="preserve">All Members Total Savings</w:t>
+            </w:r>
+          </w:p>
+        </w:tc>
+        <w:tc>
+          <w:p>
+            <w:pPr>
+              <w:jc w:val="left"/>
+            </w:pPr>
+            <w:r>
+              <w:rPr>
+                <w:rFonts w:ascii="Book Antiqua" w:cs="Book Antiqua" w:eastAsia="Book Antiqua" w:hAnsi="Book Antiqua"/>
+                <w:b/>
+                <w:bCs/>
+                <w:sz w:val="18"/>
+                <w:szCs w:val="18"/>
+              </w:rPr>
+              <w:t xml:space="preserve">—</w:t>
+            </w:r>
+          </w:p>
+        </w:tc>
+        <w:tc>
+          <w:p>
+            <w:pPr>
+              <w:jc w:val="left"/>
+            </w:pPr>
+            <w:r>
+              <w:rPr>
+                <w:rFonts w:ascii="Book Antiqua" w:cs="Book Antiqua" w:eastAsia="Book Antiqua" w:hAnsi="Book Antiqua"/>
+                <w:b/>
+                <w:bCs/>
+                <w:sz w:val="18"/>
+                <w:szCs w:val="18"/>
+              </w:rPr>
+              <w:t xml:space="preserve">UGX 27,805,000</w:t>
+            </w:r>
+          </w:p>
+        </w:tc>
+        <w:tc>
+          <w:p>
+            <w:pPr>
+              <w:jc w:val="left"/>
+            </w:pPr>
+            <w:r>
+              <w:rPr>
+                <w:rFonts w:ascii="Book Antiqua" w:cs="Book Antiqua" w:eastAsia="Book Antiqua" w:hAnsi="Book Antiqua"/>
+                <w:b/>
+                <w:bCs/>
+                <w:sz w:val="18"/>
+                <w:szCs w:val="18"/>
+              </w:rPr>
+              <w:t xml:space="preserve">Active</w:t>
+            </w:r>
+          </w:p>
+        </w:tc>
+      </w:tr>
+    </w:tbl>
+    <w:p>
+      <w:pPr>
+        <w:pStyle w:val="Heading3"/>
+        <w:spacing w:after="100" w:before="200"/>
+      </w:pPr>
+      <w:r>
+        <w:rPr>
+          <w:rFonts w:ascii="Book Antiqua" w:cs="Book Antiqua" w:eastAsia="Book Antiqua" w:hAnsi="Book Antiqua"/>
+          <w:b/>
+          <w:bCs/>
+        </w:rPr>
+        <w:t xml:space="preserve">3. Loan Book &amp; Repayment Status</w:t>
+      </w:r>
+    </w:p>
+    <w:tbl>
+      <w:tblPr>
+        <w:tblW w:type="pct" w:w="100%"/>
+        <w:tblBorders>
+          <w:top w:val="single" w:color="auto" w:sz="4"/>
+          <w:left w:val="single" w:color="auto" w:sz="4"/>
+          <w:bottom w:val="single" w:color="auto" w:sz="4"/>
+          <w:right w:val="single" w:color="auto" w:sz="4"/>
+          <w:insideH w:val="single" w:color="auto" w:sz="4"/>
+          <w:insideV w:val="single" w:color="auto" w:sz="4"/>
+        </w:tblBorders>
+      </w:tblPr>
+      <w:tblGrid>
+        <w:gridCol w:w="100"/>
+        <w:gridCol w:w="100"/>
+        <w:gridCol w:w="100"/>
+        <w:gridCol w:w="100"/>
+        <w:gridCol w:w="100"/>
+      </w:tblGrid>
+      <w:tr>
+        <w:tc>
+          <w:tcPr>
+            <w:shd w:fill="1E3A5F"/>
+          </w:tcPr>
+          <w:p>
+            <w:pPr>
+              <w:jc w:val="left"/>
+            </w:pPr>
+            <w:r>
+              <w:rPr>
+                <w:rFonts w:ascii="Book Antiqua" w:cs="Book Antiqua" w:eastAsia="Book Antiqua" w:hAnsi="Book Antiqua"/>
+                <w:b/>
+                <w:bCs/>
+                <w:color w:val="FFFFFF"/>
+                <w:sz w:val="18"/>
+                <w:szCs w:val="18"/>
+              </w:rPr>
+              <w:t xml:space="preserve">Loan ID</w:t>
+            </w:r>
+          </w:p>
+        </w:tc>
+        <w:tc>
+          <w:tcPr>
+            <w:shd w:fill="1E3A5F"/>
+          </w:tcPr>
+          <w:p>
+            <w:pPr>
+              <w:jc w:val="left"/>
+            </w:pPr>
+            <w:r>
+              <w:rPr>
+                <w:rFonts w:ascii="Book Antiqua" w:cs="Book Antiqua" w:eastAsia="Book Antiqua" w:hAnsi="Book Antiqua"/>
+                <w:b/>
+                <w:bCs/>
+                <w:color w:val="FFFFFF"/>
+                <w:sz w:val="18"/>
+                <w:szCs w:val="18"/>
+              </w:rPr>
+              <w:t xml:space="preserve">Member Name</w:t>
+            </w:r>
+          </w:p>
+        </w:tc>
+        <w:tc>
+          <w:tcPr>
+            <w:shd w:fill="1E3A5F"/>
+          </w:tcPr>
+          <w:p>
+            <w:pPr>
+              <w:jc w:val="left"/>
+            </w:pPr>
+            <w:r>
+              <w:rPr>
+                <w:rFonts w:ascii="Book Antiqua" w:cs="Book Antiqua" w:eastAsia="Book Antiqua" w:hAnsi="Book Antiqua"/>
+                <w:b/>
+                <w:bCs/>
+                <w:color w:val="FFFFFF"/>
+                <w:sz w:val="18"/>
+                <w:szCs w:val="18"/>
+              </w:rPr>
+              <w:t xml:space="preserve">Principal Issued</w:t>
+            </w:r>
+          </w:p>
+        </w:tc>
+        <w:tc>
+          <w:tcPr>
+            <w:shd w:fill="1E3A5F"/>
+          </w:tcPr>
+          <w:p>
+            <w:pPr>
+              <w:jc w:val="left"/>
+            </w:pPr>
+            <w:r>
+              <w:rPr>
+                <w:rFonts w:ascii="Book Antiqua" w:cs="Book Antiqua" w:eastAsia="Book Antiqua" w:hAnsi="Book Antiqua"/>
+                <w:b/>
+                <w:bCs/>
+                <w:color w:val="FFFFFF"/>
+                <w:sz w:val="18"/>
+                <w:szCs w:val="18"/>
+              </w:rPr>
+              <w:t xml:space="preserve">Repayment Status</w:t>
+            </w:r>
+          </w:p>
+        </w:tc>
+        <w:tc>
+          <w:tcPr>
+            <w:shd w:fill="1E3A5F"/>
+          </w:tcPr>
+          <w:p>
+            <w:pPr>
+              <w:jc w:val="left"/>
+            </w:pPr>
+            <w:r>
+              <w:rPr>
+                <w:rFonts w:ascii="Book Antiqua" w:cs="Book Antiqua" w:eastAsia="Book Antiqua" w:hAnsi="Book Antiqua"/>
+                <w:b/>
+                <w:bCs/>
+                <w:color w:val="FFFFFF"/>
+                <w:sz w:val="18"/>
+                <w:szCs w:val="18"/>
+              </w:rPr>
+              <w:t xml:space="preserve">Current Status</w:t>
+            </w:r>
+          </w:p>
+        </w:tc>
+      </w:tr>
+      <w:tr>
+        <w:tc>
+          <w:p>
+            <w:pPr>
+              <w:jc w:val="left"/>
+            </w:pPr>
+            <w:r>
+              <w:rPr>
+                <w:rFonts w:ascii="Book Antiqua" w:cs="Book Antiqua" w:eastAsia="Book Antiqua" w:hAnsi="Book Antiqua"/>
+                <w:b w:val="false"/>
+                <w:bCs w:val="false"/>
+                <w:sz w:val="18"/>
+                <w:szCs w:val="18"/>
+              </w:rPr>
+              <w:t xml:space="preserve">#1</w:t>
+            </w:r>
+          </w:p>
+        </w:tc>
+        <w:tc>
+          <w:p>
+            <w:pPr>
+              <w:jc w:val="left"/>
+            </w:pPr>
+            <w:r>
+              <w:rPr>
+                <w:rFonts w:ascii="Book Antiqua" w:cs="Book Antiqua" w:eastAsia="Book Antiqua" w:hAnsi="Book Antiqua"/>
+                <w:b w:val="false"/>
+                <w:bCs w:val="false"/>
+                <w:sz w:val="18"/>
+                <w:szCs w:val="18"/>
+              </w:rPr>
+              <w:t xml:space="preserve">Ariho Micheal</w:t>
+            </w:r>
+          </w:p>
+        </w:tc>
+        <w:tc>
+          <w:p>
+            <w:pPr>
+              <w:jc w:val="left"/>
+            </w:pPr>
+            <w:r>
+              <w:rPr>
+                <w:rFonts w:ascii="Book Antiqua" w:cs="Book Antiqua" w:eastAsia="Book Antiqua" w:hAnsi="Book Antiqua"/>
+                <w:b w:val="false"/>
+                <w:bCs w:val="false"/>
+                <w:sz w:val="18"/>
+                <w:szCs w:val="18"/>
+              </w:rPr>
+              <w:t xml:space="preserve">UGX 500,000</w:t>
+            </w:r>
+          </w:p>
+        </w:tc>
+        <w:tc>
+          <w:p>
+            <w:pPr>
+              <w:jc w:val="left"/>
+            </w:pPr>
+            <w:r>
+              <w:rPr>
+                <w:rFonts w:ascii="Book Antiqua" w:cs="Book Antiqua" w:eastAsia="Book Antiqua" w:hAnsi="Book Antiqua"/>
+                <w:b w:val="false"/>
+                <w:bCs w:val="false"/>
+                <w:sz w:val="18"/>
+                <w:szCs w:val="18"/>
+              </w:rPr>
+              <w:t xml:space="preserve">Paid UGX 340,000 (Bal UGX 160,000)</w:t>
+            </w:r>
+          </w:p>
+        </w:tc>
+        <w:tc>
+          <w:p>
+            <w:pPr>
+              <w:jc w:val="left"/>
+            </w:pPr>
+            <w:r>
+              <w:rPr>
+                <w:rFonts w:ascii="Book Antiqua" w:cs="Book Antiqua" w:eastAsia="Book Antiqua" w:hAnsi="Book Antiqua"/>
+                <w:b w:val="false"/>
+                <w:bCs w:val="false"/>
+                <w:sz w:val="18"/>
+                <w:szCs w:val="18"/>
+              </w:rPr>
+              <w:t xml:space="preserve">Active</w:t>
+            </w:r>
+          </w:p>
+        </w:tc>
+      </w:tr>
+      <w:tr>
+        <w:tc>
+          <w:p>
+            <w:pPr>
+              <w:jc w:val="left"/>
+            </w:pPr>
+            <w:r>
+              <w:rPr>
+                <w:rFonts w:ascii="Book Antiqua" w:cs="Book Antiqua" w:eastAsia="Book Antiqua" w:hAnsi="Book Antiqua"/>
+                <w:b w:val="false"/>
+                <w:bCs w:val="false"/>
+                <w:sz w:val="18"/>
+                <w:szCs w:val="18"/>
+              </w:rPr>
+              <w:t xml:space="preserve">#2</w:t>
+            </w:r>
+          </w:p>
+        </w:tc>
+        <w:tc>
+          <w:p>
+            <w:pPr>
+              <w:jc w:val="left"/>
+            </w:pPr>
+            <w:r>
+              <w:rPr>
+                <w:rFonts w:ascii="Book Antiqua" w:cs="Book Antiqua" w:eastAsia="Book Antiqua" w:hAnsi="Book Antiqua"/>
+                <w:b w:val="false"/>
+                <w:bCs w:val="false"/>
+                <w:sz w:val="18"/>
+                <w:szCs w:val="18"/>
+              </w:rPr>
+              <w:t xml:space="preserve">Kyarisiima Justus</w:t>
+            </w:r>
+          </w:p>
+        </w:tc>
+        <w:tc>
+          <w:p>
+            <w:pPr>
+              <w:jc w:val="left"/>
+            </w:pPr>
+            <w:r>
+              <w:rPr>
+                <w:rFonts w:ascii="Book Antiqua" w:cs="Book Antiqua" w:eastAsia="Book Antiqua" w:hAnsi="Book Antiqua"/>
+                <w:b w:val="false"/>
+                <w:bCs w:val="false"/>
+                <w:sz w:val="18"/>
+                <w:szCs w:val="18"/>
+              </w:rPr>
+              <w:t xml:space="preserve">UGX 300,000</w:t>
+            </w:r>
+          </w:p>
+        </w:tc>
+        <w:tc>
+          <w:p>
+            <w:pPr>
+              <w:jc w:val="left"/>
+            </w:pPr>
+            <w:r>
+              <w:rPr>
+                <w:rFonts w:ascii="Book Antiqua" w:cs="Book Antiqua" w:eastAsia="Book Antiqua" w:hAnsi="Book Antiqua"/>
+                <w:b w:val="false"/>
+                <w:bCs w:val="false"/>
+                <w:sz w:val="18"/>
+                <w:szCs w:val="18"/>
+              </w:rPr>
+              <w:t xml:space="preserve">Paid UGX 90,000 (Bal UGX 210,000)</w:t>
+            </w:r>
+          </w:p>
+        </w:tc>
+        <w:tc>
+          <w:p>
+            <w:pPr>
+              <w:jc w:val="left"/>
+            </w:pPr>
+            <w:r>
+              <w:rPr>
+                <w:rFonts w:ascii="Book Antiqua" w:cs="Book Antiqua" w:eastAsia="Book Antiqua" w:hAnsi="Book Antiqua"/>
+                <w:b w:val="false"/>
+                <w:bCs w:val="false"/>
+                <w:sz w:val="18"/>
+                <w:szCs w:val="18"/>
+              </w:rPr>
+              <w:t xml:space="preserve">Active</w:t>
+            </w:r>
+          </w:p>
+        </w:tc>
+      </w:tr>
+      <w:tr>
+        <w:tc>
+          <w:p>
+            <w:pPr>
+              <w:jc w:val="left"/>
+            </w:pPr>
+            <w:r>
+              <w:rPr>
+                <w:rFonts w:ascii="Book Antiqua" w:cs="Book Antiqua" w:eastAsia="Book Antiqua" w:hAnsi="Book Antiqua"/>
+                <w:b w:val="false"/>
+                <w:bCs w:val="false"/>
+                <w:sz w:val="18"/>
+                <w:szCs w:val="18"/>
+              </w:rPr>
+              <w:t xml:space="preserve">#3</w:t>
+            </w:r>
+          </w:p>
+        </w:tc>
+        <w:tc>
+          <w:p>
+            <w:pPr>
+              <w:jc w:val="left"/>
+            </w:pPr>
+            <w:r>
+              <w:rPr>
+                <w:rFonts w:ascii="Book Antiqua" w:cs="Book Antiqua" w:eastAsia="Book Antiqua" w:hAnsi="Book Antiqua"/>
+                <w:b w:val="false"/>
+                <w:bCs w:val="false"/>
+                <w:sz w:val="18"/>
+                <w:szCs w:val="18"/>
+              </w:rPr>
+              <w:t xml:space="preserve">Kasumbuza Cosmas</w:t>
+            </w:r>
+          </w:p>
+        </w:tc>
+        <w:tc>
+          <w:p>
+            <w:pPr>
+              <w:jc w:val="left"/>
+            </w:pPr>
+            <w:r>
+              <w:rPr>
+                <w:rFonts w:ascii="Book Antiqua" w:cs="Book Antiqua" w:eastAsia="Book Antiqua" w:hAnsi="Book Antiqua"/>
+                <w:b w:val="false"/>
+                <w:bCs w:val="false"/>
+                <w:sz w:val="18"/>
+                <w:szCs w:val="18"/>
+              </w:rPr>
+              <w:t xml:space="preserve">UGX 150,000</w:t>
+            </w:r>
+          </w:p>
+        </w:tc>
+        <w:tc>
+          <w:p>
+            <w:pPr>
+              <w:jc w:val="left"/>
+            </w:pPr>
+            <w:r>
+              <w:rPr>
+                <w:rFonts w:ascii="Book Antiqua" w:cs="Book Antiqua" w:eastAsia="Book Antiqua" w:hAnsi="Book Antiqua"/>
+                <w:b w:val="false"/>
+                <w:bCs w:val="false"/>
+                <w:sz w:val="18"/>
+                <w:szCs w:val="18"/>
+              </w:rPr>
+              <w:t xml:space="preserve">Paid UGX 0 (Bal UGX 150,000)</w:t>
+            </w:r>
+          </w:p>
+        </w:tc>
+        <w:tc>
+          <w:p>
+            <w:pPr>
+              <w:jc w:val="left"/>
+            </w:pPr>
+            <w:r>
+              <w:rPr>
+                <w:rFonts w:ascii="Book Antiqua" w:cs="Book Antiqua" w:eastAsia="Book Antiqua" w:hAnsi="Book Antiqua"/>
+                <w:b w:val="false"/>
+                <w:bCs w:val="false"/>
+                <w:sz w:val="18"/>
+                <w:szCs w:val="18"/>
+              </w:rPr>
+              <w:t xml:space="preserve">Active</w:t>
+            </w:r>
+          </w:p>
+        </w:tc>
+      </w:tr>
+      <w:tr>
+        <w:tc>
+          <w:p>
+            <w:pPr>
+              <w:jc w:val="left"/>
+            </w:pPr>
+            <w:r>
+              <w:rPr>
+                <w:rFonts w:ascii="Book Antiqua" w:cs="Book Antiqua" w:eastAsia="Book Antiqua" w:hAnsi="Book Antiqua"/>
+                <w:b w:val="false"/>
+                <w:bCs w:val="false"/>
+                <w:sz w:val="18"/>
+                <w:szCs w:val="18"/>
+              </w:rPr>
+              <w:t xml:space="preserve">#4</w:t>
+            </w:r>
+          </w:p>
+        </w:tc>
+        <w:tc>
+          <w:p>
+            <w:pPr>
+              <w:jc w:val="left"/>
+            </w:pPr>
+            <w:r>
+              <w:rPr>
+                <w:rFonts w:ascii="Book Antiqua" w:cs="Book Antiqua" w:eastAsia="Book Antiqua" w:hAnsi="Book Antiqua"/>
+                <w:b w:val="false"/>
+                <w:bCs w:val="false"/>
+                <w:sz w:val="18"/>
+                <w:szCs w:val="18"/>
+              </w:rPr>
+              <w:t xml:space="preserve">Sonia</w:t>
+            </w:r>
+          </w:p>
+        </w:tc>
+        <w:tc>
+          <w:p>
+            <w:pPr>
+              <w:jc w:val="left"/>
+            </w:pPr>
+            <w:r>
+              <w:rPr>
+                <w:rFonts w:ascii="Book Antiqua" w:cs="Book Antiqua" w:eastAsia="Book Antiqua" w:hAnsi="Book Antiqua"/>
+                <w:b w:val="false"/>
+                <w:bCs w:val="false"/>
+                <w:sz w:val="18"/>
+                <w:szCs w:val="18"/>
+              </w:rPr>
+              <w:t xml:space="preserve">UGX 400,000</w:t>
+            </w:r>
+          </w:p>
+        </w:tc>
+        <w:tc>
+          <w:p>
+            <w:pPr>
+              <w:jc w:val="left"/>
+            </w:pPr>
+            <w:r>
+              <w:rPr>
+                <w:rFonts w:ascii="Book Antiqua" w:cs="Book Antiqua" w:eastAsia="Book Antiqua" w:hAnsi="Book Antiqua"/>
+                <w:b w:val="false"/>
+                <w:bCs w:val="false"/>
+                <w:sz w:val="18"/>
+                <w:szCs w:val="18"/>
+              </w:rPr>
+              <w:t xml:space="preserve">Paid UGX 200,000 (Bal UGX 200,000)</w:t>
+            </w:r>
+          </w:p>
+        </w:tc>
+        <w:tc>
+          <w:p>
+            <w:pPr>
+              <w:jc w:val="left"/>
+            </w:pPr>
+            <w:r>
+              <w:rPr>
+                <w:rFonts w:ascii="Book Antiqua" w:cs="Book Antiqua" w:eastAsia="Book Antiqua" w:hAnsi="Book Antiqua"/>
+                <w:b w:val="false"/>
+                <w:bCs w:val="false"/>
+                <w:sz w:val="18"/>
+                <w:szCs w:val="18"/>
+              </w:rPr>
+              <w:t xml:space="preserve">Active</w:t>
+            </w:r>
+          </w:p>
+        </w:tc>
+      </w:tr>
+      <w:tr>
+        <w:tc>
+          <w:p>
+            <w:pPr>
+              <w:jc w:val="left"/>
+            </w:pPr>
+            <w:r>
+              <w:rPr>
+                <w:rFonts w:ascii="Book Antiqua" w:cs="Book Antiqua" w:eastAsia="Book Antiqua" w:hAnsi="Book Antiqua"/>
+                <w:b w:val="false"/>
+                <w:bCs w:val="false"/>
+                <w:sz w:val="18"/>
+                <w:szCs w:val="18"/>
+              </w:rPr>
+              <w:t xml:space="preserve">#5</w:t>
+            </w:r>
+          </w:p>
+        </w:tc>
+        <w:tc>
+          <w:p>
+            <w:pPr>
+              <w:jc w:val="left"/>
+            </w:pPr>
+            <w:r>
+              <w:rPr>
+                <w:rFonts w:ascii="Book Antiqua" w:cs="Book Antiqua" w:eastAsia="Book Antiqua" w:hAnsi="Book Antiqua"/>
+                <w:b w:val="false"/>
+                <w:bCs w:val="false"/>
+                <w:sz w:val="18"/>
+                <w:szCs w:val="18"/>
+              </w:rPr>
+              <w:t xml:space="preserve">Kazoora Francis</w:t>
+            </w:r>
+          </w:p>
+        </w:tc>
+        <w:tc>
+          <w:p>
+            <w:pPr>
+              <w:jc w:val="left"/>
+            </w:pPr>
+            <w:r>
+              <w:rPr>
+                <w:rFonts w:ascii="Book Antiqua" w:cs="Book Antiqua" w:eastAsia="Book Antiqua" w:hAnsi="Book Antiqua"/>
+                <w:b w:val="false"/>
+                <w:bCs w:val="false"/>
+                <w:sz w:val="18"/>
+                <w:szCs w:val="18"/>
+              </w:rPr>
+              <w:t xml:space="preserve">UGX 350,000</w:t>
+            </w:r>
+          </w:p>
+        </w:tc>
+        <w:tc>
+          <w:p>
+            <w:pPr>
+              <w:jc w:val="left"/>
+            </w:pPr>
+            <w:r>
+              <w:rPr>
+                <w:rFonts w:ascii="Book Antiqua" w:cs="Book Antiqua" w:eastAsia="Book Antiqua" w:hAnsi="Book Antiqua"/>
+                <w:b w:val="false"/>
+                <w:bCs w:val="false"/>
+                <w:sz w:val="18"/>
+                <w:szCs w:val="18"/>
+              </w:rPr>
+              <w:t xml:space="preserve">Paid UGX 380,000 (Bal UGX 0)</w:t>
+            </w:r>
+          </w:p>
+        </w:tc>
+        <w:tc>
+          <w:p>
+            <w:pPr>
+              <w:jc w:val="left"/>
+            </w:pPr>
+            <w:r>
+              <w:rPr>
+                <w:rFonts w:ascii="Book Antiqua" w:cs="Book Antiqua" w:eastAsia="Book Antiqua" w:hAnsi="Book Antiqua"/>
+                <w:b/>
+                <w:bCs/>
+                <w:sz w:val="18"/>
+                <w:szCs w:val="18"/>
+              </w:rPr>
+              <w:t xml:space="preserve">Paid</w:t>
+            </w:r>
+          </w:p>
+        </w:tc>
+      </w:tr>
+      <w:tr>
+        <w:tc>
+          <w:p>
+            <w:pPr>
+              <w:jc w:val="left"/>
+            </w:pPr>
+            <w:r>
+              <w:rPr>
+                <w:rFonts w:ascii="Book Antiqua" w:cs="Book Antiqua" w:eastAsia="Book Antiqua" w:hAnsi="Book Antiqua"/>
+                <w:b w:val="false"/>
+                <w:bCs w:val="false"/>
+                <w:sz w:val="18"/>
+                <w:szCs w:val="18"/>
+              </w:rPr>
+              <w:t xml:space="preserve">#6</w:t>
+            </w:r>
+          </w:p>
+        </w:tc>
+        <w:tc>
+          <w:p>
+            <w:pPr>
+              <w:jc w:val="left"/>
+            </w:pPr>
+            <w:r>
+              <w:rPr>
+                <w:rFonts w:ascii="Book Antiqua" w:cs="Book Antiqua" w:eastAsia="Book Antiqua" w:hAnsi="Book Antiqua"/>
+                <w:b w:val="false"/>
+                <w:bCs w:val="false"/>
+                <w:sz w:val="18"/>
+                <w:szCs w:val="18"/>
+              </w:rPr>
+              <w:t xml:space="preserve">Mucunguzi Junior</w:t>
+            </w:r>
+          </w:p>
+        </w:tc>
+        <w:tc>
+          <w:p>
+            <w:pPr>
+              <w:jc w:val="left"/>
+            </w:pPr>
+            <w:r>
+              <w:rPr>
+                <w:rFonts w:ascii="Book Antiqua" w:cs="Book Antiqua" w:eastAsia="Book Antiqua" w:hAnsi="Book Antiqua"/>
+                <w:b w:val="false"/>
+                <w:bCs w:val="false"/>
+                <w:sz w:val="18"/>
+                <w:szCs w:val="18"/>
+              </w:rPr>
+              <w:t xml:space="preserve">UGX 160,000</w:t>
+            </w:r>
+          </w:p>
+        </w:tc>
+        <w:tc>
+          <w:p>
+            <w:pPr>
+              <w:jc w:val="left"/>
+            </w:pPr>
+            <w:r>
+              <w:rPr>
+                <w:rFonts w:ascii="Book Antiqua" w:cs="Book Antiqua" w:eastAsia="Book Antiqua" w:hAnsi="Book Antiqua"/>
+                <w:b w:val="false"/>
+                <w:bCs w:val="false"/>
+                <w:sz w:val="18"/>
+                <w:szCs w:val="18"/>
+              </w:rPr>
+              <w:t xml:space="preserve">Paid UGX 265,000 (Bal UGX 0)</w:t>
+            </w:r>
+          </w:p>
+        </w:tc>
+        <w:tc>
+          <w:p>
+            <w:pPr>
+              <w:jc w:val="left"/>
+            </w:pPr>
+            <w:r>
+              <w:rPr>
+                <w:rFonts w:ascii="Book Antiqua" w:cs="Book Antiqua" w:eastAsia="Book Antiqua" w:hAnsi="Book Antiqua"/>
+                <w:b/>
+                <w:bCs/>
+                <w:sz w:val="18"/>
+                <w:szCs w:val="18"/>
+              </w:rPr>
+              <w:t xml:space="preserve">Paid</w:t>
+            </w:r>
+          </w:p>
+        </w:tc>
+      </w:tr>
+      <w:tr>
+        <w:tc>
+          <w:p>
+            <w:pPr>
+              <w:jc w:val="left"/>
+            </w:pPr>
+            <w:r>
+              <w:rPr>
+                <w:rFonts w:ascii="Book Antiqua" w:cs="Book Antiqua" w:eastAsia="Book Antiqua" w:hAnsi="Book Antiqua"/>
+                <w:b w:val="false"/>
+                <w:bCs w:val="false"/>
+                <w:sz w:val="18"/>
+                <w:szCs w:val="18"/>
+              </w:rPr>
+              <w:t xml:space="preserve">#7</w:t>
+            </w:r>
+          </w:p>
+        </w:tc>
+        <w:tc>
+          <w:p>
+            <w:pPr>
+              <w:jc w:val="left"/>
+            </w:pPr>
+            <w:r>
+              <w:rPr>
+                <w:rFonts w:ascii="Book Antiqua" w:cs="Book Antiqua" w:eastAsia="Book Antiqua" w:hAnsi="Book Antiqua"/>
+                <w:b w:val="false"/>
+                <w:bCs w:val="false"/>
+                <w:sz w:val="18"/>
+                <w:szCs w:val="18"/>
+              </w:rPr>
+              <w:t xml:space="preserve">Ainembabazi Queen</w:t>
+            </w:r>
+          </w:p>
+        </w:tc>
+        <w:tc>
+          <w:p>
+            <w:pPr>
+              <w:jc w:val="left"/>
+            </w:pPr>
+            <w:r>
+              <w:rPr>
+                <w:rFonts w:ascii="Book Antiqua" w:cs="Book Antiqua" w:eastAsia="Book Antiqua" w:hAnsi="Book Antiqua"/>
+                <w:b w:val="false"/>
+                <w:bCs w:val="false"/>
+                <w:sz w:val="18"/>
+                <w:szCs w:val="18"/>
+              </w:rPr>
+              <w:t xml:space="preserve">UGX 200,000</w:t>
+            </w:r>
+          </w:p>
+        </w:tc>
+        <w:tc>
+          <w:p>
+            <w:pPr>
+              <w:jc w:val="left"/>
+            </w:pPr>
+            <w:r>
+              <w:rPr>
+                <w:rFonts w:ascii="Book Antiqua" w:cs="Book Antiqua" w:eastAsia="Book Antiqua" w:hAnsi="Book Antiqua"/>
+                <w:b w:val="false"/>
+                <w:bCs w:val="false"/>
+                <w:sz w:val="18"/>
+                <w:szCs w:val="18"/>
+              </w:rPr>
+              <w:t xml:space="preserve">Paid UGX 250,000 (Bal UGX 0)</w:t>
+            </w:r>
+          </w:p>
+        </w:tc>
+        <w:tc>
+          <w:p>
+            <w:pPr>
+              <w:jc w:val="left"/>
+            </w:pPr>
+            <w:r>
+              <w:rPr>
+                <w:rFonts w:ascii="Book Antiqua" w:cs="Book Antiqua" w:eastAsia="Book Antiqua" w:hAnsi="Book Antiqua"/>
+                <w:b/>
+                <w:bCs/>
+                <w:sz w:val="18"/>
+                <w:szCs w:val="18"/>
+              </w:rPr>
+              <w:t xml:space="preserve">Paid</w:t>
+            </w:r>
+          </w:p>
+        </w:tc>
+      </w:tr>
+      <w:tr>
+        <w:tc>
+          <w:p>
+            <w:pPr>
+              <w:jc w:val="left"/>
+            </w:pPr>
+            <w:r>
+              <w:rPr>
+                <w:rFonts w:ascii="Book Antiqua" w:cs="Book Antiqua" w:eastAsia="Book Antiqua" w:hAnsi="Book Antiqua"/>
+                <w:b w:val="false"/>
+                <w:bCs w:val="false"/>
+                <w:sz w:val="18"/>
+                <w:szCs w:val="18"/>
+              </w:rPr>
+              <w:t xml:space="preserve">#8</w:t>
+            </w:r>
+          </w:p>
+        </w:tc>
+        <w:tc>
+          <w:p>
+            <w:pPr>
+              <w:jc w:val="left"/>
+            </w:pPr>
+            <w:r>
+              <w:rPr>
+                <w:rFonts w:ascii="Book Antiqua" w:cs="Book Antiqua" w:eastAsia="Book Antiqua" w:hAnsi="Book Antiqua"/>
+                <w:b w:val="false"/>
+                <w:bCs w:val="false"/>
+                <w:sz w:val="18"/>
+                <w:szCs w:val="18"/>
+              </w:rPr>
+              <w:t xml:space="preserve">Kanyesigye immaculate</w:t>
+            </w:r>
+          </w:p>
+        </w:tc>
+        <w:tc>
+          <w:p>
+            <w:pPr>
+              <w:jc w:val="left"/>
+            </w:pPr>
+            <w:r>
+              <w:rPr>
+                <w:rFonts w:ascii="Book Antiqua" w:cs="Book Antiqua" w:eastAsia="Book Antiqua" w:hAnsi="Book Antiqua"/>
+                <w:b w:val="false"/>
+                <w:bCs w:val="false"/>
+                <w:sz w:val="18"/>
+                <w:szCs w:val="18"/>
+              </w:rPr>
+              <w:t xml:space="preserve">UGX 500,000</w:t>
+            </w:r>
+          </w:p>
+        </w:tc>
+        <w:tc>
+          <w:p>
+            <w:pPr>
+              <w:jc w:val="left"/>
+            </w:pPr>
+            <w:r>
+              <w:rPr>
+                <w:rFonts w:ascii="Book Antiqua" w:cs="Book Antiqua" w:eastAsia="Book Antiqua" w:hAnsi="Book Antiqua"/>
+                <w:b w:val="false"/>
+                <w:bCs w:val="false"/>
+                <w:sz w:val="18"/>
+                <w:szCs w:val="18"/>
+              </w:rPr>
+              <w:t xml:space="preserve">Paid UGX 430,000 (Bal UGX 70,000)</w:t>
+            </w:r>
+          </w:p>
+        </w:tc>
+        <w:tc>
+          <w:p>
+            <w:pPr>
+              <w:jc w:val="left"/>
+            </w:pPr>
+            <w:r>
+              <w:rPr>
+                <w:rFonts w:ascii="Book Antiqua" w:cs="Book Antiqua" w:eastAsia="Book Antiqua" w:hAnsi="Book Antiqua"/>
+                <w:b w:val="false"/>
+                <w:bCs w:val="false"/>
+                <w:sz w:val="18"/>
+                <w:szCs w:val="18"/>
+              </w:rPr>
+              <w:t xml:space="preserve">Active</w:t>
+            </w:r>
+          </w:p>
+        </w:tc>
+      </w:tr>
+      <w:tr>
+        <w:tc>
+          <w:p>
+            <w:pPr>
+              <w:jc w:val="left"/>
+            </w:pPr>
+            <w:r>
+              <w:rPr>
+                <w:rFonts w:ascii="Book Antiqua" w:cs="Book Antiqua" w:eastAsia="Book Antiqua" w:hAnsi="Book Antiqua"/>
+                <w:b w:val="false"/>
+                <w:bCs w:val="false"/>
+                <w:sz w:val="18"/>
+                <w:szCs w:val="18"/>
+              </w:rPr>
+              <w:t xml:space="preserve">#9</w:t>
+            </w:r>
+          </w:p>
+        </w:tc>
+        <w:tc>
+          <w:p>
+            <w:pPr>
+              <w:jc w:val="left"/>
+            </w:pPr>
+            <w:r>
+              <w:rPr>
+                <w:rFonts w:ascii="Book Antiqua" w:cs="Book Antiqua" w:eastAsia="Book Antiqua" w:hAnsi="Book Antiqua"/>
+                <w:b w:val="false"/>
+                <w:bCs w:val="false"/>
+                <w:sz w:val="18"/>
+                <w:szCs w:val="18"/>
+              </w:rPr>
+              <w:t xml:space="preserve">Mzee Fred Kakombe</w:t>
+            </w:r>
+          </w:p>
+        </w:tc>
+        <w:tc>
+          <w:p>
+            <w:pPr>
+              <w:jc w:val="left"/>
+            </w:pPr>
+            <w:r>
+              <w:rPr>
+                <w:rFonts w:ascii="Book Antiqua" w:cs="Book Antiqua" w:eastAsia="Book Antiqua" w:hAnsi="Book Antiqua"/>
+                <w:b w:val="false"/>
+                <w:bCs w:val="false"/>
+                <w:sz w:val="18"/>
+                <w:szCs w:val="18"/>
+              </w:rPr>
+              <w:t xml:space="preserve">UGX 235,000</w:t>
+            </w:r>
+          </w:p>
+        </w:tc>
+        <w:tc>
+          <w:p>
+            <w:pPr>
+              <w:jc w:val="left"/>
+            </w:pPr>
+            <w:r>
+              <w:rPr>
+                <w:rFonts w:ascii="Book Antiqua" w:cs="Book Antiqua" w:eastAsia="Book Antiqua" w:hAnsi="Book Antiqua"/>
+                <w:b w:val="false"/>
+                <w:bCs w:val="false"/>
+                <w:sz w:val="18"/>
+                <w:szCs w:val="18"/>
+              </w:rPr>
+              <w:t xml:space="preserve">Paid UGX 150,000 (Bal UGX 85,000)</w:t>
+            </w:r>
+          </w:p>
+        </w:tc>
+        <w:tc>
+          <w:p>
+            <w:pPr>
+              <w:jc w:val="left"/>
+            </w:pPr>
+            <w:r>
+              <w:rPr>
+                <w:rFonts w:ascii="Book Antiqua" w:cs="Book Antiqua" w:eastAsia="Book Antiqua" w:hAnsi="Book Antiqua"/>
+                <w:b w:val="false"/>
+                <w:bCs w:val="false"/>
+                <w:sz w:val="18"/>
+                <w:szCs w:val="18"/>
+              </w:rPr>
+              <w:t xml:space="preserve">Active</w:t>
+            </w:r>
+          </w:p>
+        </w:tc>
+      </w:tr>
+      <w:tr>
+        <w:tc>
+          <w:p>
+            <w:pPr>
+              <w:jc w:val="left"/>
+            </w:pPr>
+            <w:r>
+              <w:rPr>
+                <w:rFonts w:ascii="Book Antiqua" w:cs="Book Antiqua" w:eastAsia="Book Antiqua" w:hAnsi="Book Antiqua"/>
+                <w:b w:val="false"/>
+                <w:bCs w:val="false"/>
+                <w:sz w:val="18"/>
+                <w:szCs w:val="18"/>
+              </w:rPr>
+              <w:t xml:space="preserve">#10</w:t>
+            </w:r>
+          </w:p>
+        </w:tc>
+        <w:tc>
+          <w:p>
+            <w:pPr>
+              <w:jc w:val="left"/>
+            </w:pPr>
+            <w:r>
+              <w:rPr>
+                <w:rFonts w:ascii="Book Antiqua" w:cs="Book Antiqua" w:eastAsia="Book Antiqua" w:hAnsi="Book Antiqua"/>
+                <w:b w:val="false"/>
+                <w:bCs w:val="false"/>
+                <w:sz w:val="18"/>
+                <w:szCs w:val="18"/>
+              </w:rPr>
+              <w:t xml:space="preserve">Jesica Kamuseveni</w:t>
+            </w:r>
+          </w:p>
+        </w:tc>
+        <w:tc>
+          <w:p>
+            <w:pPr>
+              <w:jc w:val="left"/>
+            </w:pPr>
+            <w:r>
+              <w:rPr>
+                <w:rFonts w:ascii="Book Antiqua" w:cs="Book Antiqua" w:eastAsia="Book Antiqua" w:hAnsi="Book Antiqua"/>
+                <w:b w:val="false"/>
+                <w:bCs w:val="false"/>
+                <w:sz w:val="18"/>
+                <w:szCs w:val="18"/>
+              </w:rPr>
+              <w:t xml:space="preserve">UGX 400,000</w:t>
+            </w:r>
+          </w:p>
+        </w:tc>
+        <w:tc>
+          <w:p>
+            <w:pPr>
+              <w:jc w:val="left"/>
+            </w:pPr>
+            <w:r>
+              <w:rPr>
+                <w:rFonts w:ascii="Book Antiqua" w:cs="Book Antiqua" w:eastAsia="Book Antiqua" w:hAnsi="Book Antiqua"/>
+                <w:b w:val="false"/>
+                <w:bCs w:val="false"/>
+                <w:sz w:val="18"/>
+                <w:szCs w:val="18"/>
+              </w:rPr>
+              <w:t xml:space="preserve">Paid UGX 300,000 (Bal UGX 100,000)</w:t>
+            </w:r>
+          </w:p>
+        </w:tc>
+        <w:tc>
+          <w:p>
+            <w:pPr>
+              <w:jc w:val="left"/>
+            </w:pPr>
+            <w:r>
+              <w:rPr>
+                <w:rFonts w:ascii="Book Antiqua" w:cs="Book Antiqua" w:eastAsia="Book Antiqua" w:hAnsi="Book Antiqua"/>
+                <w:b w:val="false"/>
+                <w:bCs w:val="false"/>
+                <w:sz w:val="18"/>
+                <w:szCs w:val="18"/>
+              </w:rPr>
+              <w:t xml:space="preserve">Active</w:t>
+            </w:r>
+          </w:p>
+        </w:tc>
+      </w:tr>
+      <w:tr>
+        <w:tc>
+          <w:p>
+            <w:pPr>
+              <w:jc w:val="left"/>
+            </w:pPr>
+            <w:r>
+              <w:rPr>
+                <w:rFonts w:ascii="Book Antiqua" w:cs="Book Antiqua" w:eastAsia="Book Antiqua" w:hAnsi="Book Antiqua"/>
+                <w:b w:val="false"/>
+                <w:bCs w:val="false"/>
+                <w:sz w:val="18"/>
+                <w:szCs w:val="18"/>
+              </w:rPr>
+              <w:t xml:space="preserve">#11</w:t>
+            </w:r>
+          </w:p>
+        </w:tc>
+        <w:tc>
+          <w:p>
+            <w:pPr>
+              <w:jc w:val="left"/>
+            </w:pPr>
+            <w:r>
+              <w:rPr>
+                <w:rFonts w:ascii="Book Antiqua" w:cs="Book Antiqua" w:eastAsia="Book Antiqua" w:hAnsi="Book Antiqua"/>
+                <w:b w:val="false"/>
+                <w:bCs w:val="false"/>
+                <w:sz w:val="18"/>
+                <w:szCs w:val="18"/>
+              </w:rPr>
+              <w:t xml:space="preserve">Mathias Twijukye</w:t>
+            </w:r>
+          </w:p>
+        </w:tc>
+        <w:tc>
+          <w:p>
+            <w:pPr>
+              <w:jc w:val="left"/>
+            </w:pPr>
+            <w:r>
+              <w:rPr>
+                <w:rFonts w:ascii="Book Antiqua" w:cs="Book Antiqua" w:eastAsia="Book Antiqua" w:hAnsi="Book Antiqua"/>
+                <w:b w:val="false"/>
+                <w:bCs w:val="false"/>
+                <w:sz w:val="18"/>
+                <w:szCs w:val="18"/>
+              </w:rPr>
+              <w:t xml:space="preserve">UGX 130,000</w:t>
+            </w:r>
+          </w:p>
+        </w:tc>
+        <w:tc>
+          <w:p>
+            <w:pPr>
+              <w:jc w:val="left"/>
+            </w:pPr>
+            <w:r>
+              <w:rPr>
+                <w:rFonts w:ascii="Book Antiqua" w:cs="Book Antiqua" w:eastAsia="Book Antiqua" w:hAnsi="Book Antiqua"/>
+                <w:b w:val="false"/>
+                <w:bCs w:val="false"/>
+                <w:sz w:val="18"/>
+                <w:szCs w:val="18"/>
+              </w:rPr>
+              <w:t xml:space="preserve">Paid UGX 280,000 (Bal UGX 0)</w:t>
+            </w:r>
+          </w:p>
+        </w:tc>
+        <w:tc>
+          <w:p>
+            <w:pPr>
+              <w:jc w:val="left"/>
+            </w:pPr>
+            <w:r>
+              <w:rPr>
+                <w:rFonts w:ascii="Book Antiqua" w:cs="Book Antiqua" w:eastAsia="Book Antiqua" w:hAnsi="Book Antiqua"/>
+                <w:b/>
+                <w:bCs/>
+                <w:sz w:val="18"/>
+                <w:szCs w:val="18"/>
+              </w:rPr>
+              <w:t xml:space="preserve">Paid</w:t>
+            </w:r>
+          </w:p>
+        </w:tc>
+      </w:tr>
+      <w:tr>
+        <w:tc>
+          <w:p>
+            <w:pPr>
+              <w:jc w:val="left"/>
+            </w:pPr>
+            <w:r>
+              <w:rPr>
+                <w:rFonts w:ascii="Book Antiqua" w:cs="Book Antiqua" w:eastAsia="Book Antiqua" w:hAnsi="Book Antiqua"/>
+                <w:b w:val="false"/>
+                <w:bCs w:val="false"/>
+                <w:sz w:val="18"/>
+                <w:szCs w:val="18"/>
+              </w:rPr>
+              <w:t xml:space="preserve">#12</w:t>
+            </w:r>
+          </w:p>
+        </w:tc>
+        <w:tc>
+          <w:p>
+            <w:pPr>
+              <w:jc w:val="left"/>
+            </w:pPr>
+            <w:r>
+              <w:rPr>
+                <w:rFonts w:ascii="Book Antiqua" w:cs="Book Antiqua" w:eastAsia="Book Antiqua" w:hAnsi="Book Antiqua"/>
+                <w:b w:val="false"/>
+                <w:bCs w:val="false"/>
+                <w:sz w:val="18"/>
+                <w:szCs w:val="18"/>
+              </w:rPr>
+              <w:t xml:space="preserve">Rwihura Duncan</w:t>
+            </w:r>
+          </w:p>
+        </w:tc>
+        <w:tc>
+          <w:p>
+            <w:pPr>
+              <w:jc w:val="left"/>
+            </w:pPr>
+            <w:r>
+              <w:rPr>
+                <w:rFonts w:ascii="Book Antiqua" w:cs="Book Antiqua" w:eastAsia="Book Antiqua" w:hAnsi="Book Antiqua"/>
+                <w:b w:val="false"/>
+                <w:bCs w:val="false"/>
+                <w:sz w:val="18"/>
+                <w:szCs w:val="18"/>
+              </w:rPr>
+              <w:t xml:space="preserve">UGX 700,000</w:t>
+            </w:r>
+          </w:p>
+        </w:tc>
+        <w:tc>
+          <w:p>
+            <w:pPr>
+              <w:jc w:val="left"/>
+            </w:pPr>
+            <w:r>
+              <w:rPr>
+                <w:rFonts w:ascii="Book Antiqua" w:cs="Book Antiqua" w:eastAsia="Book Antiqua" w:hAnsi="Book Antiqua"/>
+                <w:b w:val="false"/>
+                <w:bCs w:val="false"/>
+                <w:sz w:val="18"/>
+                <w:szCs w:val="18"/>
+              </w:rPr>
+              <w:t xml:space="preserve">Paid UGX 1,022,400 (Bal UGX 0)</w:t>
+            </w:r>
+          </w:p>
+        </w:tc>
+        <w:tc>
+          <w:p>
+            <w:pPr>
+              <w:jc w:val="left"/>
+            </w:pPr>
+            <w:r>
+              <w:rPr>
+                <w:rFonts w:ascii="Book Antiqua" w:cs="Book Antiqua" w:eastAsia="Book Antiqua" w:hAnsi="Book Antiqua"/>
+                <w:b/>
+                <w:bCs/>
+                <w:sz w:val="18"/>
+                <w:szCs w:val="18"/>
+              </w:rPr>
+              <w:t xml:space="preserve">Paid</w:t>
+            </w:r>
+          </w:p>
+        </w:tc>
+      </w:tr>
+      <w:tr>
+        <w:tc>
+          <w:p>
+            <w:pPr>
+              <w:jc w:val="left"/>
+            </w:pPr>
+            <w:r>
+              <w:rPr>
+                <w:rFonts w:ascii="Book Antiqua" w:cs="Book Antiqua" w:eastAsia="Book Antiqua" w:hAnsi="Book Antiqua"/>
+                <w:b w:val="false"/>
+                <w:bCs w:val="false"/>
+                <w:sz w:val="18"/>
+                <w:szCs w:val="18"/>
+              </w:rPr>
+              <w:t xml:space="preserve">#13</w:t>
+            </w:r>
+          </w:p>
+        </w:tc>
+        <w:tc>
+          <w:p>
+            <w:pPr>
+              <w:jc w:val="left"/>
+            </w:pPr>
+            <w:r>
+              <w:rPr>
+                <w:rFonts w:ascii="Book Antiqua" w:cs="Book Antiqua" w:eastAsia="Book Antiqua" w:hAnsi="Book Antiqua"/>
+                <w:b w:val="false"/>
+                <w:bCs w:val="false"/>
+                <w:sz w:val="18"/>
+                <w:szCs w:val="18"/>
+              </w:rPr>
+              <w:t xml:space="preserve">Nasasira Ainaea</w:t>
+            </w:r>
+          </w:p>
+        </w:tc>
+        <w:tc>
+          <w:p>
+            <w:pPr>
+              <w:jc w:val="left"/>
+            </w:pPr>
+            <w:r>
+              <w:rPr>
+                <w:rFonts w:ascii="Book Antiqua" w:cs="Book Antiqua" w:eastAsia="Book Antiqua" w:hAnsi="Book Antiqua"/>
+                <w:b w:val="false"/>
+                <w:bCs w:val="false"/>
+                <w:sz w:val="18"/>
+                <w:szCs w:val="18"/>
+              </w:rPr>
+              <w:t xml:space="preserve">UGX 600,000</w:t>
+            </w:r>
+          </w:p>
+        </w:tc>
+        <w:tc>
+          <w:p>
+            <w:pPr>
+              <w:jc w:val="left"/>
+            </w:pPr>
+            <w:r>
+              <w:rPr>
+                <w:rFonts w:ascii="Book Antiqua" w:cs="Book Antiqua" w:eastAsia="Book Antiqua" w:hAnsi="Book Antiqua"/>
+                <w:b w:val="false"/>
+                <w:bCs w:val="false"/>
+                <w:sz w:val="18"/>
+                <w:szCs w:val="18"/>
+              </w:rPr>
+              <w:t xml:space="preserve">Paid UGX 923,100 (Bal UGX 0)</w:t>
+            </w:r>
+          </w:p>
+        </w:tc>
+        <w:tc>
+          <w:p>
+            <w:pPr>
+              <w:jc w:val="left"/>
+            </w:pPr>
+            <w:r>
+              <w:rPr>
+                <w:rFonts w:ascii="Book Antiqua" w:cs="Book Antiqua" w:eastAsia="Book Antiqua" w:hAnsi="Book Antiqua"/>
+                <w:b/>
+                <w:bCs/>
+                <w:sz w:val="18"/>
+                <w:szCs w:val="18"/>
+              </w:rPr>
+              <w:t xml:space="preserve">Paid</w:t>
+            </w:r>
+          </w:p>
+        </w:tc>
+      </w:tr>
+      <w:tr>
+        <w:tc>
+          <w:p>
+            <w:pPr>
+              <w:jc w:val="left"/>
+            </w:pPr>
+            <w:r>
+              <w:rPr>
+                <w:rFonts w:ascii="Book Antiqua" w:cs="Book Antiqua" w:eastAsia="Book Antiqua" w:hAnsi="Book Antiqua"/>
+                <w:b w:val="false"/>
+                <w:bCs w:val="false"/>
+                <w:sz w:val="18"/>
+                <w:szCs w:val="18"/>
+              </w:rPr>
+              <w:t xml:space="preserve">#14</w:t>
+            </w:r>
+          </w:p>
+        </w:tc>
+        <w:tc>
+          <w:p>
+            <w:pPr>
+              <w:jc w:val="left"/>
+            </w:pPr>
+            <w:r>
+              <w:rPr>
+                <w:rFonts w:ascii="Book Antiqua" w:cs="Book Antiqua" w:eastAsia="Book Antiqua" w:hAnsi="Book Antiqua"/>
+                <w:b w:val="false"/>
+                <w:bCs w:val="false"/>
+                <w:sz w:val="18"/>
+                <w:szCs w:val="18"/>
+              </w:rPr>
+              <w:t xml:space="preserve">Nimusiima Sharon</w:t>
+            </w:r>
+          </w:p>
+        </w:tc>
+        <w:tc>
+          <w:p>
+            <w:pPr>
+              <w:jc w:val="left"/>
+            </w:pPr>
+            <w:r>
+              <w:rPr>
+                <w:rFonts w:ascii="Book Antiqua" w:cs="Book Antiqua" w:eastAsia="Book Antiqua" w:hAnsi="Book Antiqua"/>
+                <w:b w:val="false"/>
+                <w:bCs w:val="false"/>
+                <w:sz w:val="18"/>
+                <w:szCs w:val="18"/>
+              </w:rPr>
+              <w:t xml:space="preserve">UGX 200,000</w:t>
+            </w:r>
+          </w:p>
+        </w:tc>
+        <w:tc>
+          <w:p>
+            <w:pPr>
+              <w:jc w:val="left"/>
+            </w:pPr>
+            <w:r>
+              <w:rPr>
+                <w:rFonts w:ascii="Book Antiqua" w:cs="Book Antiqua" w:eastAsia="Book Antiqua" w:hAnsi="Book Antiqua"/>
+                <w:b w:val="false"/>
+                <w:bCs w:val="false"/>
+                <w:sz w:val="18"/>
+                <w:szCs w:val="18"/>
+              </w:rPr>
+              <w:t xml:space="preserve">Paid UGX 230,000 (Bal UGX 0)</w:t>
+            </w:r>
+          </w:p>
+        </w:tc>
+        <w:tc>
+          <w:p>
+            <w:pPr>
+              <w:jc w:val="left"/>
+            </w:pPr>
+            <w:r>
+              <w:rPr>
+                <w:rFonts w:ascii="Book Antiqua" w:cs="Book Antiqua" w:eastAsia="Book Antiqua" w:hAnsi="Book Antiqua"/>
+                <w:b/>
+                <w:bCs/>
+                <w:sz w:val="18"/>
+                <w:szCs w:val="18"/>
+              </w:rPr>
+              <w:t xml:space="preserve">Paid</w:t>
+            </w:r>
+          </w:p>
+        </w:tc>
+      </w:tr>
+      <w:tr>
+        <w:tc>
+          <w:p>
+            <w:pPr>
+              <w:jc w:val="left"/>
+            </w:pPr>
+            <w:r>
+              <w:rPr>
+                <w:rFonts w:ascii="Book Antiqua" w:cs="Book Antiqua" w:eastAsia="Book Antiqua" w:hAnsi="Book Antiqua"/>
+                <w:b w:val="false"/>
+                <w:bCs w:val="false"/>
+                <w:sz w:val="18"/>
+                <w:szCs w:val="18"/>
+              </w:rPr>
+              <w:t xml:space="preserve">#15</w:t>
+            </w:r>
+          </w:p>
+        </w:tc>
+        <w:tc>
+          <w:p>
+            <w:pPr>
+              <w:jc w:val="left"/>
+            </w:pPr>
+            <w:r>
+              <w:rPr>
+                <w:rFonts w:ascii="Book Antiqua" w:cs="Book Antiqua" w:eastAsia="Book Antiqua" w:hAnsi="Book Antiqua"/>
+                <w:b w:val="false"/>
+                <w:bCs w:val="false"/>
+                <w:sz w:val="18"/>
+                <w:szCs w:val="18"/>
+              </w:rPr>
+              <w:t xml:space="preserve">Fednand Tumusiime</w:t>
+            </w:r>
+          </w:p>
+        </w:tc>
+        <w:tc>
+          <w:p>
+            <w:pPr>
+              <w:jc w:val="left"/>
+            </w:pPr>
+            <w:r>
+              <w:rPr>
+                <w:rFonts w:ascii="Book Antiqua" w:cs="Book Antiqua" w:eastAsia="Book Antiqua" w:hAnsi="Book Antiqua"/>
+                <w:b w:val="false"/>
+                <w:bCs w:val="false"/>
+                <w:sz w:val="18"/>
+                <w:szCs w:val="18"/>
+              </w:rPr>
+              <w:t xml:space="preserve">UGX 150,000</w:t>
+            </w:r>
+          </w:p>
+        </w:tc>
+        <w:tc>
+          <w:p>
+            <w:pPr>
+              <w:jc w:val="left"/>
+            </w:pPr>
+            <w:r>
+              <w:rPr>
+                <w:rFonts w:ascii="Book Antiqua" w:cs="Book Antiqua" w:eastAsia="Book Antiqua" w:hAnsi="Book Antiqua"/>
+                <w:b w:val="false"/>
+                <w:bCs w:val="false"/>
+                <w:sz w:val="18"/>
+                <w:szCs w:val="18"/>
+              </w:rPr>
+              <w:t xml:space="preserve">Paid UGX 360,000 (Bal UGX 0)</w:t>
+            </w:r>
+          </w:p>
+        </w:tc>
+        <w:tc>
+          <w:p>
+            <w:pPr>
+              <w:jc w:val="left"/>
+            </w:pPr>
+            <w:r>
+              <w:rPr>
+                <w:rFonts w:ascii="Book Antiqua" w:cs="Book Antiqua" w:eastAsia="Book Antiqua" w:hAnsi="Book Antiqua"/>
+                <w:b/>
+                <w:bCs/>
+                <w:sz w:val="18"/>
+                <w:szCs w:val="18"/>
+              </w:rPr>
+              <w:t xml:space="preserve">Paid</w:t>
+            </w:r>
+          </w:p>
+        </w:tc>
+      </w:tr>
+      <w:tr>
+        <w:tc>
+          <w:p>
+            <w:pPr>
+              <w:jc w:val="left"/>
+            </w:pPr>
+            <w:r>
+              <w:rPr>
+                <w:rFonts w:ascii="Book Antiqua" w:cs="Book Antiqua" w:eastAsia="Book Antiqua" w:hAnsi="Book Antiqua"/>
+                <w:b w:val="false"/>
+                <w:bCs w:val="false"/>
+                <w:sz w:val="18"/>
+                <w:szCs w:val="18"/>
+              </w:rPr>
+              <w:t xml:space="preserve">#16</w:t>
+            </w:r>
+          </w:p>
+        </w:tc>
+        <w:tc>
+          <w:p>
+            <w:pPr>
+              <w:jc w:val="left"/>
+            </w:pPr>
+            <w:r>
+              <w:rPr>
+                <w:rFonts w:ascii="Book Antiqua" w:cs="Book Antiqua" w:eastAsia="Book Antiqua" w:hAnsi="Book Antiqua"/>
+                <w:b w:val="false"/>
+                <w:bCs w:val="false"/>
+                <w:sz w:val="18"/>
+                <w:szCs w:val="18"/>
+              </w:rPr>
+              <w:t xml:space="preserve">Simon Kulooba</w:t>
+            </w:r>
+          </w:p>
+        </w:tc>
+        <w:tc>
+          <w:p>
+            <w:pPr>
+              <w:jc w:val="left"/>
+            </w:pPr>
+            <w:r>
+              <w:rPr>
+                <w:rFonts w:ascii="Book Antiqua" w:cs="Book Antiqua" w:eastAsia="Book Antiqua" w:hAnsi="Book Antiqua"/>
+                <w:b w:val="false"/>
+                <w:bCs w:val="false"/>
+                <w:sz w:val="18"/>
+                <w:szCs w:val="18"/>
+              </w:rPr>
+              <w:t xml:space="preserve">UGX 400,000</w:t>
+            </w:r>
+          </w:p>
+        </w:tc>
+        <w:tc>
+          <w:p>
+            <w:pPr>
+              <w:jc w:val="left"/>
+            </w:pPr>
+            <w:r>
+              <w:rPr>
+                <w:rFonts w:ascii="Book Antiqua" w:cs="Book Antiqua" w:eastAsia="Book Antiqua" w:hAnsi="Book Antiqua"/>
+                <w:b w:val="false"/>
+                <w:bCs w:val="false"/>
+                <w:sz w:val="18"/>
+                <w:szCs w:val="18"/>
+              </w:rPr>
+              <w:t xml:space="preserve">Paid UGX 110,000 (Bal UGX 290,000)</w:t>
+            </w:r>
+          </w:p>
+        </w:tc>
+        <w:tc>
+          <w:p>
+            <w:pPr>
+              <w:jc w:val="left"/>
+            </w:pPr>
+            <w:r>
+              <w:rPr>
+                <w:rFonts w:ascii="Book Antiqua" w:cs="Book Antiqua" w:eastAsia="Book Antiqua" w:hAnsi="Book Antiqua"/>
+                <w:b w:val="false"/>
+                <w:bCs w:val="false"/>
+                <w:sz w:val="18"/>
+                <w:szCs w:val="18"/>
+              </w:rPr>
+              <w:t xml:space="preserve">Active</w:t>
+            </w:r>
+          </w:p>
+        </w:tc>
+      </w:tr>
+      <w:tr>
+        <w:tc>
+          <w:p>
+            <w:pPr>
+              <w:jc w:val="left"/>
+            </w:pPr>
+            <w:r>
+              <w:rPr>
+                <w:rFonts w:ascii="Book Antiqua" w:cs="Book Antiqua" w:eastAsia="Book Antiqua" w:hAnsi="Book Antiqua"/>
+                <w:b w:val="false"/>
+                <w:bCs w:val="false"/>
+                <w:sz w:val="18"/>
+                <w:szCs w:val="18"/>
+              </w:rPr>
+              <w:t xml:space="preserve">#17</w:t>
+            </w:r>
+          </w:p>
+        </w:tc>
+        <w:tc>
+          <w:p>
+            <w:pPr>
+              <w:jc w:val="left"/>
+            </w:pPr>
+            <w:r>
+              <w:rPr>
+                <w:rFonts w:ascii="Book Antiqua" w:cs="Book Antiqua" w:eastAsia="Book Antiqua" w:hAnsi="Book Antiqua"/>
+                <w:b w:val="false"/>
+                <w:bCs w:val="false"/>
+                <w:sz w:val="18"/>
+                <w:szCs w:val="18"/>
+              </w:rPr>
+              <w:t xml:space="preserve">Frank Begumanya</w:t>
+            </w:r>
+          </w:p>
+        </w:tc>
+        <w:tc>
+          <w:p>
+            <w:pPr>
+              <w:jc w:val="left"/>
+            </w:pPr>
+            <w:r>
+              <w:rPr>
+                <w:rFonts w:ascii="Book Antiqua" w:cs="Book Antiqua" w:eastAsia="Book Antiqua" w:hAnsi="Book Antiqua"/>
+                <w:b w:val="false"/>
+                <w:bCs w:val="false"/>
+                <w:sz w:val="18"/>
+                <w:szCs w:val="18"/>
+              </w:rPr>
+              <w:t xml:space="preserve">UGX 250,000</w:t>
+            </w:r>
+          </w:p>
+        </w:tc>
+        <w:tc>
+          <w:p>
+            <w:pPr>
+              <w:jc w:val="left"/>
+            </w:pPr>
+            <w:r>
+              <w:rPr>
+                <w:rFonts w:ascii="Book Antiqua" w:cs="Book Antiqua" w:eastAsia="Book Antiqua" w:hAnsi="Book Antiqua"/>
+                <w:b w:val="false"/>
+                <w:bCs w:val="false"/>
+                <w:sz w:val="18"/>
+                <w:szCs w:val="18"/>
+              </w:rPr>
+              <w:t xml:space="preserve">Paid UGX 60,000 (Bal UGX 190,000)</w:t>
+            </w:r>
+          </w:p>
+        </w:tc>
+        <w:tc>
+          <w:p>
+            <w:pPr>
+              <w:jc w:val="left"/>
+            </w:pPr>
+            <w:r>
+              <w:rPr>
+                <w:rFonts w:ascii="Book Antiqua" w:cs="Book Antiqua" w:eastAsia="Book Antiqua" w:hAnsi="Book Antiqua"/>
+                <w:b w:val="false"/>
+                <w:bCs w:val="false"/>
+                <w:sz w:val="18"/>
+                <w:szCs w:val="18"/>
+              </w:rPr>
+              <w:t xml:space="preserve">Active</w:t>
+            </w:r>
+          </w:p>
+        </w:tc>
+      </w:tr>
+      <w:tr>
+        <w:tc>
+          <w:p>
+            <w:pPr>
+              <w:jc w:val="left"/>
+            </w:pPr>
+            <w:r>
+              <w:rPr>
+                <w:rFonts w:ascii="Book Antiqua" w:cs="Book Antiqua" w:eastAsia="Book Antiqua" w:hAnsi="Book Antiqua"/>
+                <w:b w:val="false"/>
+                <w:bCs w:val="false"/>
+                <w:sz w:val="18"/>
+                <w:szCs w:val="18"/>
+              </w:rPr>
+              <w:t xml:space="preserve">#18</w:t>
+            </w:r>
+          </w:p>
+        </w:tc>
+        <w:tc>
+          <w:p>
+            <w:pPr>
+              <w:jc w:val="left"/>
+            </w:pPr>
+            <w:r>
+              <w:rPr>
+                <w:rFonts w:ascii="Book Antiqua" w:cs="Book Antiqua" w:eastAsia="Book Antiqua" w:hAnsi="Book Antiqua"/>
+                <w:b w:val="false"/>
+                <w:bCs w:val="false"/>
+                <w:sz w:val="18"/>
+                <w:szCs w:val="18"/>
+              </w:rPr>
+              <w:t xml:space="preserve">Alex Muzahura</w:t>
+            </w:r>
+          </w:p>
+        </w:tc>
+        <w:tc>
+          <w:p>
+            <w:pPr>
+              <w:jc w:val="left"/>
+            </w:pPr>
+            <w:r>
+              <w:rPr>
+                <w:rFonts w:ascii="Book Antiqua" w:cs="Book Antiqua" w:eastAsia="Book Antiqua" w:hAnsi="Book Antiqua"/>
+                <w:b w:val="false"/>
+                <w:bCs w:val="false"/>
+                <w:sz w:val="18"/>
+                <w:szCs w:val="18"/>
+              </w:rPr>
+              <w:t xml:space="preserve">UGX 70,000</w:t>
+            </w:r>
+          </w:p>
+        </w:tc>
+        <w:tc>
+          <w:p>
+            <w:pPr>
+              <w:jc w:val="left"/>
+            </w:pPr>
+            <w:r>
+              <w:rPr>
+                <w:rFonts w:ascii="Book Antiqua" w:cs="Book Antiqua" w:eastAsia="Book Antiqua" w:hAnsi="Book Antiqua"/>
+                <w:b w:val="false"/>
+                <w:bCs w:val="false"/>
+                <w:sz w:val="18"/>
+                <w:szCs w:val="18"/>
+              </w:rPr>
+              <w:t xml:space="preserve">Paid UGX 0 (Bal UGX 70,000)</w:t>
+            </w:r>
+          </w:p>
+        </w:tc>
+        <w:tc>
+          <w:p>
+            <w:pPr>
+              <w:jc w:val="left"/>
+            </w:pPr>
+            <w:r>
+              <w:rPr>
+                <w:rFonts w:ascii="Book Antiqua" w:cs="Book Antiqua" w:eastAsia="Book Antiqua" w:hAnsi="Book Antiqua"/>
+                <w:b w:val="false"/>
+                <w:bCs w:val="false"/>
+                <w:sz w:val="18"/>
+                <w:szCs w:val="18"/>
+              </w:rPr>
+              <w:t xml:space="preserve">Active</w:t>
+            </w:r>
+          </w:p>
+        </w:tc>
+      </w:tr>
+      <w:tr>
+        <w:tc>
+          <w:p>
+            <w:pPr>
+              <w:jc w:val="left"/>
+            </w:pPr>
+            <w:r>
+              <w:rPr>
+                <w:rFonts w:ascii="Book Antiqua" w:cs="Book Antiqua" w:eastAsia="Book Antiqua" w:hAnsi="Book Antiqua"/>
+                <w:b w:val="false"/>
+                <w:bCs w:val="false"/>
+                <w:sz w:val="18"/>
+                <w:szCs w:val="18"/>
+              </w:rPr>
+              <w:t xml:space="preserve">#19</w:t>
+            </w:r>
+          </w:p>
+        </w:tc>
+        <w:tc>
+          <w:p>
+            <w:pPr>
+              <w:jc w:val="left"/>
+            </w:pPr>
+            <w:r>
+              <w:rPr>
+                <w:rFonts w:ascii="Book Antiqua" w:cs="Book Antiqua" w:eastAsia="Book Antiqua" w:hAnsi="Book Antiqua"/>
+                <w:b w:val="false"/>
+                <w:bCs w:val="false"/>
+                <w:sz w:val="18"/>
+                <w:szCs w:val="18"/>
+              </w:rPr>
+              <w:t xml:space="preserve">Ainebyona Mebo</w:t>
+            </w:r>
+          </w:p>
+        </w:tc>
+        <w:tc>
+          <w:p>
+            <w:pPr>
+              <w:jc w:val="left"/>
+            </w:pPr>
+            <w:r>
+              <w:rPr>
+                <w:rFonts w:ascii="Book Antiqua" w:cs="Book Antiqua" w:eastAsia="Book Antiqua" w:hAnsi="Book Antiqua"/>
+                <w:b w:val="false"/>
+                <w:bCs w:val="false"/>
+                <w:sz w:val="18"/>
+                <w:szCs w:val="18"/>
+              </w:rPr>
+              <w:t xml:space="preserve">UGX 100,000</w:t>
+            </w:r>
+          </w:p>
+        </w:tc>
+        <w:tc>
+          <w:p>
+            <w:pPr>
+              <w:jc w:val="left"/>
+            </w:pPr>
+            <w:r>
+              <w:rPr>
+                <w:rFonts w:ascii="Book Antiqua" w:cs="Book Antiqua" w:eastAsia="Book Antiqua" w:hAnsi="Book Antiqua"/>
+                <w:b w:val="false"/>
+                <w:bCs w:val="false"/>
+                <w:sz w:val="18"/>
+                <w:szCs w:val="18"/>
+              </w:rPr>
+              <w:t xml:space="preserve">Paid UGX 100,000 (Bal UGX 0)</w:t>
+            </w:r>
+          </w:p>
+        </w:tc>
+        <w:tc>
+          <w:p>
+            <w:pPr>
+              <w:jc w:val="left"/>
+            </w:pPr>
+            <w:r>
+              <w:rPr>
+                <w:rFonts w:ascii="Book Antiqua" w:cs="Book Antiqua" w:eastAsia="Book Antiqua" w:hAnsi="Book Antiqua"/>
+                <w:b/>
+                <w:bCs/>
+                <w:sz w:val="18"/>
+                <w:szCs w:val="18"/>
+              </w:rPr>
+              <w:t xml:space="preserve">Paid</w:t>
+            </w:r>
+          </w:p>
+        </w:tc>
+      </w:tr>
+      <w:tr>
+        <w:tc>
+          <w:p>
+            <w:pPr>
+              <w:jc w:val="left"/>
+            </w:pPr>
+            <w:r>
+              <w:rPr>
+                <w:rFonts w:ascii="Book Antiqua" w:cs="Book Antiqua" w:eastAsia="Book Antiqua" w:hAnsi="Book Antiqua"/>
+                <w:b w:val="false"/>
+                <w:bCs w:val="false"/>
+                <w:sz w:val="18"/>
+                <w:szCs w:val="18"/>
+              </w:rPr>
+              <w:t xml:space="preserve">#20</w:t>
+            </w:r>
+          </w:p>
+        </w:tc>
+        <w:tc>
+          <w:p>
+            <w:pPr>
+              <w:jc w:val="left"/>
+            </w:pPr>
+            <w:r>
+              <w:rPr>
+                <w:rFonts w:ascii="Book Antiqua" w:cs="Book Antiqua" w:eastAsia="Book Antiqua" w:hAnsi="Book Antiqua"/>
+                <w:b w:val="false"/>
+                <w:bCs w:val="false"/>
+                <w:sz w:val="18"/>
+                <w:szCs w:val="18"/>
+              </w:rPr>
+              <w:t xml:space="preserve">muzahura  alex</w:t>
+            </w:r>
+          </w:p>
+        </w:tc>
+        <w:tc>
+          <w:p>
+            <w:pPr>
+              <w:jc w:val="left"/>
+            </w:pPr>
+            <w:r>
+              <w:rPr>
+                <w:rFonts w:ascii="Book Antiqua" w:cs="Book Antiqua" w:eastAsia="Book Antiqua" w:hAnsi="Book Antiqua"/>
+                <w:b w:val="false"/>
+                <w:bCs w:val="false"/>
+                <w:sz w:val="18"/>
+                <w:szCs w:val="18"/>
+              </w:rPr>
+              <w:t xml:space="preserve">UGX 90,000</w:t>
+            </w:r>
+          </w:p>
+        </w:tc>
+        <w:tc>
+          <w:p>
+            <w:pPr>
+              <w:jc w:val="left"/>
+            </w:pPr>
+            <w:r>
+              <w:rPr>
+                <w:rFonts w:ascii="Book Antiqua" w:cs="Book Antiqua" w:eastAsia="Book Antiqua" w:hAnsi="Book Antiqua"/>
+                <w:b w:val="false"/>
+                <w:bCs w:val="false"/>
+                <w:sz w:val="18"/>
+                <w:szCs w:val="18"/>
+              </w:rPr>
+              <w:t xml:space="preserve">Paid UGX 50,000 (Bal UGX 40,000)</w:t>
+            </w:r>
+          </w:p>
+        </w:tc>
+        <w:tc>
+          <w:p>
+            <w:pPr>
+              <w:jc w:val="left"/>
+            </w:pPr>
+            <w:r>
+              <w:rPr>
+                <w:rFonts w:ascii="Book Antiqua" w:cs="Book Antiqua" w:eastAsia="Book Antiqua" w:hAnsi="Book Antiqua"/>
+                <w:b w:val="false"/>
+                <w:bCs w:val="false"/>
+                <w:sz w:val="18"/>
+                <w:szCs w:val="18"/>
+              </w:rPr>
+              <w:t xml:space="preserve">Active</w:t>
+            </w:r>
+          </w:p>
+        </w:tc>
+      </w:tr>
+      <w:tr>
+        <w:tc>
+          <w:p>
+            <w:pPr>
+              <w:jc w:val="left"/>
+            </w:pPr>
+            <w:r>
+              <w:rPr>
+                <w:rFonts w:ascii="Book Antiqua" w:cs="Book Antiqua" w:eastAsia="Book Antiqua" w:hAnsi="Book Antiqua"/>
+                <w:b w:val="false"/>
+                <w:bCs w:val="false"/>
+                <w:sz w:val="18"/>
+                <w:szCs w:val="18"/>
+              </w:rPr>
+              <w:t xml:space="preserve">#21</w:t>
+            </w:r>
+          </w:p>
+        </w:tc>
+        <w:tc>
+          <w:p>
+            <w:pPr>
+              <w:jc w:val="left"/>
+            </w:pPr>
+            <w:r>
+              <w:rPr>
+                <w:rFonts w:ascii="Book Antiqua" w:cs="Book Antiqua" w:eastAsia="Book Antiqua" w:hAnsi="Book Antiqua"/>
+                <w:b w:val="false"/>
+                <w:bCs w:val="false"/>
+                <w:sz w:val="18"/>
+                <w:szCs w:val="18"/>
+              </w:rPr>
+              <w:t xml:space="preserve">kyomugasho jolly</w:t>
+            </w:r>
+          </w:p>
+        </w:tc>
+        <w:tc>
+          <w:p>
+            <w:pPr>
+              <w:jc w:val="left"/>
+            </w:pPr>
+            <w:r>
+              <w:rPr>
+                <w:rFonts w:ascii="Book Antiqua" w:cs="Book Antiqua" w:eastAsia="Book Antiqua" w:hAnsi="Book Antiqua"/>
+                <w:b w:val="false"/>
+                <w:bCs w:val="false"/>
+                <w:sz w:val="18"/>
+                <w:szCs w:val="18"/>
+              </w:rPr>
+              <w:t xml:space="preserve">UGX 400,000</w:t>
+            </w:r>
+          </w:p>
+        </w:tc>
+        <w:tc>
+          <w:p>
+            <w:pPr>
+              <w:jc w:val="left"/>
+            </w:pPr>
+            <w:r>
+              <w:rPr>
+                <w:rFonts w:ascii="Book Antiqua" w:cs="Book Antiqua" w:eastAsia="Book Antiqua" w:hAnsi="Book Antiqua"/>
+                <w:b w:val="false"/>
+                <w:bCs w:val="false"/>
+                <w:sz w:val="18"/>
+                <w:szCs w:val="18"/>
+              </w:rPr>
+              <w:t xml:space="preserve">Paid UGX 0 (Bal UGX 400,000)</w:t>
+            </w:r>
+          </w:p>
+        </w:tc>
+        <w:tc>
+          <w:p>
+            <w:pPr>
+              <w:jc w:val="left"/>
+            </w:pPr>
+            <w:r>
+              <w:rPr>
+                <w:rFonts w:ascii="Book Antiqua" w:cs="Book Antiqua" w:eastAsia="Book Antiqua" w:hAnsi="Book Antiqua"/>
+                <w:b w:val="false"/>
+                <w:bCs w:val="false"/>
+                <w:sz w:val="18"/>
+                <w:szCs w:val="18"/>
+              </w:rPr>
+              <w:t xml:space="preserve">Active</w:t>
+            </w:r>
+          </w:p>
+        </w:tc>
+      </w:tr>
+      <w:tr>
+        <w:tc>
+          <w:p>
+            <w:pPr>
+              <w:jc w:val="left"/>
+            </w:pPr>
+            <w:r>
+              <w:rPr>
+                <w:rFonts w:ascii="Book Antiqua" w:cs="Book Antiqua" w:eastAsia="Book Antiqua" w:hAnsi="Book Antiqua"/>
+                <w:b w:val="false"/>
+                <w:bCs w:val="false"/>
+                <w:sz w:val="18"/>
+                <w:szCs w:val="18"/>
+              </w:rPr>
+              <w:t xml:space="preserve">#22</w:t>
+            </w:r>
+          </w:p>
+        </w:tc>
+        <w:tc>
+          <w:p>
+            <w:pPr>
+              <w:jc w:val="left"/>
+            </w:pPr>
+            <w:r>
+              <w:rPr>
+                <w:rFonts w:ascii="Book Antiqua" w:cs="Book Antiqua" w:eastAsia="Book Antiqua" w:hAnsi="Book Antiqua"/>
+                <w:b w:val="false"/>
+                <w:bCs w:val="false"/>
+                <w:sz w:val="18"/>
+                <w:szCs w:val="18"/>
+              </w:rPr>
+              <w:t xml:space="preserve">Mathias Akampurira</w:t>
+            </w:r>
+          </w:p>
+        </w:tc>
+        <w:tc>
+          <w:p>
+            <w:pPr>
+              <w:jc w:val="left"/>
+            </w:pPr>
+            <w:r>
+              <w:rPr>
+                <w:rFonts w:ascii="Book Antiqua" w:cs="Book Antiqua" w:eastAsia="Book Antiqua" w:hAnsi="Book Antiqua"/>
+                <w:b w:val="false"/>
+                <w:bCs w:val="false"/>
+                <w:sz w:val="18"/>
+                <w:szCs w:val="18"/>
+              </w:rPr>
+              <w:t xml:space="preserve">UGX 160,000</w:t>
+            </w:r>
+          </w:p>
+        </w:tc>
+        <w:tc>
+          <w:p>
+            <w:pPr>
+              <w:jc w:val="left"/>
+            </w:pPr>
+            <w:r>
+              <w:rPr>
+                <w:rFonts w:ascii="Book Antiqua" w:cs="Book Antiqua" w:eastAsia="Book Antiqua" w:hAnsi="Book Antiqua"/>
+                <w:b w:val="false"/>
+                <w:bCs w:val="false"/>
+                <w:sz w:val="18"/>
+                <w:szCs w:val="18"/>
+              </w:rPr>
+              <w:t xml:space="preserve">Paid UGX 160,000 (Bal UGX 0)</w:t>
+            </w:r>
+          </w:p>
+        </w:tc>
+        <w:tc>
+          <w:p>
+            <w:pPr>
+              <w:jc w:val="left"/>
+            </w:pPr>
+            <w:r>
+              <w:rPr>
+                <w:rFonts w:ascii="Book Antiqua" w:cs="Book Antiqua" w:eastAsia="Book Antiqua" w:hAnsi="Book Antiqua"/>
+                <w:b/>
+                <w:bCs/>
+                <w:sz w:val="18"/>
+                <w:szCs w:val="18"/>
+              </w:rPr>
+              <w:t xml:space="preserve">Paid</w:t>
+            </w:r>
+          </w:p>
+        </w:tc>
+      </w:tr>
+      <w:tr>
+        <w:tc>
+          <w:p>
+            <w:pPr>
+              <w:jc w:val="left"/>
+            </w:pPr>
+            <w:r>
+              <w:rPr>
+                <w:rFonts w:ascii="Book Antiqua" w:cs="Book Antiqua" w:eastAsia="Book Antiqua" w:hAnsi="Book Antiqua"/>
+                <w:b w:val="false"/>
+                <w:bCs w:val="false"/>
+                <w:sz w:val="18"/>
+                <w:szCs w:val="18"/>
+              </w:rPr>
+              <w:t xml:space="preserve">#23</w:t>
+            </w:r>
+          </w:p>
+        </w:tc>
+        <w:tc>
+          <w:p>
+            <w:pPr>
+              <w:jc w:val="left"/>
+            </w:pPr>
+            <w:r>
+              <w:rPr>
+                <w:rFonts w:ascii="Book Antiqua" w:cs="Book Antiqua" w:eastAsia="Book Antiqua" w:hAnsi="Book Antiqua"/>
+                <w:b w:val="false"/>
+                <w:bCs w:val="false"/>
+                <w:sz w:val="18"/>
+                <w:szCs w:val="18"/>
+              </w:rPr>
+              <w:t xml:space="preserve">Frank  manager</w:t>
+            </w:r>
+          </w:p>
+        </w:tc>
+        <w:tc>
+          <w:p>
+            <w:pPr>
+              <w:jc w:val="left"/>
+            </w:pPr>
+            <w:r>
+              <w:rPr>
+                <w:rFonts w:ascii="Book Antiqua" w:cs="Book Antiqua" w:eastAsia="Book Antiqua" w:hAnsi="Book Antiqua"/>
+                <w:b w:val="false"/>
+                <w:bCs w:val="false"/>
+                <w:sz w:val="18"/>
+                <w:szCs w:val="18"/>
+              </w:rPr>
+              <w:t xml:space="preserve">UGX 507,000</w:t>
+            </w:r>
+          </w:p>
+        </w:tc>
+        <w:tc>
+          <w:p>
+            <w:pPr>
+              <w:jc w:val="left"/>
+            </w:pPr>
+            <w:r>
+              <w:rPr>
+                <w:rFonts w:ascii="Book Antiqua" w:cs="Book Antiqua" w:eastAsia="Book Antiqua" w:hAnsi="Book Antiqua"/>
+                <w:b w:val="false"/>
+                <w:bCs w:val="false"/>
+                <w:sz w:val="18"/>
+                <w:szCs w:val="18"/>
+              </w:rPr>
+              <w:t xml:space="preserve">Paid UGX 1,007,000 (Bal UGX 0)</w:t>
+            </w:r>
+          </w:p>
+        </w:tc>
+        <w:tc>
+          <w:p>
+            <w:pPr>
+              <w:jc w:val="left"/>
+            </w:pPr>
+            <w:r>
+              <w:rPr>
+                <w:rFonts w:ascii="Book Antiqua" w:cs="Book Antiqua" w:eastAsia="Book Antiqua" w:hAnsi="Book Antiqua"/>
+                <w:b/>
+                <w:bCs/>
+                <w:sz w:val="18"/>
+                <w:szCs w:val="18"/>
+              </w:rPr>
+              <w:t xml:space="preserve">Paid</w:t>
+            </w:r>
+          </w:p>
+        </w:tc>
+      </w:tr>
+      <w:tr>
+        <w:tc>
+          <w:p>
+            <w:pPr>
+              <w:jc w:val="left"/>
+            </w:pPr>
+            <w:r>
+              <w:rPr>
+                <w:rFonts w:ascii="Book Antiqua" w:cs="Book Antiqua" w:eastAsia="Book Antiqua" w:hAnsi="Book Antiqua"/>
+                <w:b w:val="false"/>
+                <w:bCs w:val="false"/>
+                <w:sz w:val="18"/>
+                <w:szCs w:val="18"/>
+              </w:rPr>
+              <w:t xml:space="preserve">#24</w:t>
+            </w:r>
+          </w:p>
+        </w:tc>
+        <w:tc>
+          <w:p>
+            <w:pPr>
+              <w:jc w:val="left"/>
+            </w:pPr>
+            <w:r>
+              <w:rPr>
+                <w:rFonts w:ascii="Book Antiqua" w:cs="Book Antiqua" w:eastAsia="Book Antiqua" w:hAnsi="Book Antiqua"/>
+                <w:b w:val="false"/>
+                <w:bCs w:val="false"/>
+                <w:sz w:val="18"/>
+                <w:szCs w:val="18"/>
+              </w:rPr>
+              <w:t xml:space="preserve">Elliot</w:t>
+            </w:r>
+          </w:p>
+        </w:tc>
+        <w:tc>
+          <w:p>
+            <w:pPr>
+              <w:jc w:val="left"/>
+            </w:pPr>
+            <w:r>
+              <w:rPr>
+                <w:rFonts w:ascii="Book Antiqua" w:cs="Book Antiqua" w:eastAsia="Book Antiqua" w:hAnsi="Book Antiqua"/>
+                <w:b w:val="false"/>
+                <w:bCs w:val="false"/>
+                <w:sz w:val="18"/>
+                <w:szCs w:val="18"/>
+              </w:rPr>
+              <w:t xml:space="preserve">UGX 300,000</w:t>
+            </w:r>
+          </w:p>
+        </w:tc>
+        <w:tc>
+          <w:p>
+            <w:pPr>
+              <w:jc w:val="left"/>
+            </w:pPr>
+            <w:r>
+              <w:rPr>
+                <w:rFonts w:ascii="Book Antiqua" w:cs="Book Antiqua" w:eastAsia="Book Antiqua" w:hAnsi="Book Antiqua"/>
+                <w:b w:val="false"/>
+                <w:bCs w:val="false"/>
+                <w:sz w:val="18"/>
+                <w:szCs w:val="18"/>
+              </w:rPr>
+              <w:t xml:space="preserve">Paid UGX 0 (Bal UGX 300,000)</w:t>
+            </w:r>
+          </w:p>
+        </w:tc>
+        <w:tc>
+          <w:p>
+            <w:pPr>
+              <w:jc w:val="left"/>
+            </w:pPr>
+            <w:r>
+              <w:rPr>
+                <w:rFonts w:ascii="Book Antiqua" w:cs="Book Antiqua" w:eastAsia="Book Antiqua" w:hAnsi="Book Antiqua"/>
+                <w:b w:val="false"/>
+                <w:bCs w:val="false"/>
+                <w:sz w:val="18"/>
+                <w:szCs w:val="18"/>
+              </w:rPr>
+              <w:t xml:space="preserve">Active</w:t>
+            </w:r>
+          </w:p>
+        </w:tc>
+      </w:tr>
+      <w:tr>
+        <w:tc>
+          <w:p>
+            <w:pPr>
+              <w:jc w:val="left"/>
+            </w:pPr>
+            <w:r>
+              <w:rPr>
+                <w:rFonts w:ascii="Book Antiqua" w:cs="Book Antiqua" w:eastAsia="Book Antiqua" w:hAnsi="Book Antiqua"/>
+                <w:b w:val="false"/>
+                <w:bCs w:val="false"/>
+                <w:sz w:val="18"/>
+                <w:szCs w:val="18"/>
+              </w:rPr>
+              <w:t xml:space="preserve">#25</w:t>
+            </w:r>
+          </w:p>
+        </w:tc>
+        <w:tc>
+          <w:p>
+            <w:pPr>
+              <w:jc w:val="left"/>
+            </w:pPr>
+            <w:r>
+              <w:rPr>
+                <w:rFonts w:ascii="Book Antiqua" w:cs="Book Antiqua" w:eastAsia="Book Antiqua" w:hAnsi="Book Antiqua"/>
+                <w:b w:val="false"/>
+                <w:bCs w:val="false"/>
+                <w:sz w:val="18"/>
+                <w:szCs w:val="18"/>
+              </w:rPr>
+              <w:t xml:space="preserve">Nayebare Prossy</w:t>
+            </w:r>
+          </w:p>
+        </w:tc>
+        <w:tc>
+          <w:p>
+            <w:pPr>
+              <w:jc w:val="left"/>
+            </w:pPr>
+            <w:r>
+              <w:rPr>
+                <w:rFonts w:ascii="Book Antiqua" w:cs="Book Antiqua" w:eastAsia="Book Antiqua" w:hAnsi="Book Antiqua"/>
+                <w:b w:val="false"/>
+                <w:bCs w:val="false"/>
+                <w:sz w:val="18"/>
+                <w:szCs w:val="18"/>
+              </w:rPr>
+              <w:t xml:space="preserve">UGX 500,000</w:t>
+            </w:r>
+          </w:p>
+        </w:tc>
+        <w:tc>
+          <w:p>
+            <w:pPr>
+              <w:jc w:val="left"/>
+            </w:pPr>
+            <w:r>
+              <w:rPr>
+                <w:rFonts w:ascii="Book Antiqua" w:cs="Book Antiqua" w:eastAsia="Book Antiqua" w:hAnsi="Book Antiqua"/>
+                <w:b w:val="false"/>
+                <w:bCs w:val="false"/>
+                <w:sz w:val="18"/>
+                <w:szCs w:val="18"/>
+              </w:rPr>
+              <w:t xml:space="preserve">Paid UGX 100,000 (Bal UGX 400,000)</w:t>
+            </w:r>
+          </w:p>
+        </w:tc>
+        <w:tc>
+          <w:p>
+            <w:pPr>
+              <w:jc w:val="left"/>
+            </w:pPr>
+            <w:r>
+              <w:rPr>
+                <w:rFonts w:ascii="Book Antiqua" w:cs="Book Antiqua" w:eastAsia="Book Antiqua" w:hAnsi="Book Antiqua"/>
+                <w:b w:val="false"/>
+                <w:bCs w:val="false"/>
+                <w:sz w:val="18"/>
+                <w:szCs w:val="18"/>
+              </w:rPr>
+              <w:t xml:space="preserve">Active</w:t>
+            </w:r>
+          </w:p>
+        </w:tc>
+      </w:tr>
+      <w:tr>
+        <w:tc>
+          <w:p>
+            <w:pPr>
+              <w:jc w:val="left"/>
+            </w:pPr>
+            <w:r>
+              <w:rPr>
+                <w:rFonts w:ascii="Book Antiqua" w:cs="Book Antiqua" w:eastAsia="Book Antiqua" w:hAnsi="Book Antiqua"/>
+                <w:b w:val="false"/>
+                <w:bCs w:val="false"/>
+                <w:sz w:val="18"/>
+                <w:szCs w:val="18"/>
+              </w:rPr>
+              <w:t xml:space="preserve">#26</w:t>
+            </w:r>
+          </w:p>
+        </w:tc>
+        <w:tc>
+          <w:p>
+            <w:pPr>
+              <w:jc w:val="left"/>
+            </w:pPr>
+            <w:r>
+              <w:rPr>
+                <w:rFonts w:ascii="Book Antiqua" w:cs="Book Antiqua" w:eastAsia="Book Antiqua" w:hAnsi="Book Antiqua"/>
+                <w:b w:val="false"/>
+                <w:bCs w:val="false"/>
+                <w:sz w:val="18"/>
+                <w:szCs w:val="18"/>
+              </w:rPr>
+              <w:t xml:space="preserve">Norman</w:t>
+            </w:r>
+          </w:p>
+        </w:tc>
+        <w:tc>
+          <w:p>
+            <w:pPr>
+              <w:jc w:val="left"/>
+            </w:pPr>
+            <w:r>
+              <w:rPr>
+                <w:rFonts w:ascii="Book Antiqua" w:cs="Book Antiqua" w:eastAsia="Book Antiqua" w:hAnsi="Book Antiqua"/>
+                <w:b w:val="false"/>
+                <w:bCs w:val="false"/>
+                <w:sz w:val="18"/>
+                <w:szCs w:val="18"/>
+              </w:rPr>
+              <w:t xml:space="preserve">UGX 250,000</w:t>
+            </w:r>
+          </w:p>
+        </w:tc>
+        <w:tc>
+          <w:p>
+            <w:pPr>
+              <w:jc w:val="left"/>
+            </w:pPr>
+            <w:r>
+              <w:rPr>
+                <w:rFonts w:ascii="Book Antiqua" w:cs="Book Antiqua" w:eastAsia="Book Antiqua" w:hAnsi="Book Antiqua"/>
+                <w:b w:val="false"/>
+                <w:bCs w:val="false"/>
+                <w:sz w:val="18"/>
+                <w:szCs w:val="18"/>
+              </w:rPr>
+              <w:t xml:space="preserve">Paid UGX 50,000 (Bal UGX 200,000)</w:t>
+            </w:r>
+          </w:p>
+        </w:tc>
+        <w:tc>
+          <w:p>
+            <w:pPr>
+              <w:jc w:val="left"/>
+            </w:pPr>
+            <w:r>
+              <w:rPr>
+                <w:rFonts w:ascii="Book Antiqua" w:cs="Book Antiqua" w:eastAsia="Book Antiqua" w:hAnsi="Book Antiqua"/>
+                <w:b w:val="false"/>
+                <w:bCs w:val="false"/>
+                <w:sz w:val="18"/>
+                <w:szCs w:val="18"/>
+              </w:rPr>
+              <w:t xml:space="preserve">Active</w:t>
+            </w:r>
+          </w:p>
+        </w:tc>
+      </w:tr>
+      <w:tr>
+        <w:tc>
+          <w:p>
+            <w:pPr>
+              <w:jc w:val="left"/>
+            </w:pPr>
+            <w:r>
+              <w:rPr>
+                <w:rFonts w:ascii="Book Antiqua" w:cs="Book Antiqua" w:eastAsia="Book Antiqua" w:hAnsi="Book Antiqua"/>
+                <w:b w:val="false"/>
+                <w:bCs w:val="false"/>
+                <w:sz w:val="18"/>
+                <w:szCs w:val="18"/>
+              </w:rPr>
+              <w:t xml:space="preserve">#27</w:t>
+            </w:r>
+          </w:p>
+        </w:tc>
+        <w:tc>
+          <w:p>
+            <w:pPr>
+              <w:jc w:val="left"/>
+            </w:pPr>
+            <w:r>
+              <w:rPr>
+                <w:rFonts w:ascii="Book Antiqua" w:cs="Book Antiqua" w:eastAsia="Book Antiqua" w:hAnsi="Book Antiqua"/>
+                <w:b w:val="false"/>
+                <w:bCs w:val="false"/>
+                <w:sz w:val="18"/>
+                <w:szCs w:val="18"/>
+              </w:rPr>
+              <w:t xml:space="preserve">jolly</w:t>
+            </w:r>
+          </w:p>
+        </w:tc>
+        <w:tc>
+          <w:p>
+            <w:pPr>
+              <w:jc w:val="left"/>
+            </w:pPr>
+            <w:r>
+              <w:rPr>
+                <w:rFonts w:ascii="Book Antiqua" w:cs="Book Antiqua" w:eastAsia="Book Antiqua" w:hAnsi="Book Antiqua"/>
+                <w:b w:val="false"/>
+                <w:bCs w:val="false"/>
+                <w:sz w:val="18"/>
+                <w:szCs w:val="18"/>
+              </w:rPr>
+              <w:t xml:space="preserve">UGX 300,000</w:t>
+            </w:r>
+          </w:p>
+        </w:tc>
+        <w:tc>
+          <w:p>
+            <w:pPr>
+              <w:jc w:val="left"/>
+            </w:pPr>
+            <w:r>
+              <w:rPr>
+                <w:rFonts w:ascii="Book Antiqua" w:cs="Book Antiqua" w:eastAsia="Book Antiqua" w:hAnsi="Book Antiqua"/>
+                <w:b w:val="false"/>
+                <w:bCs w:val="false"/>
+                <w:sz w:val="18"/>
+                <w:szCs w:val="18"/>
+              </w:rPr>
+              <w:t xml:space="preserve">Paid UGX 0 (Bal UGX 300,000)</w:t>
+            </w:r>
+          </w:p>
+        </w:tc>
+        <w:tc>
+          <w:p>
+            <w:pPr>
+              <w:jc w:val="left"/>
+            </w:pPr>
+            <w:r>
+              <w:rPr>
+                <w:rFonts w:ascii="Book Antiqua" w:cs="Book Antiqua" w:eastAsia="Book Antiqua" w:hAnsi="Book Antiqua"/>
+                <w:b w:val="false"/>
+                <w:bCs w:val="false"/>
+                <w:sz w:val="18"/>
+                <w:szCs w:val="18"/>
               </w:rPr>
               <w:t xml:space="preserve">Active</w:t>
             </w:r>
@@ -3162,8 +6176,8 @@
       </w:tr>
     </w:tbl>
     <w:sectPr>
-      <w:pgSz w:w="11906" w:h="16838" w:orient="portrait"/>
-      <w:pgMar w:top="1440" w:right="1440" w:bottom="1440" w:left="1440" w:header="708" w:footer="708" w:gutter="0"/>
+      <w:pgSz w:w="16838" w:h="11906" w:orient="landscape"/>
+      <w:pgMar w:top="720" w:right="720" w:bottom="720" w:left="720" w:header="708" w:footer="708" w:gutter="0"/>
       <w:pgNumType/>
       <w:docGrid w:linePitch="360"/>
     </w:sectPr>
